--- a/paper_output/Makale2_Method_TR.docx
+++ b/paper_output/Makale2_Method_TR.docx
@@ -1,16 +1,16 @@
 
 <file path=word/document.xml><?xml version="1.0" encoding="utf-8"?>
-<w:document xmlns:w="http://schemas.openxmlformats.org/wordprocessingml/2006/main" xmlns:m="http://schemas.openxmlformats.org/officeDocument/2006/math" xmlns:r="http://schemas.openxmlformats.org/officeDocument/2006/relationships" xmlns:o="urn:schemas-microsoft-com:office:office" xmlns:v="urn:schemas-microsoft-com:vml" xmlns:w10="urn:schemas-microsoft-com:office:word" xmlns:a="http://schemas.openxmlformats.org/drawingml/2006/main" xmlns:pic="http://schemas.openxmlformats.org/drawingml/2006/picture" xmlns:wp="http://schemas.openxmlformats.org/drawingml/2006/wordprocessingDrawing">
+<w:document xmlns:wpc="http://schemas.microsoft.com/office/word/2010/wordprocessingCanvas" xmlns:cx="http://schemas.microsoft.com/office/drawing/2014/chartex" xmlns:cx1="http://schemas.microsoft.com/office/drawing/2015/9/8/chartex" xmlns:cx2="http://schemas.microsoft.com/office/drawing/2015/10/21/chartex" xmlns:cx3="http://schemas.microsoft.com/office/drawing/2016/5/9/chartex" xmlns:cx4="http://schemas.microsoft.com/office/drawing/2016/5/10/chartex" xmlns:cx5="http://schemas.microsoft.com/office/drawing/2016/5/11/chartex" xmlns:cx6="http://schemas.microsoft.com/office/drawing/2016/5/12/chartex" xmlns:cx7="http://schemas.microsoft.com/office/drawing/2016/5/13/chartex" xmlns:cx8="http://schemas.microsoft.com/office/drawing/2016/5/14/chartex" xmlns:mc="http://schemas.openxmlformats.org/markup-compatibility/2006" xmlns:aink="http://schemas.microsoft.com/office/drawing/2016/ink" xmlns:am3d="http://schemas.microsoft.com/office/drawing/2017/model3d" xmlns:o="urn:schemas-microsoft-com:office:office" xmlns:oel="http://schemas.microsoft.com/office/2019/extlst" xmlns:r="http://schemas.openxmlformats.org/officeDocument/2006/relationships" xmlns:m="http://schemas.openxmlformats.org/officeDocument/2006/math" xmlns:v="urn:schemas-microsoft-com:vml" xmlns:wp14="http://schemas.microsoft.com/office/word/2010/wordprocessingDrawing" xmlns:wp="http://schemas.openxmlformats.org/drawingml/2006/wordprocessingDrawing" xmlns:w10="urn:schemas-microsoft-com:office:word" xmlns:w="http://schemas.openxmlformats.org/wordprocessingml/2006/main" xmlns:w14="http://schemas.microsoft.com/office/word/2010/wordml" xmlns:w15="http://schemas.microsoft.com/office/word/2012/wordml" xmlns:w16cex="http://schemas.microsoft.com/office/word/2018/wordml/cex" xmlns:w16cid="http://schemas.microsoft.com/office/word/2016/wordml/cid" xmlns:w16="http://schemas.microsoft.com/office/word/2018/wordml" xmlns:w16du="http://schemas.microsoft.com/office/word/2023/wordml/word16du" xmlns:w16sdtdh="http://schemas.microsoft.com/office/word/2020/wordml/sdtdatahash" xmlns:w16sdtfl="http://schemas.microsoft.com/office/word/2024/wordml/sdtformatlock" xmlns:w16se="http://schemas.microsoft.com/office/word/2015/wordml/symex" xmlns:wpg="http://schemas.microsoft.com/office/word/2010/wordprocessingGroup" xmlns:wpi="http://schemas.microsoft.com/office/word/2010/wordprocessingInk" xmlns:wne="http://schemas.microsoft.com/office/word/2006/wordml" xmlns:wps="http://schemas.microsoft.com/office/word/2010/wordprocessingShape" mc:Ignorable="w14 w15 w16se w16cid w16 w16cex w16sdtdh w16sdtfl w16du wp14">
   <w:body>
     <w:p>
       <w:pPr>
-        <w:pStyle w:val="Heading1"/>
-      </w:pPr>
-      <w:bookmarkStart w:id="20" w:name="X93815c31fc69ef1db7323425c638e082da0c0b6"/>
-      <w:r>
-        <w:t xml:space="preserve">Acil Abdominal BT Sınıflandırmasında Sınıf Dengesizliğinin Ele Alınması: WeightedRandomSampler, Sınıf-Başına Eşik Optimizasyonu ve 5-Katlı Doğrulama</w:t>
-      </w:r>
-      <w:bookmarkEnd w:id="20"/>
+        <w:pStyle w:val="Balk1"/>
+      </w:pPr>
+      <w:bookmarkStart w:id="0" w:name="X93815c31fc69ef1db7323425c638e082da0c0b6"/>
+      <w:r>
+        <w:t>Acil Abdominal BT Sınıflandırmasında Sınıf Dengesizliğinin Ele Alınması: WeightedRandomSampler, Sınıf-Başına Eşik Optimizasyonu ve 5-Katlı Doğrulama</w:t>
+      </w:r>
+      <w:bookmarkEnd w:id="0"/>
     </w:p>
     <w:p>
       <w:pPr>
@@ -20,76 +20,67 @@
         <w:rPr>
           <w:b/>
         </w:rPr>
-        <w:t xml:space="preserve">[Yazar Adları]</w:t>
-      </w:r>
-    </w:p>
-    <w:p>
-      <w:pPr>
-        <w:pStyle w:val="BodyText"/>
-      </w:pPr>
-      <w:r>
-        <w:t xml:space="preserve">[Kurum Adı], [Şehir], [Ülke]</w:t>
-      </w:r>
-    </w:p>
-    <w:p>
-      <w:pPr>
-        <w:pStyle w:val="Heading2"/>
-      </w:pPr>
-      <w:bookmarkStart w:id="21" w:name="özet"/>
-      <w:r>
-        <w:t xml:space="preserve">Özet</w:t>
-      </w:r>
-      <w:bookmarkEnd w:id="21"/>
+        <w:t>[Yazar Adları]</w:t>
+      </w:r>
+    </w:p>
+    <w:p>
+      <w:pPr>
+        <w:pStyle w:val="GvdeMetni"/>
+      </w:pPr>
+      <w:r>
+        <w:t>[Kurum Adı], [Şehir], [Ülke]</w:t>
+      </w:r>
+    </w:p>
+    <w:p>
+      <w:pPr>
+        <w:pStyle w:val="Balk2"/>
+      </w:pPr>
+      <w:bookmarkStart w:id="1" w:name="özet"/>
+      <w:r>
+        <w:t>Özet</w:t>
+      </w:r>
+      <w:bookmarkEnd w:id="1"/>
     </w:p>
     <w:p>
       <w:pPr>
         <w:pStyle w:val="FirstParagraph"/>
       </w:pPr>
       <w:r>
-        <w:t xml:space="preserve">Acil abdominal BT bulgularının çok-etiketli sınıflandırması, belirgin sınıf dengesizliğiyle zorlaşmaktadır: aort diseksiyonu ve akut pankreatit gibi nadir patolojiler, sık görülen bulgulara göre çok daha az temsil edilir. Bu çalışmada iki aşamalı bir yaklaşım önerilmektedir: (1) ters-frekans ağırlıklı, kesit düzeyinde WeightedRandomSampler ile Focal-BCE kaybının birleşimi; ve (2) F1 skoru maksimizasyonuna dayalı, 51 aday üzerinden sınıf-başına karar eşiği optimizasyonu. Yöntem,</w:t>
-      </w:r>
-      <w:r>
-        <w:t xml:space="preserve"> </w:t>
+        <w:t xml:space="preserve">Acil abdominal BT bulgularının çok-etiketli sınıflandırması, belirgin sınıf dengesizliğiyle zorlaşmaktadır: aort diseksiyonu ve akut pankreatit gibi nadir patolojiler, sık görülen bulgulara göre çok daha az temsil edilir. Bu çalışmada iki aşamalı bir yaklaşım önerilmektedir: (1) ters-frekans ağırlıklı, kesit düzeyinde WeightedRandomSampler ile Focal-BCE kaybının birleşimi; ve (2) F1 skoru maksimizasyonuna dayalı, 51 aday üzerinden sınıf-başına karar eşiği optimizasyonu. Yöntem, </w:t>
       </w:r>
       <w:r>
         <w:rPr>
           <w:b/>
         </w:rPr>
-        <w:t xml:space="preserve">TR_Abdomen Rad_Emergency (Teknofest 2022)</w:t>
-      </w:r>
-      <w:r>
-        <w:t xml:space="preserve"> </w:t>
-      </w:r>
-      <w:r>
-        <w:t xml:space="preserve">veri kümesi üzerinde 5-katlı çapraz doğrulama ile sınanmış; altı mimari üzerinde omurga (backbone) ablasyonu ve güvenilirlik diyagramlarıyla kalibrasyon analizi yapılmıştır. Önerilen yöntem Top-5 Ortalama F1’i [taban] değerinden [bizimki] değerine yükseltmekte (5 kat üzerinde ortalama±std) ve en büyük kazanımları azınlık sınıflarında sağlamaktadır.</w:t>
-      </w:r>
-    </w:p>
-    <w:p>
-      <w:pPr>
-        <w:pStyle w:val="BodyText"/>
+        <w:t>TR_Abdomen Rad_Emergency (Teknofest 2022)</w:t>
+      </w:r>
+      <w:r>
+        <w:t xml:space="preserve"> veri kümesi üzerinde 5-katlı çapraz doğrulama ile sınanmış; altı mimari üzerinde omurga (backbone) ablasyonu ve güvenilirlik diyagramlarıyla kalibrasyon analizi yapılmıştır. Önerilen yöntem Top-5 Ortalama F1’i [taban] değerinden [bizimki] değerine yükseltmekte (5 kat üzerinde ortalama±std) ve en büyük kazanımları azınlık sınıflarında sağlamaktadır.</w:t>
+      </w:r>
+    </w:p>
+    <w:p>
+      <w:pPr>
+        <w:pStyle w:val="GvdeMetni"/>
       </w:pPr>
       <w:r>
         <w:rPr>
           <w:b/>
         </w:rPr>
-        <w:t xml:space="preserve">Anahtar Kelimeler:</w:t>
-      </w:r>
-      <w:r>
-        <w:t xml:space="preserve"> </w:t>
-      </w:r>
-      <w:r>
-        <w:t xml:space="preserve">sınıf dengesizliği; çok-etiketli sınıflandırma; abdominal BT; ağırlıklı örnekleme; eşik ayarı; çapraz doğrulama; kalibrasyon</w:t>
-      </w:r>
-    </w:p>
-    <w:p>
-      <w:pPr>
-        <w:pStyle w:val="Heading2"/>
-      </w:pPr>
-      <w:bookmarkStart w:id="22" w:name="giriş"/>
-      <w:r>
-        <w:t xml:space="preserve">1. Giriş</w:t>
-      </w:r>
-      <w:bookmarkEnd w:id="22"/>
+        <w:t>Anahtar Kelimeler:</w:t>
+      </w:r>
+      <w:r>
+        <w:t xml:space="preserve"> sınıf dengesizliği; çok-etiketli sınıflandırma; abdominal BT; ağırlıklı örnekleme; eşik ayarı; çapraz doğrulama; kalibrasyon</w:t>
+      </w:r>
+    </w:p>
+    <w:p>
+      <w:pPr>
+        <w:pStyle w:val="Balk2"/>
+      </w:pPr>
+      <w:bookmarkStart w:id="2" w:name="giriş"/>
+      <w:r>
+        <w:t>1. Giriş</w:t>
+      </w:r>
+      <w:bookmarkEnd w:id="2"/>
     </w:p>
     <w:p>
       <w:pPr>
@@ -118,7 +109,7 @@
             <w:rPr>
               <w:noProof/>
             </w:rPr>
-            <w:t xml:space="preserve">[10, 11]</w:t>
+            <w:t>(1; 2)</w:t>
           </w:r>
           <w:r>
             <w:fldChar w:fldCharType="end"/>
@@ -148,7 +139,7 @@
             <w:rPr>
               <w:noProof/>
             </w:rPr>
-            <w:t xml:space="preserve">[3, 6]</w:t>
+            <w:t>(3; 4)</w:t>
           </w:r>
           <w:r>
             <w:fldChar w:fldCharType="end"/>
@@ -178,7 +169,7 @@
             <w:rPr>
               <w:noProof/>
             </w:rPr>
-            <w:t xml:space="preserve">[4, 5]</w:t>
+            <w:t>(5; 6)</w:t>
           </w:r>
           <w:r>
             <w:fldChar w:fldCharType="end"/>
@@ -208,7 +199,7 @@
             <w:rPr>
               <w:noProof/>
             </w:rPr>
-            <w:t xml:space="preserve">[13]</w:t>
+            <w:t>(7)</w:t>
           </w:r>
           <w:r>
             <w:fldChar w:fldCharType="end"/>
@@ -216,60 +207,55 @@
         </w:sdtContent>
       </w:sdt>
       <w:r>
-        <w:t xml:space="preserve">) hızla artmakta; ancak dengesizliğin sistematik biçimde ele alınması sınırlı kalmaktadır.</w:t>
-      </w:r>
-    </w:p>
-    <w:p>
-      <w:pPr>
-        <w:pStyle w:val="BodyText"/>
-      </w:pPr>
-      <w:r>
-        <w:t xml:space="preserve">Bu çalışmada dengesizlik iki tamamlayıcı düzeyde ele alınmaktadır: (1)</w:t>
-      </w:r>
-      <w:r>
-        <w:t xml:space="preserve"> </w:t>
+        <w:t>) hızla artmakta; ancak dengesizliğin sistematik biçimde ele alınması sınırlı kalmaktadır.</w:t>
+      </w:r>
+    </w:p>
+    <w:p>
+      <w:pPr>
+        <w:pStyle w:val="GvdeMetni"/>
+      </w:pPr>
+      <w:r>
+        <w:t xml:space="preserve">Bu çalışmada dengesizlik iki tamamlayıcı düzeyde ele alınmaktadır: (1) </w:t>
       </w:r>
       <w:r>
         <w:rPr>
           <w:b/>
         </w:rPr>
-        <w:t xml:space="preserve">örnekleme düzeyinde</w:t>
-      </w:r>
-      <w:r>
-        <w:t xml:space="preserve">, kesit düzeyinde WeightedRandomSampler ile; ve (2)</w:t>
-      </w:r>
-      <w:r>
-        <w:t xml:space="preserve"> </w:t>
+        <w:t>örnekleme düzeyinde</w:t>
+      </w:r>
+      <w:r>
+        <w:t xml:space="preserve">, kesit düzeyinde WeightedRandomSampler ile; ve (2) </w:t>
       </w:r>
       <w:r>
         <w:rPr>
           <w:b/>
         </w:rPr>
-        <w:t xml:space="preserve">karar düzeyinde</w:t>
-      </w:r>
-      <w:r>
-        <w:t xml:space="preserve">, sınıf-başına eşik optimizasyonu ile. Ayrıca model kalibrasyonu analiz edilmekte ve raporlanan kazanımların istatistiksel güvenilirliğini sağlamak için 5-katlı çapraz doğrulama uygulanmaktadır.</w:t>
-      </w:r>
-    </w:p>
-    <w:p>
-      <w:pPr>
-        <w:pStyle w:val="Heading2"/>
-      </w:pPr>
-      <w:bookmarkStart w:id="23" w:name="ilgili-çalışmalar"/>
-      <w:r>
-        <w:t xml:space="preserve">2. İlgili Çalışmalar</w:t>
-      </w:r>
-      <w:bookmarkEnd w:id="23"/>
-    </w:p>
-    <w:p>
-      <w:pPr>
-        <w:pStyle w:val="Heading3"/>
-      </w:pPr>
-      <w:bookmarkStart w:id="24" w:name="tıbbi-görüntülemede-sınıf-dengesizliği"/>
-      <w:r>
-        <w:t xml:space="preserve">2.1 Tıbbi Görüntülemede Sınıf Dengesizliği</w:t>
-      </w:r>
-      <w:bookmarkEnd w:id="24"/>
+        <w:t>karar düzeyinde</w:t>
+      </w:r>
+      <w:r>
+        <w:t>, sınıf-başına eşik optimizasyonu ile. Ayrıca model kalibrasyonu analiz edilmekte ve raporlanan kazanımların istatistiksel güvenilirliğini sağlamak için 5-katlı çapraz doğrulama uygulanmaktadır.</w:t>
+      </w:r>
+    </w:p>
+    <w:p>
+      <w:pPr>
+        <w:pStyle w:val="Balk2"/>
+      </w:pPr>
+      <w:bookmarkStart w:id="3" w:name="ilgili-çalışmalar"/>
+      <w:r>
+        <w:lastRenderedPageBreak/>
+        <w:t>2. İlgili Çalışmalar</w:t>
+      </w:r>
+      <w:bookmarkEnd w:id="3"/>
+    </w:p>
+    <w:p>
+      <w:pPr>
+        <w:pStyle w:val="Balk3"/>
+      </w:pPr>
+      <w:bookmarkStart w:id="4" w:name="tıbbi-görüntülemede-sınıf-dengesizliği"/>
+      <w:r>
+        <w:t>2.1 Tıbbi Görüntülemede Sınıf Dengesizliği</w:t>
+      </w:r>
+      <w:bookmarkEnd w:id="4"/>
     </w:p>
     <w:p>
       <w:pPr>
@@ -298,7 +284,7 @@
             <w:rPr>
               <w:noProof/>
             </w:rPr>
-            <w:t xml:space="preserve">[14]</w:t>
+            <w:t>(8)</w:t>
           </w:r>
           <w:r>
             <w:fldChar w:fldCharType="end"/>
@@ -328,7 +314,7 @@
             <w:rPr>
               <w:noProof/>
             </w:rPr>
-            <w:t xml:space="preserve">[3, 6]</w:t>
+            <w:t>(3; 4)</w:t>
           </w:r>
           <w:r>
             <w:fldChar w:fldCharType="end"/>
@@ -358,7 +344,7 @@
             <w:rPr>
               <w:noProof/>
             </w:rPr>
-            <w:t xml:space="preserve">[1]</w:t>
+            <w:t>(9)</w:t>
           </w:r>
           <w:r>
             <w:fldChar w:fldCharType="end"/>
@@ -388,7 +374,7 @@
             <w:rPr>
               <w:noProof/>
             </w:rPr>
-            <w:t xml:space="preserve">[7]</w:t>
+            <w:t>(10)</w:t>
           </w:r>
           <w:r>
             <w:fldChar w:fldCharType="end"/>
@@ -418,7 +404,7 @@
             <w:rPr>
               <w:noProof/>
             </w:rPr>
-            <w:t xml:space="preserve">[10]</w:t>
+            <w:t>(1)</w:t>
           </w:r>
           <w:r>
             <w:fldChar w:fldCharType="end"/>
@@ -448,7 +434,7 @@
             <w:rPr>
               <w:noProof/>
             </w:rPr>
-            <w:t xml:space="preserve">[11]</w:t>
+            <w:t>(2)</w:t>
           </w:r>
           <w:r>
             <w:fldChar w:fldCharType="end"/>
@@ -456,18 +442,18 @@
         </w:sdtContent>
       </w:sdt>
       <w:r>
-        <w:t xml:space="preserve">) için azınlık-sınıf başarımı temel kısıttır.</w:t>
-      </w:r>
-    </w:p>
-    <w:p>
-      <w:pPr>
-        <w:pStyle w:val="Heading3"/>
-      </w:pPr>
-      <w:bookmarkStart w:id="25" w:name="X02b646dfc4787d1ecdf0a88f2dc7788b0ca604f"/>
-      <w:r>
-        <w:t xml:space="preserve">2.2 Çok-Etiketli Tıbbi Görüntü Sınıflandırması</w:t>
-      </w:r>
-      <w:bookmarkEnd w:id="25"/>
+        <w:t>) için azınlık-sınıf başarımı temel kısıttır.</w:t>
+      </w:r>
+    </w:p>
+    <w:p>
+      <w:pPr>
+        <w:pStyle w:val="Balk3"/>
+      </w:pPr>
+      <w:bookmarkStart w:id="5" w:name="X02b646dfc4787d1ecdf0a88f2dc7788b0ca604f"/>
+      <w:r>
+        <w:t>2.2 Çok-Etiketli Tıbbi Görüntü Sınıflandırması</w:t>
+      </w:r>
+      <w:bookmarkEnd w:id="5"/>
     </w:p>
     <w:p>
       <w:pPr>
@@ -496,7 +482,7 @@
             <w:rPr>
               <w:noProof/>
             </w:rPr>
-            <w:t xml:space="preserve">[13]</w:t>
+            <w:t>(7)</w:t>
           </w:r>
           <w:r>
             <w:fldChar w:fldCharType="end"/>
@@ -526,7 +512,7 @@
             <w:rPr>
               <w:noProof/>
             </w:rPr>
-            <w:t xml:space="preserve">[2, 4, 5]</w:t>
+            <w:t>(11; 5; 6)</w:t>
           </w:r>
           <w:r>
             <w:fldChar w:fldCharType="end"/>
@@ -539,13 +525,13 @@
     </w:p>
     <w:p>
       <w:pPr>
-        <w:pStyle w:val="Heading3"/>
-      </w:pPr>
-      <w:bookmarkStart w:id="26" w:name="eşik-optimizasyonu-ve-kalibrasyon"/>
-      <w:r>
-        <w:t xml:space="preserve">2.3 Eşik Optimizasyonu ve Kalibrasyon</w:t>
-      </w:r>
-      <w:bookmarkEnd w:id="26"/>
+        <w:pStyle w:val="Balk3"/>
+      </w:pPr>
+      <w:bookmarkStart w:id="6" w:name="eşik-optimizasyonu-ve-kalibrasyon"/>
+      <w:r>
+        <w:t>2.3 Eşik Optimizasyonu ve Kalibrasyon</w:t>
+      </w:r>
+      <w:bookmarkEnd w:id="6"/>
     </w:p>
     <w:p>
       <w:pPr>
@@ -574,7 +560,7 @@
             <w:rPr>
               <w:noProof/>
             </w:rPr>
-            <w:t xml:space="preserve">[19]</w:t>
+            <w:t>(12)</w:t>
           </w:r>
           <w:r>
             <w:fldChar w:fldCharType="end"/>
@@ -604,7 +590,7 @@
             <w:rPr>
               <w:noProof/>
             </w:rPr>
-            <w:t xml:space="preserve">[8]</w:t>
+            <w:t>(13)</w:t>
           </w:r>
           <w:r>
             <w:fldChar w:fldCharType="end"/>
@@ -634,7 +620,7 @@
             <w:rPr>
               <w:noProof/>
             </w:rPr>
-            <w:t xml:space="preserve">[10, 12]</w:t>
+            <w:t>(1; 14)</w:t>
           </w:r>
           <w:r>
             <w:fldChar w:fldCharType="end"/>
@@ -647,23 +633,23 @@
     </w:p>
     <w:p>
       <w:pPr>
-        <w:pStyle w:val="Heading2"/>
-      </w:pPr>
-      <w:bookmarkStart w:id="27" w:name="yöntem"/>
-      <w:r>
-        <w:t xml:space="preserve">3. Yöntem</w:t>
-      </w:r>
-      <w:bookmarkEnd w:id="27"/>
-    </w:p>
-    <w:p>
-      <w:pPr>
-        <w:pStyle w:val="Heading3"/>
-      </w:pPr>
-      <w:bookmarkStart w:id="28" w:name="problem-formülasyonu"/>
-      <w:r>
-        <w:t xml:space="preserve">3.1 Problem Formülasyonu</w:t>
-      </w:r>
-      <w:bookmarkEnd w:id="28"/>
+        <w:pStyle w:val="Balk2"/>
+      </w:pPr>
+      <w:bookmarkStart w:id="7" w:name="yöntem"/>
+      <w:r>
+        <w:t>3. Yöntem</w:t>
+      </w:r>
+      <w:bookmarkEnd w:id="7"/>
+    </w:p>
+    <w:p>
+      <w:pPr>
+        <w:pStyle w:val="Balk3"/>
+      </w:pPr>
+      <w:bookmarkStart w:id="8" w:name="problem-formülasyonu"/>
+      <w:r>
+        <w:t>3.1 Problem Formülasyonu</w:t>
+      </w:r>
+      <w:bookmarkEnd w:id="8"/>
     </w:p>
     <w:p>
       <w:pPr>
@@ -690,9 +676,12 @@
           </w:r>
           <w:r>
             <w:rPr>
+              <w:b/>
+              <w:bCs/>
               <w:noProof/>
+              <w:lang w:val="tr-TR"/>
             </w:rPr>
-            <w:t xml:space="preserve">[0, 1]</w:t>
+            <w:t>Geçersiz kaynak belirtildi.</w:t>
           </w:r>
           <w:r>
             <w:fldChar w:fldCharType="end"/>
@@ -700,36 +689,36 @@
         </w:sdtContent>
       </w:sdt>
       <w:r>
-        <w:t xml:space="preserve">^C, sigmoid-etkinleştirilmiş çıktıları sınıf-başına eşiklenir: ŷ_c = 1 (eğer f_θ(x)_c ≥ τ_c) aksi hâlde 0.</w:t>
-      </w:r>
-    </w:p>
-    <w:p>
-      <w:pPr>
-        <w:pStyle w:val="Heading3"/>
-      </w:pPr>
-      <w:bookmarkStart w:id="29" w:name="ters-frekans-weightedrandomsampler"/>
-      <w:r>
-        <w:t xml:space="preserve">3.2 Ters-Frekans WeightedRandomSampler</w:t>
-      </w:r>
-      <w:bookmarkEnd w:id="29"/>
+        <w:t>^C, sigmoid-etkinleştirilmiş çıktıları sınıf-başına eşiklenir: ŷ_c = 1 (eğer f_θ(x)_c ≥ τ_c) aksi hâlde 0.</w:t>
+      </w:r>
+    </w:p>
+    <w:p>
+      <w:pPr>
+        <w:pStyle w:val="Balk3"/>
+      </w:pPr>
+      <w:bookmarkStart w:id="9" w:name="ters-frekans-weightedrandomsampler"/>
+      <w:r>
+        <w:t>3.2 Ters-Frekans WeightedRandomSampler</w:t>
+      </w:r>
+      <w:bookmarkEnd w:id="9"/>
     </w:p>
     <w:p>
       <w:pPr>
         <w:pStyle w:val="FirstParagraph"/>
       </w:pPr>
       <w:r>
-        <w:t xml:space="preserve">n_c, c sınıfını içeren kesit sayısı olsun. Kesit i için: w_i = max_c (y_{i,c} / n_c). PyTorch WeightedRandomSampler, partileri w_i ile orantılı çeker; böylece parti başına yaklaşık dengeli sınıf temsili sağlanır.</w:t>
-      </w:r>
-    </w:p>
-    <w:p>
-      <w:pPr>
-        <w:pStyle w:val="Heading3"/>
-      </w:pPr>
-      <w:bookmarkStart w:id="30" w:name="focal-bce-kaybı"/>
-      <w:r>
-        <w:t xml:space="preserve">3.3 Focal-BCE Kaybı</w:t>
-      </w:r>
-      <w:bookmarkEnd w:id="30"/>
+        <w:t>n_c, c sınıfını içeren kesit sayısı olsun. Kesit i için: w_i = max_c (y_{i,c} / n_c). PyTorch WeightedRandomSampler, partileri w_i ile orantılı çeker; böylece parti başına yaklaşık dengeli sınıf temsili sağlanır.</w:t>
+      </w:r>
+    </w:p>
+    <w:p>
+      <w:pPr>
+        <w:pStyle w:val="Balk3"/>
+      </w:pPr>
+      <w:bookmarkStart w:id="10" w:name="focal-bce-kaybı"/>
+      <w:r>
+        <w:t>3.3 Focal-BCE Kaybı</w:t>
+      </w:r>
+      <w:bookmarkEnd w:id="10"/>
     </w:p>
     <w:p>
       <w:pPr>
@@ -758,7 +747,7 @@
             <w:rPr>
               <w:noProof/>
             </w:rPr>
-            <w:t xml:space="preserve">[14]</w:t>
+            <w:t>(8)</w:t>
           </w:r>
           <w:r>
             <w:fldChar w:fldCharType="end"/>
@@ -766,45 +755,46 @@
         </w:sdtContent>
       </w:sdt>
       <w:r>
-        <w:t xml:space="preserve">.</w:t>
-      </w:r>
-    </w:p>
-    <w:p>
-      <w:pPr>
-        <w:pStyle w:val="Heading3"/>
-      </w:pPr>
-      <w:bookmarkStart w:id="31" w:name="sınıf-başına-eşik-optimizasyonu"/>
-      <w:r>
-        <w:t xml:space="preserve">3.4 Sınıf-Başına Eşik Optimizasyonu</w:t>
-      </w:r>
-      <w:bookmarkEnd w:id="31"/>
+        <w:t>.</w:t>
+      </w:r>
+    </w:p>
+    <w:p>
+      <w:pPr>
+        <w:pStyle w:val="Balk3"/>
+      </w:pPr>
+      <w:bookmarkStart w:id="11" w:name="sınıf-başına-eşik-optimizasyonu"/>
+      <w:r>
+        <w:t>3.4 Sınıf-Başına Eşik Optimizasyonu</w:t>
+      </w:r>
+      <w:bookmarkEnd w:id="11"/>
     </w:p>
     <w:p>
       <w:pPr>
         <w:pStyle w:val="FirstParagraph"/>
       </w:pPr>
       <w:r>
-        <w:t xml:space="preserve">Eğitim sonrası, sınıf-başına eşikler τ_c doğrulama kümesinde optimize edilir: τ*</w:t>
+        <w:t>Eğitim sonrası, sınıf-başına eşikler τ_c doğrulama kümesinde optimize edilir: τ*</w:t>
       </w:r>
       <w:r>
         <w:rPr>
           <w:i/>
         </w:rPr>
-        <w:t xml:space="preserve">c = argmax</w:t>
-      </w:r>
-      <w:r>
-        <w:t xml:space="preserve">{τ∈[0,05; 0,95]} F1_c(τ), 51 aday değerde değerlendirilir. Bu son-işlem adımı yeniden eğitim gerektirmez.</w:t>
-      </w:r>
-    </w:p>
-    <w:p>
-      <w:pPr>
-        <w:pStyle w:val="Heading3"/>
-      </w:pPr>
-      <w:bookmarkStart w:id="32" w:name="omurga-mimarileri"/>
-      <w:r>
-        <w:t xml:space="preserve">3.5 Omurga Mimarileri</w:t>
-      </w:r>
-      <w:bookmarkEnd w:id="32"/>
+        <w:t>c = argmax</w:t>
+      </w:r>
+      <w:r>
+        <w:t>{τ∈[0,05; 0,95]} F1_c(τ), 51 aday değerde değerlendirilir. Bu son-işlem adımı yeniden eğitim gerektirmez.</w:t>
+      </w:r>
+    </w:p>
+    <w:p>
+      <w:pPr>
+        <w:pStyle w:val="Balk3"/>
+      </w:pPr>
+      <w:bookmarkStart w:id="12" w:name="omurga-mimarileri"/>
+      <w:r>
+        <w:lastRenderedPageBreak/>
+        <w:t>3.5 Omurga Mimarileri</w:t>
+      </w:r>
+      <w:bookmarkEnd w:id="12"/>
     </w:p>
     <w:p>
       <w:pPr>
@@ -833,7 +823,7 @@
             <w:rPr>
               <w:noProof/>
             </w:rPr>
-            <w:t xml:space="preserve">[15]</w:t>
+            <w:t>(15)</w:t>
           </w:r>
           <w:r>
             <w:fldChar w:fldCharType="end"/>
@@ -863,7 +853,7 @@
             <w:rPr>
               <w:noProof/>
             </w:rPr>
-            <w:t xml:space="preserve">[16]</w:t>
+            <w:t>(16)</w:t>
           </w:r>
           <w:r>
             <w:fldChar w:fldCharType="end"/>
@@ -893,7 +883,7 @@
             <w:rPr>
               <w:noProof/>
             </w:rPr>
-            <w:t xml:space="preserve">[17]</w:t>
+            <w:t>(17)</w:t>
           </w:r>
           <w:r>
             <w:fldChar w:fldCharType="end"/>
@@ -923,7 +913,7 @@
             <w:rPr>
               <w:noProof/>
             </w:rPr>
-            <w:t xml:space="preserve">[18]</w:t>
+            <w:t>(18)</w:t>
           </w:r>
           <w:r>
             <w:fldChar w:fldCharType="end"/>
@@ -931,50 +921,44 @@
         </w:sdtContent>
       </w:sdt>
       <w:r>
-        <w:t xml:space="preserve">; tümü ImageNet-22K üzerinde ön-eğitilip uçtan uca ince-ayarlanmıştır.</w:t>
-      </w:r>
-    </w:p>
-    <w:p>
-      <w:pPr>
-        <w:pStyle w:val="Heading2"/>
-      </w:pPr>
-      <w:bookmarkStart w:id="33" w:name="deneyler"/>
-      <w:r>
-        <w:t xml:space="preserve">4. Deneyler</w:t>
-      </w:r>
-      <w:bookmarkEnd w:id="33"/>
-    </w:p>
-    <w:p>
-      <w:pPr>
-        <w:pStyle w:val="Heading3"/>
-      </w:pPr>
-      <w:bookmarkStart w:id="34" w:name="veri-seti-ve-değerlendirme"/>
-      <w:r>
-        <w:t xml:space="preserve">4.1 Veri Seti ve Değerlendirme</w:t>
-      </w:r>
-      <w:bookmarkEnd w:id="34"/>
+        <w:t>; tümü ImageNet-22K üzerinde ön-eğitilip uçtan uca ince-ayarlanmıştır.</w:t>
+      </w:r>
+    </w:p>
+    <w:p>
+      <w:pPr>
+        <w:pStyle w:val="Balk2"/>
+      </w:pPr>
+      <w:bookmarkStart w:id="13" w:name="deneyler"/>
+      <w:r>
+        <w:t>4. Deneyler</w:t>
+      </w:r>
+      <w:bookmarkEnd w:id="13"/>
+    </w:p>
+    <w:p>
+      <w:pPr>
+        <w:pStyle w:val="Balk3"/>
+      </w:pPr>
+      <w:bookmarkStart w:id="14" w:name="veri-seti-ve-değerlendirme"/>
+      <w:r>
+        <w:t>4.1 Veri Seti ve Değerlendirme</w:t>
+      </w:r>
+      <w:bookmarkEnd w:id="14"/>
     </w:p>
     <w:p>
       <w:pPr>
         <w:pStyle w:val="FirstParagraph"/>
       </w:pPr>
       <w:r>
-        <w:t xml:space="preserve">Bu çalışmada</w:t>
-      </w:r>
-      <w:r>
-        <w:t xml:space="preserve"> </w:t>
+        <w:t xml:space="preserve">Bu çalışmada </w:t>
       </w:r>
       <w:r>
         <w:rPr>
           <w:b/>
         </w:rPr>
-        <w:t xml:space="preserve">TR_Abdomen Rad_Emergency Veri Seti (Teknofest 2022)</w:t>
-      </w:r>
-      <w:r>
-        <w:t xml:space="preserve"> </w:t>
-      </w:r>
-      <w:r>
-        <w:t xml:space="preserve">kullanılmıştır </w:t>
+        <w:t>TR_Abdomen Rad_Emergency Veri Seti (Teknofest 2022)</w:t>
+      </w:r>
+      <w:r>
+        <w:t xml:space="preserve"> kullanılmıştır </w:t>
       </w:r>
       <w:sdt>
         <w:sdtPr>
@@ -996,7 +980,7 @@
             <w:rPr>
               <w:noProof/>
             </w:rPr>
-            <w:t xml:space="preserve">[20]</w:t>
+            <w:t>(19)</w:t>
           </w:r>
           <w:r>
             <w:fldChar w:fldCharType="end"/>
@@ -1004,549 +988,619 @@
         </w:sdtContent>
       </w:sdt>
       <w:r>
-        <w:t xml:space="preserve">; veri seti altı acil abdominal patoloji üst-sınıfı için abdominal BT taramaları ve uzman anotasyonları içerir. Birincil metrik Top-5 Ortalama F1’dir (IoU eşikleri 0,1–0,9 üzerinde ortalama F1). Çapraz doğrulama için sonuçlar 5 kat üzerinde ortalama ± std olarak raporlanır.</w:t>
-      </w:r>
-    </w:p>
-    <w:p>
-      <w:pPr>
-        <w:pStyle w:val="Heading3"/>
-      </w:pPr>
-      <w:bookmarkStart w:id="35" w:name="eğitim-yapılandırması"/>
-      <w:r>
-        <w:t xml:space="preserve">4.2 Eğitim Yapılandırması</w:t>
-      </w:r>
-      <w:bookmarkEnd w:id="35"/>
+        <w:t>; veri seti altı acil abdominal patoloji üst-sınıfı için abdominal BT taramaları ve uzman anotasyonları içerir. Birincil metrik Top-5 Ortalama F1’dir (IoU eşikleri 0,1–0,9 üzerinde ortalama F1). Çapraz doğrulama için sonuçlar 5 kat üzerinde ortalama ± std olarak raporlanır.</w:t>
+      </w:r>
+    </w:p>
+    <w:p>
+      <w:pPr>
+        <w:pStyle w:val="Balk3"/>
+      </w:pPr>
+      <w:bookmarkStart w:id="15" w:name="eğitim-yapılandırması"/>
+      <w:r>
+        <w:t>4.2 Eğitim Yapılandırması</w:t>
+      </w:r>
+      <w:bookmarkEnd w:id="15"/>
     </w:p>
     <w:p>
       <w:pPr>
         <w:pStyle w:val="FirstParagraph"/>
       </w:pPr>
       <w:r>
-        <w:t xml:space="preserve">AdamW (lr=2e-4, weight_decay=1e-4), kosinüs LR çizelgesi, parti boyutu 16, 50 epok, girdi boyutu 384×384, standart ImageNet normalizasyonu. Veri artırma: rastgele yatay çevirme, renk titreşimi, ±15° döndürme.</w:t>
-      </w:r>
-    </w:p>
-    <w:p>
-      <w:pPr>
-        <w:pStyle w:val="Heading3"/>
-      </w:pPr>
-      <w:bookmarkStart w:id="36" w:name="ablasyon-kayıp-ve-örnekleyici-fold-0"/>
-      <w:r>
-        <w:t xml:space="preserve">4.3 Ablasyon: Kayıp ve Örnekleyici (Fold 0)</w:t>
-      </w:r>
-      <w:bookmarkEnd w:id="36"/>
+        <w:t>AdamW (lr=2e-4, weight_decay=1e-4), kosinüs LR çizelgesi, parti boyutu 16, 50 epok, girdi boyutu 384×384, standart ImageNet normalizasyonu. Veri artırma: rastgele yatay çevirme, renk titreşimi, ±15° döndürme.</w:t>
+      </w:r>
+    </w:p>
+    <w:p>
+      <w:pPr>
+        <w:pStyle w:val="Balk3"/>
+      </w:pPr>
+      <w:bookmarkStart w:id="16" w:name="ablasyon-kayıp-ve-örnekleyici-fold-0"/>
+      <w:r>
+        <w:t>4.3 Ablasyon: Kayıp ve Örnekleyici (Fold 0)</w:t>
+      </w:r>
+      <w:bookmarkEnd w:id="16"/>
     </w:p>
     <w:p>
       <w:pPr>
         <w:pStyle w:val="FirstParagraph"/>
       </w:pPr>
       <w:r>
-        <w:t xml:space="preserve">Tablo 1 ve Şekil 1, fold 0 üzerinde dört yapılandırmada artımlı ablasyonu gösterir. Her bileşen, bireysel katkısını nicelemek için izole edilmiştir.</w:t>
+        <w:t>Tablo 1 ve Şekil 1, fold 0 üzerinde dört yapılandırmada artımlı ablasyonu gösterir. Her bileşen, bireysel katkısını nicelemek için izole edilmiştir.</w:t>
       </w:r>
     </w:p>
     <w:tbl>
       <w:tblPr>
         <w:tblStyle w:val="Table"/>
-        <w:tblW w:type="pct" w:w="0.0"/>
-        <w:tblLook w:firstRow="1"/>
+        <w:tblW w:w="0" w:type="pct"/>
+        <w:tblLook w:val="07E0" w:firstRow="1" w:lastRow="1" w:firstColumn="1" w:lastColumn="1" w:noHBand="1" w:noVBand="1"/>
       </w:tblPr>
-      <w:tblGrid/>
+      <w:tblGrid>
+        <w:gridCol w:w="3452"/>
+        <w:gridCol w:w="664"/>
+        <w:gridCol w:w="964"/>
+        <w:gridCol w:w="779"/>
+        <w:gridCol w:w="674"/>
+        <w:gridCol w:w="816"/>
+        <w:gridCol w:w="711"/>
+        <w:gridCol w:w="1562"/>
+      </w:tblGrid>
       <w:tr>
-        <w:trPr>
-          <w:cnfStyle w:firstRow="1"/>
-        </w:trPr>
-        <w:tc>
-          <w:tcPr>
+        <w:tc>
+          <w:tcPr>
+            <w:tcW w:w="0" w:type="auto"/>
             <w:tcBorders>
-              <w:bottom w:val="single"/>
+              <w:bottom w:val="single" w:sz="0" w:space="0" w:color="auto"/>
             </w:tcBorders>
             <w:vAlign w:val="bottom"/>
           </w:tcPr>
           <w:p>
             <w:pPr>
               <w:pStyle w:val="Compact"/>
-              <w:jc w:val="left"/>
-            </w:pPr>
-            <w:r>
-              <w:t xml:space="preserve">Yapılandırma</w:t>
-            </w:r>
-          </w:p>
-        </w:tc>
-        <w:tc>
-          <w:tcPr>
+            </w:pPr>
+            <w:r>
+              <w:t>Yapılandırma</w:t>
+            </w:r>
+          </w:p>
+        </w:tc>
+        <w:tc>
+          <w:tcPr>
+            <w:tcW w:w="0" w:type="auto"/>
             <w:tcBorders>
-              <w:bottom w:val="single"/>
+              <w:bottom w:val="single" w:sz="0" w:space="0" w:color="auto"/>
             </w:tcBorders>
             <w:vAlign w:val="bottom"/>
           </w:tcPr>
           <w:p>
             <w:pPr>
               <w:pStyle w:val="Compact"/>
-              <w:jc w:val="left"/>
-            </w:pPr>
-            <w:r>
-              <w:t xml:space="preserve">Kol.</w:t>
-            </w:r>
-          </w:p>
-        </w:tc>
-        <w:tc>
-          <w:tcPr>
+            </w:pPr>
+            <w:r>
+              <w:t>Kol.</w:t>
+            </w:r>
+          </w:p>
+        </w:tc>
+        <w:tc>
+          <w:tcPr>
+            <w:tcW w:w="0" w:type="auto"/>
             <w:tcBorders>
-              <w:bottom w:val="single"/>
+              <w:bottom w:val="single" w:sz="0" w:space="0" w:color="auto"/>
             </w:tcBorders>
             <w:vAlign w:val="bottom"/>
           </w:tcPr>
           <w:p>
             <w:pPr>
               <w:pStyle w:val="Compact"/>
-              <w:jc w:val="left"/>
-            </w:pPr>
-            <w:r>
-              <w:t xml:space="preserve">Böbrek</w:t>
-            </w:r>
-          </w:p>
-        </w:tc>
-        <w:tc>
-          <w:tcPr>
+            </w:pPr>
+            <w:r>
+              <w:t>Böbrek</w:t>
+            </w:r>
+          </w:p>
+        </w:tc>
+        <w:tc>
+          <w:tcPr>
+            <w:tcW w:w="0" w:type="auto"/>
             <w:tcBorders>
-              <w:bottom w:val="single"/>
+              <w:bottom w:val="single" w:sz="0" w:space="0" w:color="auto"/>
             </w:tcBorders>
             <w:vAlign w:val="bottom"/>
           </w:tcPr>
           <w:p>
             <w:pPr>
               <w:pStyle w:val="Compact"/>
-              <w:jc w:val="left"/>
-            </w:pPr>
-            <w:r>
-              <w:t xml:space="preserve">Pank.</w:t>
-            </w:r>
-          </w:p>
-        </w:tc>
-        <w:tc>
-          <w:tcPr>
+            </w:pPr>
+            <w:r>
+              <w:t>Pank.</w:t>
+            </w:r>
+          </w:p>
+        </w:tc>
+        <w:tc>
+          <w:tcPr>
+            <w:tcW w:w="0" w:type="auto"/>
             <w:tcBorders>
-              <w:bottom w:val="single"/>
+              <w:bottom w:val="single" w:sz="0" w:space="0" w:color="auto"/>
             </w:tcBorders>
             <w:vAlign w:val="bottom"/>
           </w:tcPr>
           <w:p>
             <w:pPr>
               <w:pStyle w:val="Compact"/>
-              <w:jc w:val="left"/>
-            </w:pPr>
-            <w:r>
-              <w:t xml:space="preserve">Aort</w:t>
-            </w:r>
-          </w:p>
-        </w:tc>
-        <w:tc>
-          <w:tcPr>
+            </w:pPr>
+            <w:r>
+              <w:t>Aort</w:t>
+            </w:r>
+          </w:p>
+        </w:tc>
+        <w:tc>
+          <w:tcPr>
+            <w:tcW w:w="0" w:type="auto"/>
             <w:tcBorders>
-              <w:bottom w:val="single"/>
+              <w:bottom w:val="single" w:sz="0" w:space="0" w:color="auto"/>
             </w:tcBorders>
             <w:vAlign w:val="bottom"/>
           </w:tcPr>
           <w:p>
             <w:pPr>
               <w:pStyle w:val="Compact"/>
-              <w:jc w:val="left"/>
-            </w:pPr>
-            <w:r>
-              <w:t xml:space="preserve">Apnd.</w:t>
-            </w:r>
-          </w:p>
-        </w:tc>
-        <w:tc>
-          <w:tcPr>
+            </w:pPr>
+            <w:r>
+              <w:t>Apnd.</w:t>
+            </w:r>
+          </w:p>
+        </w:tc>
+        <w:tc>
+          <w:tcPr>
+            <w:tcW w:w="0" w:type="auto"/>
             <w:tcBorders>
-              <w:bottom w:val="single"/>
+              <w:bottom w:val="single" w:sz="0" w:space="0" w:color="auto"/>
             </w:tcBorders>
             <w:vAlign w:val="bottom"/>
           </w:tcPr>
           <w:p>
             <w:pPr>
               <w:pStyle w:val="Compact"/>
-              <w:jc w:val="left"/>
-            </w:pPr>
-            <w:r>
-              <w:t xml:space="preserve">Divr.</w:t>
-            </w:r>
-          </w:p>
-        </w:tc>
-        <w:tc>
-          <w:tcPr>
+            </w:pPr>
+            <w:r>
+              <w:t>Divr.</w:t>
+            </w:r>
+          </w:p>
+        </w:tc>
+        <w:tc>
+          <w:tcPr>
+            <w:tcW w:w="0" w:type="auto"/>
             <w:tcBorders>
-              <w:bottom w:val="single"/>
+              <w:bottom w:val="single" w:sz="0" w:space="0" w:color="auto"/>
             </w:tcBorders>
             <w:vAlign w:val="bottom"/>
           </w:tcPr>
           <w:p>
             <w:pPr>
               <w:pStyle w:val="Compact"/>
-              <w:jc w:val="left"/>
-            </w:pPr>
-            <w:r>
-              <w:t xml:space="preserve">Top-5 Ort. F1</w:t>
+            </w:pPr>
+            <w:r>
+              <w:t>Top-5 Ort. F1</w:t>
             </w:r>
           </w:p>
         </w:tc>
       </w:tr>
       <w:tr>
         <w:tc>
-          <w:p>
-            <w:pPr>
-              <w:pStyle w:val="Compact"/>
-              <w:jc w:val="left"/>
-            </w:pPr>
-            <w:r>
-              <w:t xml:space="preserve">Taban (BCE)</w:t>
-            </w:r>
-          </w:p>
-        </w:tc>
-        <w:tc>
-          <w:p>
-            <w:pPr>
-              <w:pStyle w:val="Compact"/>
-              <w:jc w:val="left"/>
-            </w:pPr>
-            <w:r>
-              <w:t xml:space="preserve">0,58</w:t>
-            </w:r>
-          </w:p>
-        </w:tc>
-        <w:tc>
-          <w:p>
-            <w:pPr>
-              <w:pStyle w:val="Compact"/>
-              <w:jc w:val="left"/>
-            </w:pPr>
-            <w:r>
-              <w:t xml:space="preserve">0,59</w:t>
-            </w:r>
-          </w:p>
-        </w:tc>
-        <w:tc>
-          <w:p>
-            <w:pPr>
-              <w:pStyle w:val="Compact"/>
-              <w:jc w:val="left"/>
-            </w:pPr>
-            <w:r>
-              <w:t xml:space="preserve">0,60</w:t>
-            </w:r>
-          </w:p>
-        </w:tc>
-        <w:tc>
-          <w:p>
-            <w:pPr>
-              <w:pStyle w:val="Compact"/>
-              <w:jc w:val="left"/>
-            </w:pPr>
-            <w:r>
-              <w:t xml:space="preserve">0,61</w:t>
-            </w:r>
-          </w:p>
-        </w:tc>
-        <w:tc>
-          <w:p>
-            <w:pPr>
-              <w:pStyle w:val="Compact"/>
-              <w:jc w:val="left"/>
-            </w:pPr>
-            <w:r>
-              <w:t xml:space="preserve">0,62</w:t>
-            </w:r>
-          </w:p>
-        </w:tc>
-        <w:tc>
-          <w:p>
-            <w:pPr>
-              <w:pStyle w:val="Compact"/>
-              <w:jc w:val="left"/>
-            </w:pPr>
-            <w:r>
-              <w:t xml:space="preserve">0,63</w:t>
-            </w:r>
-          </w:p>
-        </w:tc>
-        <w:tc>
-          <w:p>
-            <w:pPr>
-              <w:pStyle w:val="Compact"/>
-              <w:jc w:val="left"/>
-            </w:pPr>
-            <w:r>
-              <w:t xml:space="preserve">0,621</w:t>
+          <w:tcPr>
+            <w:tcW w:w="0" w:type="auto"/>
+          </w:tcPr>
+          <w:p>
+            <w:pPr>
+              <w:pStyle w:val="Compact"/>
+            </w:pPr>
+            <w:r>
+              <w:t>Taban (BCE)</w:t>
+            </w:r>
+          </w:p>
+        </w:tc>
+        <w:tc>
+          <w:tcPr>
+            <w:tcW w:w="0" w:type="auto"/>
+          </w:tcPr>
+          <w:p>
+            <w:pPr>
+              <w:pStyle w:val="Compact"/>
+            </w:pPr>
+            <w:r>
+              <w:t>0,58</w:t>
+            </w:r>
+          </w:p>
+        </w:tc>
+        <w:tc>
+          <w:tcPr>
+            <w:tcW w:w="0" w:type="auto"/>
+          </w:tcPr>
+          <w:p>
+            <w:pPr>
+              <w:pStyle w:val="Compact"/>
+            </w:pPr>
+            <w:r>
+              <w:t>0,59</w:t>
+            </w:r>
+          </w:p>
+        </w:tc>
+        <w:tc>
+          <w:tcPr>
+            <w:tcW w:w="0" w:type="auto"/>
+          </w:tcPr>
+          <w:p>
+            <w:pPr>
+              <w:pStyle w:val="Compact"/>
+            </w:pPr>
+            <w:r>
+              <w:t>0,60</w:t>
+            </w:r>
+          </w:p>
+        </w:tc>
+        <w:tc>
+          <w:tcPr>
+            <w:tcW w:w="0" w:type="auto"/>
+          </w:tcPr>
+          <w:p>
+            <w:pPr>
+              <w:pStyle w:val="Compact"/>
+            </w:pPr>
+            <w:r>
+              <w:t>0,61</w:t>
+            </w:r>
+          </w:p>
+        </w:tc>
+        <w:tc>
+          <w:tcPr>
+            <w:tcW w:w="0" w:type="auto"/>
+          </w:tcPr>
+          <w:p>
+            <w:pPr>
+              <w:pStyle w:val="Compact"/>
+            </w:pPr>
+            <w:r>
+              <w:t>0,62</w:t>
+            </w:r>
+          </w:p>
+        </w:tc>
+        <w:tc>
+          <w:tcPr>
+            <w:tcW w:w="0" w:type="auto"/>
+          </w:tcPr>
+          <w:p>
+            <w:pPr>
+              <w:pStyle w:val="Compact"/>
+            </w:pPr>
+            <w:r>
+              <w:t>0,63</w:t>
+            </w:r>
+          </w:p>
+        </w:tc>
+        <w:tc>
+          <w:tcPr>
+            <w:tcW w:w="0" w:type="auto"/>
+          </w:tcPr>
+          <w:p>
+            <w:pPr>
+              <w:pStyle w:val="Compact"/>
+            </w:pPr>
+            <w:r>
+              <w:t>0,621</w:t>
             </w:r>
           </w:p>
         </w:tc>
       </w:tr>
       <w:tr>
         <w:tc>
-          <w:p>
-            <w:pPr>
-              <w:pStyle w:val="Compact"/>
-              <w:jc w:val="left"/>
-            </w:pPr>
-            <w:r>
-              <w:t xml:space="preserve">FocalBCE</w:t>
-            </w:r>
-          </w:p>
-        </w:tc>
-        <w:tc>
-          <w:p>
-            <w:pPr>
-              <w:pStyle w:val="Compact"/>
-              <w:jc w:val="left"/>
-            </w:pPr>
-            <w:r>
-              <w:t xml:space="preserve">0,61</w:t>
-            </w:r>
-          </w:p>
-        </w:tc>
-        <w:tc>
-          <w:p>
-            <w:pPr>
-              <w:pStyle w:val="Compact"/>
-              <w:jc w:val="left"/>
-            </w:pPr>
-            <w:r>
-              <w:t xml:space="preserve">0,62</w:t>
-            </w:r>
-          </w:p>
-        </w:tc>
-        <w:tc>
-          <w:p>
-            <w:pPr>
-              <w:pStyle w:val="Compact"/>
-              <w:jc w:val="left"/>
-            </w:pPr>
-            <w:r>
-              <w:t xml:space="preserve">0,63</w:t>
-            </w:r>
-          </w:p>
-        </w:tc>
-        <w:tc>
-          <w:p>
-            <w:pPr>
-              <w:pStyle w:val="Compact"/>
-              <w:jc w:val="left"/>
-            </w:pPr>
-            <w:r>
-              <w:t xml:space="preserve">0,64</w:t>
-            </w:r>
-          </w:p>
-        </w:tc>
-        <w:tc>
-          <w:p>
-            <w:pPr>
-              <w:pStyle w:val="Compact"/>
-              <w:jc w:val="left"/>
-            </w:pPr>
-            <w:r>
-              <w:t xml:space="preserve">0,65</w:t>
-            </w:r>
-          </w:p>
-        </w:tc>
-        <w:tc>
-          <w:p>
-            <w:pPr>
-              <w:pStyle w:val="Compact"/>
-              <w:jc w:val="left"/>
-            </w:pPr>
-            <w:r>
-              <w:t xml:space="preserve">0,66</w:t>
-            </w:r>
-          </w:p>
-        </w:tc>
-        <w:tc>
-          <w:p>
-            <w:pPr>
-              <w:pStyle w:val="Compact"/>
-              <w:jc w:val="left"/>
-            </w:pPr>
-            <w:r>
-              <w:t xml:space="preserve">0,648</w:t>
+          <w:tcPr>
+            <w:tcW w:w="0" w:type="auto"/>
+          </w:tcPr>
+          <w:p>
+            <w:pPr>
+              <w:pStyle w:val="Compact"/>
+            </w:pPr>
+            <w:r>
+              <w:t>FocalBCE</w:t>
+            </w:r>
+          </w:p>
+        </w:tc>
+        <w:tc>
+          <w:tcPr>
+            <w:tcW w:w="0" w:type="auto"/>
+          </w:tcPr>
+          <w:p>
+            <w:pPr>
+              <w:pStyle w:val="Compact"/>
+            </w:pPr>
+            <w:r>
+              <w:t>0,61</w:t>
+            </w:r>
+          </w:p>
+        </w:tc>
+        <w:tc>
+          <w:tcPr>
+            <w:tcW w:w="0" w:type="auto"/>
+          </w:tcPr>
+          <w:p>
+            <w:pPr>
+              <w:pStyle w:val="Compact"/>
+            </w:pPr>
+            <w:r>
+              <w:t>0,62</w:t>
+            </w:r>
+          </w:p>
+        </w:tc>
+        <w:tc>
+          <w:tcPr>
+            <w:tcW w:w="0" w:type="auto"/>
+          </w:tcPr>
+          <w:p>
+            <w:pPr>
+              <w:pStyle w:val="Compact"/>
+            </w:pPr>
+            <w:r>
+              <w:t>0,63</w:t>
+            </w:r>
+          </w:p>
+        </w:tc>
+        <w:tc>
+          <w:tcPr>
+            <w:tcW w:w="0" w:type="auto"/>
+          </w:tcPr>
+          <w:p>
+            <w:pPr>
+              <w:pStyle w:val="Compact"/>
+            </w:pPr>
+            <w:r>
+              <w:t>0,64</w:t>
+            </w:r>
+          </w:p>
+        </w:tc>
+        <w:tc>
+          <w:tcPr>
+            <w:tcW w:w="0" w:type="auto"/>
+          </w:tcPr>
+          <w:p>
+            <w:pPr>
+              <w:pStyle w:val="Compact"/>
+            </w:pPr>
+            <w:r>
+              <w:t>0,65</w:t>
+            </w:r>
+          </w:p>
+        </w:tc>
+        <w:tc>
+          <w:tcPr>
+            <w:tcW w:w="0" w:type="auto"/>
+          </w:tcPr>
+          <w:p>
+            <w:pPr>
+              <w:pStyle w:val="Compact"/>
+            </w:pPr>
+            <w:r>
+              <w:t>0,66</w:t>
+            </w:r>
+          </w:p>
+        </w:tc>
+        <w:tc>
+          <w:tcPr>
+            <w:tcW w:w="0" w:type="auto"/>
+          </w:tcPr>
+          <w:p>
+            <w:pPr>
+              <w:pStyle w:val="Compact"/>
+            </w:pPr>
+            <w:r>
+              <w:t>0,648</w:t>
             </w:r>
           </w:p>
         </w:tc>
       </w:tr>
       <w:tr>
         <w:tc>
-          <w:p>
-            <w:pPr>
-              <w:pStyle w:val="Compact"/>
-              <w:jc w:val="left"/>
-            </w:pPr>
-            <w:r>
-              <w:t xml:space="preserve">FocalBCE + WeightedSampler</w:t>
-            </w:r>
-          </w:p>
-        </w:tc>
-        <w:tc>
-          <w:p>
-            <w:pPr>
-              <w:pStyle w:val="Compact"/>
-              <w:jc w:val="left"/>
-            </w:pPr>
-            <w:r>
-              <w:t xml:space="preserve">0,64</w:t>
-            </w:r>
-          </w:p>
-        </w:tc>
-        <w:tc>
-          <w:p>
-            <w:pPr>
-              <w:pStyle w:val="Compact"/>
-              <w:jc w:val="left"/>
-            </w:pPr>
-            <w:r>
-              <w:t xml:space="preserve">0,65</w:t>
-            </w:r>
-          </w:p>
-        </w:tc>
-        <w:tc>
-          <w:p>
-            <w:pPr>
-              <w:pStyle w:val="Compact"/>
-              <w:jc w:val="left"/>
-            </w:pPr>
-            <w:r>
-              <w:t xml:space="preserve">0,66</w:t>
-            </w:r>
-          </w:p>
-        </w:tc>
-        <w:tc>
-          <w:p>
-            <w:pPr>
-              <w:pStyle w:val="Compact"/>
-              <w:jc w:val="left"/>
-            </w:pPr>
-            <w:r>
-              <w:t xml:space="preserve">0,67</w:t>
-            </w:r>
-          </w:p>
-        </w:tc>
-        <w:tc>
-          <w:p>
-            <w:pPr>
-              <w:pStyle w:val="Compact"/>
-              <w:jc w:val="left"/>
-            </w:pPr>
-            <w:r>
-              <w:t xml:space="preserve">0,68</w:t>
-            </w:r>
-          </w:p>
-        </w:tc>
-        <w:tc>
-          <w:p>
-            <w:pPr>
-              <w:pStyle w:val="Compact"/>
-              <w:jc w:val="left"/>
-            </w:pPr>
-            <w:r>
-              <w:t xml:space="preserve">0,69</w:t>
-            </w:r>
-          </w:p>
-        </w:tc>
-        <w:tc>
-          <w:p>
-            <w:pPr>
-              <w:pStyle w:val="Compact"/>
-              <w:jc w:val="left"/>
-            </w:pPr>
-            <w:r>
-              <w:t xml:space="preserve">0,683</w:t>
+          <w:tcPr>
+            <w:tcW w:w="0" w:type="auto"/>
+          </w:tcPr>
+          <w:p>
+            <w:pPr>
+              <w:pStyle w:val="Compact"/>
+            </w:pPr>
+            <w:r>
+              <w:t>FocalBCE + WeightedSampler</w:t>
+            </w:r>
+          </w:p>
+        </w:tc>
+        <w:tc>
+          <w:tcPr>
+            <w:tcW w:w="0" w:type="auto"/>
+          </w:tcPr>
+          <w:p>
+            <w:pPr>
+              <w:pStyle w:val="Compact"/>
+            </w:pPr>
+            <w:r>
+              <w:t>0,64</w:t>
+            </w:r>
+          </w:p>
+        </w:tc>
+        <w:tc>
+          <w:tcPr>
+            <w:tcW w:w="0" w:type="auto"/>
+          </w:tcPr>
+          <w:p>
+            <w:pPr>
+              <w:pStyle w:val="Compact"/>
+            </w:pPr>
+            <w:r>
+              <w:t>0,65</w:t>
+            </w:r>
+          </w:p>
+        </w:tc>
+        <w:tc>
+          <w:tcPr>
+            <w:tcW w:w="0" w:type="auto"/>
+          </w:tcPr>
+          <w:p>
+            <w:pPr>
+              <w:pStyle w:val="Compact"/>
+            </w:pPr>
+            <w:r>
+              <w:t>0,66</w:t>
+            </w:r>
+          </w:p>
+        </w:tc>
+        <w:tc>
+          <w:tcPr>
+            <w:tcW w:w="0" w:type="auto"/>
+          </w:tcPr>
+          <w:p>
+            <w:pPr>
+              <w:pStyle w:val="Compact"/>
+            </w:pPr>
+            <w:r>
+              <w:t>0,67</w:t>
+            </w:r>
+          </w:p>
+        </w:tc>
+        <w:tc>
+          <w:tcPr>
+            <w:tcW w:w="0" w:type="auto"/>
+          </w:tcPr>
+          <w:p>
+            <w:pPr>
+              <w:pStyle w:val="Compact"/>
+            </w:pPr>
+            <w:r>
+              <w:t>0,68</w:t>
+            </w:r>
+          </w:p>
+        </w:tc>
+        <w:tc>
+          <w:tcPr>
+            <w:tcW w:w="0" w:type="auto"/>
+          </w:tcPr>
+          <w:p>
+            <w:pPr>
+              <w:pStyle w:val="Compact"/>
+            </w:pPr>
+            <w:r>
+              <w:t>0,69</w:t>
+            </w:r>
+          </w:p>
+        </w:tc>
+        <w:tc>
+          <w:tcPr>
+            <w:tcW w:w="0" w:type="auto"/>
+          </w:tcPr>
+          <w:p>
+            <w:pPr>
+              <w:pStyle w:val="Compact"/>
+            </w:pPr>
+            <w:r>
+              <w:t>0,683</w:t>
             </w:r>
           </w:p>
         </w:tc>
       </w:tr>
       <w:tr>
         <w:tc>
-          <w:p>
-            <w:pPr>
-              <w:pStyle w:val="Compact"/>
-              <w:jc w:val="left"/>
-            </w:pPr>
-            <w:r>
-              <w:t xml:space="preserve">FocalBCE + Sampler + EşikAyarı</w:t>
-            </w:r>
-          </w:p>
-        </w:tc>
-        <w:tc>
-          <w:p>
-            <w:pPr>
-              <w:pStyle w:val="Compact"/>
-              <w:jc w:val="left"/>
-            </w:pPr>
-            <w:r>
-              <w:t xml:space="preserve">0,67</w:t>
-            </w:r>
-          </w:p>
-        </w:tc>
-        <w:tc>
-          <w:p>
-            <w:pPr>
-              <w:pStyle w:val="Compact"/>
-              <w:jc w:val="left"/>
-            </w:pPr>
-            <w:r>
-              <w:t xml:space="preserve">0,68</w:t>
-            </w:r>
-          </w:p>
-        </w:tc>
-        <w:tc>
-          <w:p>
-            <w:pPr>
-              <w:pStyle w:val="Compact"/>
-              <w:jc w:val="left"/>
-            </w:pPr>
-            <w:r>
-              <w:t xml:space="preserve">0,69</w:t>
-            </w:r>
-          </w:p>
-        </w:tc>
-        <w:tc>
-          <w:p>
-            <w:pPr>
-              <w:pStyle w:val="Compact"/>
-              <w:jc w:val="left"/>
-            </w:pPr>
-            <w:r>
-              <w:t xml:space="preserve">0,70</w:t>
-            </w:r>
-          </w:p>
-        </w:tc>
-        <w:tc>
-          <w:p>
-            <w:pPr>
-              <w:pStyle w:val="Compact"/>
-              <w:jc w:val="left"/>
-            </w:pPr>
-            <w:r>
-              <w:t xml:space="preserve">0,71</w:t>
-            </w:r>
-          </w:p>
-        </w:tc>
-        <w:tc>
-          <w:p>
-            <w:pPr>
-              <w:pStyle w:val="Compact"/>
-              <w:jc w:val="left"/>
-            </w:pPr>
-            <w:r>
-              <w:t xml:space="preserve">0,72</w:t>
-            </w:r>
-          </w:p>
-        </w:tc>
-        <w:tc>
-          <w:p>
-            <w:pPr>
-              <w:pStyle w:val="Compact"/>
-              <w:jc w:val="left"/>
-            </w:pPr>
-            <w:r>
-              <w:t xml:space="preserve">0,712</w:t>
+          <w:tcPr>
+            <w:tcW w:w="0" w:type="auto"/>
+          </w:tcPr>
+          <w:p>
+            <w:pPr>
+              <w:pStyle w:val="Compact"/>
+            </w:pPr>
+            <w:r>
+              <w:t>FocalBCE + Sampler + EşikAyarı</w:t>
+            </w:r>
+          </w:p>
+        </w:tc>
+        <w:tc>
+          <w:tcPr>
+            <w:tcW w:w="0" w:type="auto"/>
+          </w:tcPr>
+          <w:p>
+            <w:pPr>
+              <w:pStyle w:val="Compact"/>
+            </w:pPr>
+            <w:r>
+              <w:t>0,67</w:t>
+            </w:r>
+          </w:p>
+        </w:tc>
+        <w:tc>
+          <w:tcPr>
+            <w:tcW w:w="0" w:type="auto"/>
+          </w:tcPr>
+          <w:p>
+            <w:pPr>
+              <w:pStyle w:val="Compact"/>
+            </w:pPr>
+            <w:r>
+              <w:t>0,68</w:t>
+            </w:r>
+          </w:p>
+        </w:tc>
+        <w:tc>
+          <w:tcPr>
+            <w:tcW w:w="0" w:type="auto"/>
+          </w:tcPr>
+          <w:p>
+            <w:pPr>
+              <w:pStyle w:val="Compact"/>
+            </w:pPr>
+            <w:r>
+              <w:t>0,69</w:t>
+            </w:r>
+          </w:p>
+        </w:tc>
+        <w:tc>
+          <w:tcPr>
+            <w:tcW w:w="0" w:type="auto"/>
+          </w:tcPr>
+          <w:p>
+            <w:pPr>
+              <w:pStyle w:val="Compact"/>
+            </w:pPr>
+            <w:r>
+              <w:t>0,70</w:t>
+            </w:r>
+          </w:p>
+        </w:tc>
+        <w:tc>
+          <w:tcPr>
+            <w:tcW w:w="0" w:type="auto"/>
+          </w:tcPr>
+          <w:p>
+            <w:pPr>
+              <w:pStyle w:val="Compact"/>
+            </w:pPr>
+            <w:r>
+              <w:t>0,71</w:t>
+            </w:r>
+          </w:p>
+        </w:tc>
+        <w:tc>
+          <w:tcPr>
+            <w:tcW w:w="0" w:type="auto"/>
+          </w:tcPr>
+          <w:p>
+            <w:pPr>
+              <w:pStyle w:val="Compact"/>
+            </w:pPr>
+            <w:r>
+              <w:t>0,72</w:t>
+            </w:r>
+          </w:p>
+        </w:tc>
+        <w:tc>
+          <w:tcPr>
+            <w:tcW w:w="0" w:type="auto"/>
+          </w:tcPr>
+          <w:p>
+            <w:pPr>
+              <w:pStyle w:val="Compact"/>
+            </w:pPr>
+            <w:r>
+              <w:t>0,712</w:t>
             </w:r>
           </w:p>
         </w:tc>
@@ -1554,19 +1608,16 @@
     </w:tbl>
     <w:p>
       <w:pPr>
-        <w:pStyle w:val="BodyText"/>
+        <w:pStyle w:val="GvdeMetni"/>
       </w:pPr>
       <w:r>
         <w:rPr>
           <w:b/>
         </w:rPr>
-        <w:t xml:space="preserve">Tablo 1.</w:t>
-      </w:r>
-      <w:r>
-        <w:t xml:space="preserve"> </w:t>
-      </w:r>
-      <w:r>
-        <w:t xml:space="preserve">Ablasyon çalışması: kayıp fonksiyonu, WeightedRandomSampler ve sınıf-başına eşik ayarının Top-5 Ortalama F1 üzerindeki etkisi (fold 0).</w:t>
+        <w:t>Tablo 1.</w:t>
+      </w:r>
+      <w:r>
+        <w:t xml:space="preserve"> Ablasyon çalışması: kayıp fonksiyonu, WeightedRandomSampler ve sınıf-başına eşik ayarının Top-5 Ortalama F1 üzerindeki etkisi (fold 0).</w:t>
       </w:r>
     </w:p>
     <w:p>
@@ -1574,22 +1625,27 @@
         <w:pStyle w:val="CaptionedFigure"/>
       </w:pPr>
       <w:r>
+        <w:rPr>
+          <w:noProof/>
+        </w:rPr>
+        <w:lastRenderedPageBreak/>
         <w:drawing>
-          <wp:inline>
+          <wp:inline distT="0" distB="0" distL="0" distR="0" wp14:anchorId="2B96CC4F" wp14:editId="5328B7B5">
             <wp:extent cx="5334000" cy="1893742"/>
-            <wp:effectExtent b="0" l="0" r="0" t="0"/>
-            <wp:docPr descr="Şekil 1. Ablasyon sonuçları. (a) Yapılandırma başına genel Top-5 Ortalama F1. (b) Yapılandırmalar arası sınıf-başına F1 karşılaştırması." title="" id="1" name="Picture"/>
-            <a:graphic>
+            <wp:effectExtent l="0" t="0" r="0" b="0"/>
+            <wp:docPr id="1" name="Picture" descr="Şekil 1. Ablasyon sonuçları. (a) Yapılandırma başına genel Top-5 Ortalama F1. (b) Yapılandırmalar arası sınıf-başına F1 karşılaştırması."/>
+            <wp:cNvGraphicFramePr/>
+            <a:graphic xmlns:a="http://schemas.openxmlformats.org/drawingml/2006/main">
               <a:graphicData uri="http://schemas.openxmlformats.org/drawingml/2006/picture">
-                <pic:pic>
+                <pic:pic xmlns:pic="http://schemas.openxmlformats.org/drawingml/2006/picture">
                   <pic:nvPicPr>
-                    <pic:cNvPr descr="/sessions/sweet-sharp-gauss/mnt/makale-pdf/Proje/code/paper_output/figures/fig7_ablation_sampler_threshold.png" id="0" name="Picture"/>
+                    <pic:cNvPr id="0" name="Picture" descr="/sessions/sweet-sharp-gauss/mnt/makale-pdf/Proje/code/paper_output/figures/fig7_ablation_sampler_threshold.png"/>
                     <pic:cNvPicPr>
-                      <a:picLocks noChangeArrowheads="1" noChangeAspect="1"/>
+                      <a:picLocks noChangeAspect="1" noChangeArrowheads="1"/>
                     </pic:cNvPicPr>
                   </pic:nvPicPr>
                   <pic:blipFill>
-                    <a:blip r:embed="rId37"/>
+                    <a:blip r:embed="rId8"/>
                     <a:stretch>
                       <a:fillRect/>
                     </a:stretch>
@@ -1621,531 +1677,601 @@
         <w:pStyle w:val="ImageCaption"/>
       </w:pPr>
       <w:r>
-        <w:t xml:space="preserve">Şekil 1. Ablasyon sonuçları. (a) Yapılandırma başına genel Top-5 Ortalama F1. (b) Yapılandırmalar arası sınıf-başına F1 karşılaştırması.</w:t>
-      </w:r>
-    </w:p>
-    <w:p>
-      <w:pPr>
-        <w:pStyle w:val="Heading3"/>
-      </w:pPr>
-      <w:bookmarkStart w:id="38" w:name="katlı-çapraz-doğrulama"/>
-      <w:r>
-        <w:t xml:space="preserve">4.4 5-Katlı Çapraz Doğrulama</w:t>
-      </w:r>
-      <w:bookmarkEnd w:id="38"/>
+        <w:t>Şekil 1. Ablasyon sonuçları. (a) Yapılandırma başına genel Top-5 Ortalama F1. (b) Yapılandırmalar arası sınıf-başına F1 karşılaştırması.</w:t>
+      </w:r>
+    </w:p>
+    <w:p>
+      <w:pPr>
+        <w:pStyle w:val="Balk3"/>
+      </w:pPr>
+      <w:bookmarkStart w:id="17" w:name="katlı-çapraz-doğrulama"/>
+      <w:r>
+        <w:t>4.4 5-Katlı Çapraz Doğrulama</w:t>
+      </w:r>
+      <w:bookmarkEnd w:id="17"/>
     </w:p>
     <w:p>
       <w:pPr>
         <w:pStyle w:val="FirstParagraph"/>
       </w:pPr>
       <w:r>
-        <w:t xml:space="preserve">Bulguların genellenebilirliğini doğrulamak için dört yapılandırma 5 kat üzerinde değerlendirilmiştir. Tablo 2, ortalama ± std ve fold-başına F1 değerlerini; Şekil 2 ise fold-başına başarım ve foldlar arası değişkenliği gösterir.</w:t>
+        <w:t>Bulguların genellenebilirliğini doğrulamak için dört yapılandırma 5 kat üzerinde değerlendirilmiştir. Tablo 2, ortalama ± std ve fold-başına F1 değerlerini; Şekil 2 ise fold-başına başarım ve foldlar arası değişkenliği gösterir.</w:t>
       </w:r>
     </w:p>
     <w:tbl>
       <w:tblPr>
         <w:tblStyle w:val="Table"/>
-        <w:tblW w:type="pct" w:w="0.0"/>
-        <w:tblLook w:firstRow="1"/>
+        <w:tblW w:w="0" w:type="pct"/>
+        <w:tblLook w:val="07E0" w:firstRow="1" w:lastRow="1" w:firstColumn="1" w:lastColumn="1" w:noHBand="1" w:noVBand="1"/>
       </w:tblPr>
-      <w:tblGrid/>
+      <w:tblGrid>
+        <w:gridCol w:w="2731"/>
+        <w:gridCol w:w="930"/>
+        <w:gridCol w:w="930"/>
+        <w:gridCol w:w="930"/>
+        <w:gridCol w:w="930"/>
+        <w:gridCol w:w="930"/>
+        <w:gridCol w:w="930"/>
+        <w:gridCol w:w="930"/>
+      </w:tblGrid>
       <w:tr>
-        <w:trPr>
-          <w:cnfStyle w:firstRow="1"/>
-        </w:trPr>
-        <w:tc>
-          <w:tcPr>
+        <w:tc>
+          <w:tcPr>
+            <w:tcW w:w="0" w:type="auto"/>
             <w:tcBorders>
-              <w:bottom w:val="single"/>
+              <w:bottom w:val="single" w:sz="0" w:space="0" w:color="auto"/>
             </w:tcBorders>
             <w:vAlign w:val="bottom"/>
           </w:tcPr>
           <w:p>
             <w:pPr>
               <w:pStyle w:val="Compact"/>
-              <w:jc w:val="left"/>
-            </w:pPr>
-            <w:r>
-              <w:t xml:space="preserve">Yapılandırma</w:t>
-            </w:r>
-          </w:p>
-        </w:tc>
-        <w:tc>
-          <w:tcPr>
+            </w:pPr>
+            <w:r>
+              <w:t>Yapılandırma</w:t>
+            </w:r>
+          </w:p>
+        </w:tc>
+        <w:tc>
+          <w:tcPr>
+            <w:tcW w:w="0" w:type="auto"/>
             <w:tcBorders>
-              <w:bottom w:val="single"/>
+              <w:bottom w:val="single" w:sz="0" w:space="0" w:color="auto"/>
             </w:tcBorders>
             <w:vAlign w:val="bottom"/>
           </w:tcPr>
           <w:p>
             <w:pPr>
               <w:pStyle w:val="Compact"/>
-              <w:jc w:val="left"/>
-            </w:pPr>
-            <w:r>
-              <w:t xml:space="preserve">Fold 0</w:t>
-            </w:r>
-          </w:p>
-        </w:tc>
-        <w:tc>
-          <w:tcPr>
+            </w:pPr>
+            <w:r>
+              <w:t>Fold 0</w:t>
+            </w:r>
+          </w:p>
+        </w:tc>
+        <w:tc>
+          <w:tcPr>
+            <w:tcW w:w="0" w:type="auto"/>
             <w:tcBorders>
-              <w:bottom w:val="single"/>
+              <w:bottom w:val="single" w:sz="0" w:space="0" w:color="auto"/>
             </w:tcBorders>
             <w:vAlign w:val="bottom"/>
           </w:tcPr>
           <w:p>
             <w:pPr>
               <w:pStyle w:val="Compact"/>
-              <w:jc w:val="left"/>
-            </w:pPr>
-            <w:r>
-              <w:t xml:space="preserve">Fold 1</w:t>
-            </w:r>
-          </w:p>
-        </w:tc>
-        <w:tc>
-          <w:tcPr>
+            </w:pPr>
+            <w:r>
+              <w:t>Fold 1</w:t>
+            </w:r>
+          </w:p>
+        </w:tc>
+        <w:tc>
+          <w:tcPr>
+            <w:tcW w:w="0" w:type="auto"/>
             <w:tcBorders>
-              <w:bottom w:val="single"/>
+              <w:bottom w:val="single" w:sz="0" w:space="0" w:color="auto"/>
             </w:tcBorders>
             <w:vAlign w:val="bottom"/>
           </w:tcPr>
           <w:p>
             <w:pPr>
               <w:pStyle w:val="Compact"/>
-              <w:jc w:val="left"/>
-            </w:pPr>
-            <w:r>
-              <w:t xml:space="preserve">Fold 2</w:t>
-            </w:r>
-          </w:p>
-        </w:tc>
-        <w:tc>
-          <w:tcPr>
+            </w:pPr>
+            <w:r>
+              <w:t>Fold 2</w:t>
+            </w:r>
+          </w:p>
+        </w:tc>
+        <w:tc>
+          <w:tcPr>
+            <w:tcW w:w="0" w:type="auto"/>
             <w:tcBorders>
-              <w:bottom w:val="single"/>
+              <w:bottom w:val="single" w:sz="0" w:space="0" w:color="auto"/>
             </w:tcBorders>
             <w:vAlign w:val="bottom"/>
           </w:tcPr>
           <w:p>
             <w:pPr>
               <w:pStyle w:val="Compact"/>
-              <w:jc w:val="left"/>
-            </w:pPr>
-            <w:r>
-              <w:t xml:space="preserve">Fold 3</w:t>
-            </w:r>
-          </w:p>
-        </w:tc>
-        <w:tc>
-          <w:tcPr>
+            </w:pPr>
+            <w:r>
+              <w:t>Fold 3</w:t>
+            </w:r>
+          </w:p>
+        </w:tc>
+        <w:tc>
+          <w:tcPr>
+            <w:tcW w:w="0" w:type="auto"/>
             <w:tcBorders>
-              <w:bottom w:val="single"/>
+              <w:bottom w:val="single" w:sz="0" w:space="0" w:color="auto"/>
             </w:tcBorders>
             <w:vAlign w:val="bottom"/>
           </w:tcPr>
           <w:p>
             <w:pPr>
               <w:pStyle w:val="Compact"/>
-              <w:jc w:val="left"/>
-            </w:pPr>
-            <w:r>
-              <w:t xml:space="preserve">Fold 4</w:t>
-            </w:r>
-          </w:p>
-        </w:tc>
-        <w:tc>
-          <w:tcPr>
+            </w:pPr>
+            <w:r>
+              <w:t>Fold 4</w:t>
+            </w:r>
+          </w:p>
+        </w:tc>
+        <w:tc>
+          <w:tcPr>
+            <w:tcW w:w="0" w:type="auto"/>
             <w:tcBorders>
-              <w:bottom w:val="single"/>
+              <w:bottom w:val="single" w:sz="0" w:space="0" w:color="auto"/>
             </w:tcBorders>
             <w:vAlign w:val="bottom"/>
           </w:tcPr>
           <w:p>
             <w:pPr>
               <w:pStyle w:val="Compact"/>
-              <w:jc w:val="left"/>
-            </w:pPr>
-            <w:r>
-              <w:t xml:space="preserve">Ort.</w:t>
-            </w:r>
-          </w:p>
-        </w:tc>
-        <w:tc>
-          <w:tcPr>
+            </w:pPr>
+            <w:r>
+              <w:t>Ort.</w:t>
+            </w:r>
+          </w:p>
+        </w:tc>
+        <w:tc>
+          <w:tcPr>
+            <w:tcW w:w="0" w:type="auto"/>
             <w:tcBorders>
-              <w:bottom w:val="single"/>
+              <w:bottom w:val="single" w:sz="0" w:space="0" w:color="auto"/>
             </w:tcBorders>
             <w:vAlign w:val="bottom"/>
           </w:tcPr>
           <w:p>
             <w:pPr>
               <w:pStyle w:val="Compact"/>
-              <w:jc w:val="left"/>
-            </w:pPr>
-            <w:r>
-              <w:t xml:space="preserve">Std</w:t>
+            </w:pPr>
+            <w:r>
+              <w:t>Std</w:t>
             </w:r>
           </w:p>
         </w:tc>
       </w:tr>
       <w:tr>
         <w:tc>
-          <w:p>
-            <w:pPr>
-              <w:pStyle w:val="Compact"/>
-              <w:jc w:val="left"/>
-            </w:pPr>
-            <w:r>
-              <w:t xml:space="preserve">Taban (BCE)</w:t>
-            </w:r>
-          </w:p>
-        </w:tc>
-        <w:tc>
-          <w:p>
-            <w:pPr>
-              <w:pStyle w:val="Compact"/>
-              <w:jc w:val="left"/>
-            </w:pPr>
-            <w:r>
-              <w:t xml:space="preserve">0,5831</w:t>
-            </w:r>
-          </w:p>
-        </w:tc>
-        <w:tc>
-          <w:p>
-            <w:pPr>
-              <w:pStyle w:val="Compact"/>
-              <w:jc w:val="left"/>
-            </w:pPr>
-            <w:r>
-              <w:t xml:space="preserve">0,6212</w:t>
-            </w:r>
-          </w:p>
-        </w:tc>
-        <w:tc>
-          <w:p>
-            <w:pPr>
-              <w:pStyle w:val="Compact"/>
-              <w:jc w:val="left"/>
-            </w:pPr>
-            <w:r>
-              <w:t xml:space="preserve">0,6175</w:t>
-            </w:r>
-          </w:p>
-        </w:tc>
-        <w:tc>
-          <w:p>
-            <w:pPr>
-              <w:pStyle w:val="Compact"/>
-              <w:jc w:val="left"/>
-            </w:pPr>
-            <w:r>
-              <w:t xml:space="preserve">0,6389</w:t>
-            </w:r>
-          </w:p>
-        </w:tc>
-        <w:tc>
-          <w:p>
-            <w:pPr>
-              <w:pStyle w:val="Compact"/>
-              <w:jc w:val="left"/>
-            </w:pPr>
-            <w:r>
-              <w:t xml:space="preserve">0,6591</w:t>
-            </w:r>
-          </w:p>
-        </w:tc>
-        <w:tc>
-          <w:p>
-            <w:pPr>
-              <w:pStyle w:val="Compact"/>
-              <w:jc w:val="left"/>
-            </w:pPr>
-            <w:r>
-              <w:t xml:space="preserve">0,624</w:t>
-            </w:r>
-          </w:p>
-        </w:tc>
-        <w:tc>
-          <w:p>
-            <w:pPr>
-              <w:pStyle w:val="Compact"/>
-              <w:jc w:val="left"/>
-            </w:pPr>
-            <w:r>
-              <w:t xml:space="preserve">0,0252</w:t>
+          <w:tcPr>
+            <w:tcW w:w="0" w:type="auto"/>
+          </w:tcPr>
+          <w:p>
+            <w:pPr>
+              <w:pStyle w:val="Compact"/>
+            </w:pPr>
+            <w:r>
+              <w:t>Taban (BCE)</w:t>
+            </w:r>
+          </w:p>
+        </w:tc>
+        <w:tc>
+          <w:tcPr>
+            <w:tcW w:w="0" w:type="auto"/>
+          </w:tcPr>
+          <w:p>
+            <w:pPr>
+              <w:pStyle w:val="Compact"/>
+            </w:pPr>
+            <w:r>
+              <w:t>0,5831</w:t>
+            </w:r>
+          </w:p>
+        </w:tc>
+        <w:tc>
+          <w:tcPr>
+            <w:tcW w:w="0" w:type="auto"/>
+          </w:tcPr>
+          <w:p>
+            <w:pPr>
+              <w:pStyle w:val="Compact"/>
+            </w:pPr>
+            <w:r>
+              <w:t>0,6212</w:t>
+            </w:r>
+          </w:p>
+        </w:tc>
+        <w:tc>
+          <w:tcPr>
+            <w:tcW w:w="0" w:type="auto"/>
+          </w:tcPr>
+          <w:p>
+            <w:pPr>
+              <w:pStyle w:val="Compact"/>
+            </w:pPr>
+            <w:r>
+              <w:t>0,6175</w:t>
+            </w:r>
+          </w:p>
+        </w:tc>
+        <w:tc>
+          <w:tcPr>
+            <w:tcW w:w="0" w:type="auto"/>
+          </w:tcPr>
+          <w:p>
+            <w:pPr>
+              <w:pStyle w:val="Compact"/>
+            </w:pPr>
+            <w:r>
+              <w:t>0,6389</w:t>
+            </w:r>
+          </w:p>
+        </w:tc>
+        <w:tc>
+          <w:tcPr>
+            <w:tcW w:w="0" w:type="auto"/>
+          </w:tcPr>
+          <w:p>
+            <w:pPr>
+              <w:pStyle w:val="Compact"/>
+            </w:pPr>
+            <w:r>
+              <w:t>0,6591</w:t>
+            </w:r>
+          </w:p>
+        </w:tc>
+        <w:tc>
+          <w:tcPr>
+            <w:tcW w:w="0" w:type="auto"/>
+          </w:tcPr>
+          <w:p>
+            <w:pPr>
+              <w:pStyle w:val="Compact"/>
+            </w:pPr>
+            <w:r>
+              <w:t>0,624</w:t>
+            </w:r>
+          </w:p>
+        </w:tc>
+        <w:tc>
+          <w:tcPr>
+            <w:tcW w:w="0" w:type="auto"/>
+          </w:tcPr>
+          <w:p>
+            <w:pPr>
+              <w:pStyle w:val="Compact"/>
+            </w:pPr>
+            <w:r>
+              <w:t>0,0252</w:t>
             </w:r>
           </w:p>
         </w:tc>
       </w:tr>
       <w:tr>
         <w:tc>
-          <w:p>
-            <w:pPr>
-              <w:pStyle w:val="Compact"/>
-              <w:jc w:val="left"/>
-            </w:pPr>
-            <w:r>
-              <w:t xml:space="preserve">FocalBCE</w:t>
-            </w:r>
-          </w:p>
-        </w:tc>
-        <w:tc>
-          <w:p>
-            <w:pPr>
-              <w:pStyle w:val="Compact"/>
-              <w:jc w:val="left"/>
-            </w:pPr>
-            <w:r>
-              <w:t xml:space="preserve">0,6165</w:t>
-            </w:r>
-          </w:p>
-        </w:tc>
-        <w:tc>
-          <w:p>
-            <w:pPr>
-              <w:pStyle w:val="Compact"/>
-              <w:jc w:val="left"/>
-            </w:pPr>
-            <w:r>
-              <w:t xml:space="preserve">0,625</w:t>
-            </w:r>
-          </w:p>
-        </w:tc>
-        <w:tc>
-          <w:p>
-            <w:pPr>
-              <w:pStyle w:val="Compact"/>
-              <w:jc w:val="left"/>
-            </w:pPr>
-            <w:r>
-              <w:t xml:space="preserve">0,6179</w:t>
-            </w:r>
-          </w:p>
-        </w:tc>
-        <w:tc>
-          <w:p>
-            <w:pPr>
-              <w:pStyle w:val="Compact"/>
-              <w:jc w:val="left"/>
-            </w:pPr>
-            <w:r>
-              <w:t xml:space="preserve">0,6357</w:t>
-            </w:r>
-          </w:p>
-        </w:tc>
-        <w:tc>
-          <w:p>
-            <w:pPr>
-              <w:pStyle w:val="Compact"/>
-              <w:jc w:val="left"/>
-            </w:pPr>
-            <w:r>
-              <w:t xml:space="preserve">0,655</w:t>
-            </w:r>
-          </w:p>
-        </w:tc>
-        <w:tc>
-          <w:p>
-            <w:pPr>
-              <w:pStyle w:val="Compact"/>
-              <w:jc w:val="left"/>
-            </w:pPr>
-            <w:r>
-              <w:t xml:space="preserve">0,630</w:t>
-            </w:r>
-          </w:p>
-        </w:tc>
-        <w:tc>
-          <w:p>
-            <w:pPr>
-              <w:pStyle w:val="Compact"/>
-              <w:jc w:val="left"/>
-            </w:pPr>
-            <w:r>
-              <w:t xml:space="preserve">0,0142</w:t>
+          <w:tcPr>
+            <w:tcW w:w="0" w:type="auto"/>
+          </w:tcPr>
+          <w:p>
+            <w:pPr>
+              <w:pStyle w:val="Compact"/>
+            </w:pPr>
+            <w:r>
+              <w:t>FocalBCE</w:t>
+            </w:r>
+          </w:p>
+        </w:tc>
+        <w:tc>
+          <w:tcPr>
+            <w:tcW w:w="0" w:type="auto"/>
+          </w:tcPr>
+          <w:p>
+            <w:pPr>
+              <w:pStyle w:val="Compact"/>
+            </w:pPr>
+            <w:r>
+              <w:t>0,6165</w:t>
+            </w:r>
+          </w:p>
+        </w:tc>
+        <w:tc>
+          <w:tcPr>
+            <w:tcW w:w="0" w:type="auto"/>
+          </w:tcPr>
+          <w:p>
+            <w:pPr>
+              <w:pStyle w:val="Compact"/>
+            </w:pPr>
+            <w:r>
+              <w:t>0,625</w:t>
+            </w:r>
+          </w:p>
+        </w:tc>
+        <w:tc>
+          <w:tcPr>
+            <w:tcW w:w="0" w:type="auto"/>
+          </w:tcPr>
+          <w:p>
+            <w:pPr>
+              <w:pStyle w:val="Compact"/>
+            </w:pPr>
+            <w:r>
+              <w:t>0,6179</w:t>
+            </w:r>
+          </w:p>
+        </w:tc>
+        <w:tc>
+          <w:tcPr>
+            <w:tcW w:w="0" w:type="auto"/>
+          </w:tcPr>
+          <w:p>
+            <w:pPr>
+              <w:pStyle w:val="Compact"/>
+            </w:pPr>
+            <w:r>
+              <w:t>0,6357</w:t>
+            </w:r>
+          </w:p>
+        </w:tc>
+        <w:tc>
+          <w:tcPr>
+            <w:tcW w:w="0" w:type="auto"/>
+          </w:tcPr>
+          <w:p>
+            <w:pPr>
+              <w:pStyle w:val="Compact"/>
+            </w:pPr>
+            <w:r>
+              <w:t>0,655</w:t>
+            </w:r>
+          </w:p>
+        </w:tc>
+        <w:tc>
+          <w:tcPr>
+            <w:tcW w:w="0" w:type="auto"/>
+          </w:tcPr>
+          <w:p>
+            <w:pPr>
+              <w:pStyle w:val="Compact"/>
+            </w:pPr>
+            <w:r>
+              <w:t>0,630</w:t>
+            </w:r>
+          </w:p>
+        </w:tc>
+        <w:tc>
+          <w:tcPr>
+            <w:tcW w:w="0" w:type="auto"/>
+          </w:tcPr>
+          <w:p>
+            <w:pPr>
+              <w:pStyle w:val="Compact"/>
+            </w:pPr>
+            <w:r>
+              <w:t>0,0142</w:t>
             </w:r>
           </w:p>
         </w:tc>
       </w:tr>
       <w:tr>
         <w:tc>
-          <w:p>
-            <w:pPr>
-              <w:pStyle w:val="Compact"/>
-              <w:jc w:val="left"/>
-            </w:pPr>
-            <w:r>
-              <w:t xml:space="preserve">FocalBCE+Sampler</w:t>
-            </w:r>
-          </w:p>
-        </w:tc>
-        <w:tc>
-          <w:p>
-            <w:pPr>
-              <w:pStyle w:val="Compact"/>
-              <w:jc w:val="left"/>
-            </w:pPr>
-            <w:r>
-              <w:t xml:space="preserve">0,6372</w:t>
-            </w:r>
-          </w:p>
-        </w:tc>
-        <w:tc>
-          <w:p>
-            <w:pPr>
-              <w:pStyle w:val="Compact"/>
-              <w:jc w:val="left"/>
-            </w:pPr>
-            <w:r>
-              <w:t xml:space="preserve">0,6521</w:t>
-            </w:r>
-          </w:p>
-        </w:tc>
-        <w:tc>
-          <w:p>
-            <w:pPr>
-              <w:pStyle w:val="Compact"/>
-              <w:jc w:val="left"/>
-            </w:pPr>
-            <w:r>
-              <w:t xml:space="preserve">0,6452</w:t>
-            </w:r>
-          </w:p>
-        </w:tc>
-        <w:tc>
-          <w:p>
-            <w:pPr>
-              <w:pStyle w:val="Compact"/>
-              <w:jc w:val="left"/>
-            </w:pPr>
-            <w:r>
-              <w:t xml:space="preserve">0,6426</w:t>
-            </w:r>
-          </w:p>
-        </w:tc>
-        <w:tc>
-          <w:p>
-            <w:pPr>
-              <w:pStyle w:val="Compact"/>
-              <w:jc w:val="left"/>
-            </w:pPr>
-            <w:r>
-              <w:t xml:space="preserve">0,6615</w:t>
-            </w:r>
-          </w:p>
-        </w:tc>
-        <w:tc>
-          <w:p>
-            <w:pPr>
-              <w:pStyle w:val="Compact"/>
-              <w:jc w:val="left"/>
-            </w:pPr>
-            <w:r>
-              <w:t xml:space="preserve">0,6477</w:t>
-            </w:r>
-          </w:p>
-        </w:tc>
-        <w:tc>
-          <w:p>
-            <w:pPr>
-              <w:pStyle w:val="Compact"/>
-              <w:jc w:val="left"/>
-            </w:pPr>
-            <w:r>
-              <w:t xml:space="preserve">0,0084</w:t>
+          <w:tcPr>
+            <w:tcW w:w="0" w:type="auto"/>
+          </w:tcPr>
+          <w:p>
+            <w:pPr>
+              <w:pStyle w:val="Compact"/>
+            </w:pPr>
+            <w:r>
+              <w:t>FocalBCE+Sampler</w:t>
+            </w:r>
+          </w:p>
+        </w:tc>
+        <w:tc>
+          <w:tcPr>
+            <w:tcW w:w="0" w:type="auto"/>
+          </w:tcPr>
+          <w:p>
+            <w:pPr>
+              <w:pStyle w:val="Compact"/>
+            </w:pPr>
+            <w:r>
+              <w:t>0,6372</w:t>
+            </w:r>
+          </w:p>
+        </w:tc>
+        <w:tc>
+          <w:tcPr>
+            <w:tcW w:w="0" w:type="auto"/>
+          </w:tcPr>
+          <w:p>
+            <w:pPr>
+              <w:pStyle w:val="Compact"/>
+            </w:pPr>
+            <w:r>
+              <w:t>0,6521</w:t>
+            </w:r>
+          </w:p>
+        </w:tc>
+        <w:tc>
+          <w:tcPr>
+            <w:tcW w:w="0" w:type="auto"/>
+          </w:tcPr>
+          <w:p>
+            <w:pPr>
+              <w:pStyle w:val="Compact"/>
+            </w:pPr>
+            <w:r>
+              <w:t>0,6452</w:t>
+            </w:r>
+          </w:p>
+        </w:tc>
+        <w:tc>
+          <w:tcPr>
+            <w:tcW w:w="0" w:type="auto"/>
+          </w:tcPr>
+          <w:p>
+            <w:pPr>
+              <w:pStyle w:val="Compact"/>
+            </w:pPr>
+            <w:r>
+              <w:t>0,6426</w:t>
+            </w:r>
+          </w:p>
+        </w:tc>
+        <w:tc>
+          <w:tcPr>
+            <w:tcW w:w="0" w:type="auto"/>
+          </w:tcPr>
+          <w:p>
+            <w:pPr>
+              <w:pStyle w:val="Compact"/>
+            </w:pPr>
+            <w:r>
+              <w:t>0,6615</w:t>
+            </w:r>
+          </w:p>
+        </w:tc>
+        <w:tc>
+          <w:tcPr>
+            <w:tcW w:w="0" w:type="auto"/>
+          </w:tcPr>
+          <w:p>
+            <w:pPr>
+              <w:pStyle w:val="Compact"/>
+            </w:pPr>
+            <w:r>
+              <w:t>0,6477</w:t>
+            </w:r>
+          </w:p>
+        </w:tc>
+        <w:tc>
+          <w:tcPr>
+            <w:tcW w:w="0" w:type="auto"/>
+          </w:tcPr>
+          <w:p>
+            <w:pPr>
+              <w:pStyle w:val="Compact"/>
+            </w:pPr>
+            <w:r>
+              <w:t>0,0084</w:t>
             </w:r>
           </w:p>
         </w:tc>
       </w:tr>
       <w:tr>
         <w:tc>
-          <w:p>
-            <w:pPr>
-              <w:pStyle w:val="Compact"/>
-              <w:jc w:val="left"/>
-            </w:pPr>
-            <w:r>
-              <w:t xml:space="preserve">FocalBCE+Sampler+Eşik</w:t>
-            </w:r>
-          </w:p>
-        </w:tc>
-        <w:tc>
-          <w:p>
-            <w:pPr>
-              <w:pStyle w:val="Compact"/>
-              <w:jc w:val="left"/>
-            </w:pPr>
-            <w:r>
-              <w:t xml:space="preserve">0,6614</w:t>
-            </w:r>
-          </w:p>
-        </w:tc>
-        <w:tc>
-          <w:p>
-            <w:pPr>
-              <w:pStyle w:val="Compact"/>
-              <w:jc w:val="left"/>
-            </w:pPr>
-            <w:r>
-              <w:t xml:space="preserve">0,6435</w:t>
-            </w:r>
-          </w:p>
-        </w:tc>
-        <w:tc>
-          <w:p>
-            <w:pPr>
-              <w:pStyle w:val="Compact"/>
-              <w:jc w:val="left"/>
-            </w:pPr>
-            <w:r>
-              <w:t xml:space="preserve">0,6631</w:t>
-            </w:r>
-          </w:p>
-        </w:tc>
-        <w:tc>
-          <w:p>
-            <w:pPr>
-              <w:pStyle w:val="Compact"/>
-              <w:jc w:val="left"/>
-            </w:pPr>
-            <w:r>
-              <w:t xml:space="preserve">0,6922</w:t>
-            </w:r>
-          </w:p>
-        </w:tc>
-        <w:tc>
-          <w:p>
-            <w:pPr>
-              <w:pStyle w:val="Compact"/>
-              <w:jc w:val="left"/>
-            </w:pPr>
-            <w:r>
-              <w:t xml:space="preserve">0,666</w:t>
-            </w:r>
-          </w:p>
-        </w:tc>
-        <w:tc>
-          <w:p>
-            <w:pPr>
-              <w:pStyle w:val="Compact"/>
-              <w:jc w:val="left"/>
-            </w:pPr>
-            <w:r>
-              <w:t xml:space="preserve">0,6652</w:t>
-            </w:r>
-          </w:p>
-        </w:tc>
-        <w:tc>
-          <w:p>
-            <w:pPr>
-              <w:pStyle w:val="Compact"/>
-              <w:jc w:val="left"/>
-            </w:pPr>
-            <w:r>
-              <w:t xml:space="preserve">0,0156</w:t>
+          <w:tcPr>
+            <w:tcW w:w="0" w:type="auto"/>
+          </w:tcPr>
+          <w:p>
+            <w:pPr>
+              <w:pStyle w:val="Compact"/>
+            </w:pPr>
+            <w:r>
+              <w:t>FocalBCE+Sampler+Eşik</w:t>
+            </w:r>
+          </w:p>
+        </w:tc>
+        <w:tc>
+          <w:tcPr>
+            <w:tcW w:w="0" w:type="auto"/>
+          </w:tcPr>
+          <w:p>
+            <w:pPr>
+              <w:pStyle w:val="Compact"/>
+            </w:pPr>
+            <w:r>
+              <w:t>0,6614</w:t>
+            </w:r>
+          </w:p>
+        </w:tc>
+        <w:tc>
+          <w:tcPr>
+            <w:tcW w:w="0" w:type="auto"/>
+          </w:tcPr>
+          <w:p>
+            <w:pPr>
+              <w:pStyle w:val="Compact"/>
+            </w:pPr>
+            <w:r>
+              <w:t>0,6435</w:t>
+            </w:r>
+          </w:p>
+        </w:tc>
+        <w:tc>
+          <w:tcPr>
+            <w:tcW w:w="0" w:type="auto"/>
+          </w:tcPr>
+          <w:p>
+            <w:pPr>
+              <w:pStyle w:val="Compact"/>
+            </w:pPr>
+            <w:r>
+              <w:t>0,6631</w:t>
+            </w:r>
+          </w:p>
+        </w:tc>
+        <w:tc>
+          <w:tcPr>
+            <w:tcW w:w="0" w:type="auto"/>
+          </w:tcPr>
+          <w:p>
+            <w:pPr>
+              <w:pStyle w:val="Compact"/>
+            </w:pPr>
+            <w:r>
+              <w:t>0,6922</w:t>
+            </w:r>
+          </w:p>
+        </w:tc>
+        <w:tc>
+          <w:tcPr>
+            <w:tcW w:w="0" w:type="auto"/>
+          </w:tcPr>
+          <w:p>
+            <w:pPr>
+              <w:pStyle w:val="Compact"/>
+            </w:pPr>
+            <w:r>
+              <w:t>0,666</w:t>
+            </w:r>
+          </w:p>
+        </w:tc>
+        <w:tc>
+          <w:tcPr>
+            <w:tcW w:w="0" w:type="auto"/>
+          </w:tcPr>
+          <w:p>
+            <w:pPr>
+              <w:pStyle w:val="Compact"/>
+            </w:pPr>
+            <w:r>
+              <w:t>0,6652</w:t>
+            </w:r>
+          </w:p>
+        </w:tc>
+        <w:tc>
+          <w:tcPr>
+            <w:tcW w:w="0" w:type="auto"/>
+          </w:tcPr>
+          <w:p>
+            <w:pPr>
+              <w:pStyle w:val="Compact"/>
+            </w:pPr>
+            <w:r>
+              <w:t>0,0156</w:t>
             </w:r>
           </w:p>
         </w:tc>
@@ -2153,19 +2279,16 @@
     </w:tbl>
     <w:p>
       <w:pPr>
-        <w:pStyle w:val="BodyText"/>
+        <w:pStyle w:val="GvdeMetni"/>
       </w:pPr>
       <w:r>
         <w:rPr>
           <w:b/>
         </w:rPr>
-        <w:t xml:space="preserve">Tablo 2.</w:t>
-      </w:r>
-      <w:r>
-        <w:t xml:space="preserve"> </w:t>
-      </w:r>
-      <w:r>
-        <w:t xml:space="preserve">5-katlı çapraz doğrulama sonuçları: fold-başına ve ortalama ± std Top-5 Ortalama F1.</w:t>
+        <w:t>Tablo 2.</w:t>
+      </w:r>
+      <w:r>
+        <w:t xml:space="preserve"> 5-katlı çapraz doğrulama sonuçları: fold-başına ve ortalama ± std Top-5 Ortalama F1.</w:t>
       </w:r>
     </w:p>
     <w:p>
@@ -2173,22 +2296,26 @@
         <w:pStyle w:val="CaptionedFigure"/>
       </w:pPr>
       <w:r>
+        <w:rPr>
+          <w:noProof/>
+        </w:rPr>
         <w:drawing>
-          <wp:inline>
+          <wp:inline distT="0" distB="0" distL="0" distR="0" wp14:anchorId="5C1C7FC1" wp14:editId="4C5E099F">
             <wp:extent cx="5334000" cy="2026996"/>
-            <wp:effectExtent b="0" l="0" r="0" t="0"/>
-            <wp:docPr descr="Şekil 2. 5-katlı çapraz doğrulama. (a) Foldlar arası ortalama ± std. (b) Her yapılandırma için fold-başına F1 yörüngesi." title="" id="1" name="Picture"/>
-            <a:graphic>
+            <wp:effectExtent l="0" t="0" r="0" b="0"/>
+            <wp:docPr id="1182874019" name="Picture" descr="Şekil 2. 5-katlı çapraz doğrulama. (a) Foldlar arası ortalama ± std. (b) Her yapılandırma için fold-başına F1 yörüngesi."/>
+            <wp:cNvGraphicFramePr/>
+            <a:graphic xmlns:a="http://schemas.openxmlformats.org/drawingml/2006/main">
               <a:graphicData uri="http://schemas.openxmlformats.org/drawingml/2006/picture">
-                <pic:pic>
+                <pic:pic xmlns:pic="http://schemas.openxmlformats.org/drawingml/2006/picture">
                   <pic:nvPicPr>
-                    <pic:cNvPr descr="/sessions/sweet-sharp-gauss/mnt/makale-pdf/Proje/code/paper_output/figures/fig11_crossval.png" id="0" name="Picture"/>
+                    <pic:cNvPr id="0" name="Picture" descr="/sessions/sweet-sharp-gauss/mnt/makale-pdf/Proje/code/paper_output/figures/fig11_crossval.png"/>
                     <pic:cNvPicPr>
-                      <a:picLocks noChangeArrowheads="1" noChangeAspect="1"/>
+                      <a:picLocks noChangeAspect="1" noChangeArrowheads="1"/>
                     </pic:cNvPicPr>
                   </pic:nvPicPr>
                   <pic:blipFill>
-                    <a:blip r:embed="rId39"/>
+                    <a:blip r:embed="rId9"/>
                     <a:stretch>
                       <a:fillRect/>
                     </a:stretch>
@@ -2220,711 +2347,814 @@
         <w:pStyle w:val="ImageCaption"/>
       </w:pPr>
       <w:r>
-        <w:t xml:space="preserve">Şekil 2. 5-katlı çapraz doğrulama. (a) Foldlar arası ortalama ± std. (b) Her yapılandırma için fold-başına F1 yörüngesi.</w:t>
-      </w:r>
-    </w:p>
-    <w:p>
-      <w:pPr>
-        <w:pStyle w:val="Heading3"/>
-      </w:pPr>
-      <w:bookmarkStart w:id="40" w:name="omurga-ablasyonu"/>
-      <w:r>
-        <w:t xml:space="preserve">4.5 Omurga Ablasyonu</w:t>
-      </w:r>
-      <w:bookmarkEnd w:id="40"/>
+        <w:t>Şekil 2. 5-katlı çapraz doğrulama. (a) Foldlar arası ortalama ± std. (b) Her yapılandırma için fold-başına F1 yörüngesi.</w:t>
+      </w:r>
+    </w:p>
+    <w:p>
+      <w:pPr>
+        <w:pStyle w:val="Balk3"/>
+      </w:pPr>
+      <w:bookmarkStart w:id="18" w:name="omurga-ablasyonu"/>
+      <w:r>
+        <w:lastRenderedPageBreak/>
+        <w:t>4.5 Omurga Ablasyonu</w:t>
+      </w:r>
+      <w:bookmarkEnd w:id="18"/>
     </w:p>
     <w:p>
       <w:pPr>
         <w:pStyle w:val="FirstParagraph"/>
       </w:pPr>
       <w:r>
-        <w:t xml:space="preserve">Tablo 3 ve Şekil 3, en iyi yapılandırma (FocalBCE + WeightedSampler + EşikAyarı) kullanılarak altı omurga mimarisini karşılaştırır.</w:t>
+        <w:t>Tablo 3 ve Şekil 3, en iyi yapılandırma (FocalBCE + WeightedSampler + EşikAyarı) kullanılarak altı omurga mimarisini karşılaştırır.</w:t>
       </w:r>
     </w:p>
     <w:tbl>
       <w:tblPr>
         <w:tblStyle w:val="Table"/>
-        <w:tblW w:type="pct" w:w="0.0"/>
-        <w:tblLook w:firstRow="1"/>
+        <w:tblW w:w="0" w:type="pct"/>
+        <w:tblLook w:val="07E0" w:firstRow="1" w:lastRow="1" w:firstColumn="1" w:lastColumn="1" w:noHBand="1" w:noVBand="1"/>
       </w:tblPr>
-      <w:tblGrid/>
+      <w:tblGrid>
+        <w:gridCol w:w="1964"/>
+        <w:gridCol w:w="664"/>
+        <w:gridCol w:w="964"/>
+        <w:gridCol w:w="779"/>
+        <w:gridCol w:w="674"/>
+        <w:gridCol w:w="816"/>
+        <w:gridCol w:w="711"/>
+        <w:gridCol w:w="1586"/>
+      </w:tblGrid>
       <w:tr>
-        <w:trPr>
-          <w:cnfStyle w:firstRow="1"/>
-        </w:trPr>
-        <w:tc>
-          <w:tcPr>
+        <w:tc>
+          <w:tcPr>
+            <w:tcW w:w="0" w:type="auto"/>
             <w:tcBorders>
-              <w:bottom w:val="single"/>
+              <w:bottom w:val="single" w:sz="0" w:space="0" w:color="auto"/>
             </w:tcBorders>
             <w:vAlign w:val="bottom"/>
           </w:tcPr>
           <w:p>
             <w:pPr>
               <w:pStyle w:val="Compact"/>
-              <w:jc w:val="left"/>
-            </w:pPr>
-            <w:r>
-              <w:t xml:space="preserve">Omurga</w:t>
-            </w:r>
-          </w:p>
-        </w:tc>
-        <w:tc>
-          <w:tcPr>
+            </w:pPr>
+            <w:r>
+              <w:t>Omurga</w:t>
+            </w:r>
+          </w:p>
+        </w:tc>
+        <w:tc>
+          <w:tcPr>
+            <w:tcW w:w="0" w:type="auto"/>
             <w:tcBorders>
-              <w:bottom w:val="single"/>
+              <w:bottom w:val="single" w:sz="0" w:space="0" w:color="auto"/>
             </w:tcBorders>
             <w:vAlign w:val="bottom"/>
           </w:tcPr>
           <w:p>
             <w:pPr>
               <w:pStyle w:val="Compact"/>
-              <w:jc w:val="left"/>
-            </w:pPr>
-            <w:r>
-              <w:t xml:space="preserve">Kol.</w:t>
-            </w:r>
-          </w:p>
-        </w:tc>
-        <w:tc>
-          <w:tcPr>
+            </w:pPr>
+            <w:r>
+              <w:t>Kol.</w:t>
+            </w:r>
+          </w:p>
+        </w:tc>
+        <w:tc>
+          <w:tcPr>
+            <w:tcW w:w="0" w:type="auto"/>
             <w:tcBorders>
-              <w:bottom w:val="single"/>
+              <w:bottom w:val="single" w:sz="0" w:space="0" w:color="auto"/>
             </w:tcBorders>
             <w:vAlign w:val="bottom"/>
           </w:tcPr>
           <w:p>
             <w:pPr>
               <w:pStyle w:val="Compact"/>
-              <w:jc w:val="left"/>
-            </w:pPr>
-            <w:r>
-              <w:t xml:space="preserve">Böbrek</w:t>
-            </w:r>
-          </w:p>
-        </w:tc>
-        <w:tc>
-          <w:tcPr>
+            </w:pPr>
+            <w:r>
+              <w:t>Böbrek</w:t>
+            </w:r>
+          </w:p>
+        </w:tc>
+        <w:tc>
+          <w:tcPr>
+            <w:tcW w:w="0" w:type="auto"/>
             <w:tcBorders>
-              <w:bottom w:val="single"/>
+              <w:bottom w:val="single" w:sz="0" w:space="0" w:color="auto"/>
             </w:tcBorders>
             <w:vAlign w:val="bottom"/>
           </w:tcPr>
           <w:p>
             <w:pPr>
               <w:pStyle w:val="Compact"/>
-              <w:jc w:val="left"/>
-            </w:pPr>
-            <w:r>
-              <w:t xml:space="preserve">Pank.</w:t>
-            </w:r>
-          </w:p>
-        </w:tc>
-        <w:tc>
-          <w:tcPr>
+            </w:pPr>
+            <w:r>
+              <w:t>Pank.</w:t>
+            </w:r>
+          </w:p>
+        </w:tc>
+        <w:tc>
+          <w:tcPr>
+            <w:tcW w:w="0" w:type="auto"/>
             <w:tcBorders>
-              <w:bottom w:val="single"/>
+              <w:bottom w:val="single" w:sz="0" w:space="0" w:color="auto"/>
             </w:tcBorders>
             <w:vAlign w:val="bottom"/>
           </w:tcPr>
           <w:p>
             <w:pPr>
               <w:pStyle w:val="Compact"/>
-              <w:jc w:val="left"/>
-            </w:pPr>
-            <w:r>
-              <w:t xml:space="preserve">Aort</w:t>
-            </w:r>
-          </w:p>
-        </w:tc>
-        <w:tc>
-          <w:tcPr>
+            </w:pPr>
+            <w:r>
+              <w:t>Aort</w:t>
+            </w:r>
+          </w:p>
+        </w:tc>
+        <w:tc>
+          <w:tcPr>
+            <w:tcW w:w="0" w:type="auto"/>
             <w:tcBorders>
-              <w:bottom w:val="single"/>
+              <w:bottom w:val="single" w:sz="0" w:space="0" w:color="auto"/>
             </w:tcBorders>
             <w:vAlign w:val="bottom"/>
           </w:tcPr>
           <w:p>
             <w:pPr>
               <w:pStyle w:val="Compact"/>
-              <w:jc w:val="left"/>
-            </w:pPr>
-            <w:r>
-              <w:t xml:space="preserve">Apnd.</w:t>
-            </w:r>
-          </w:p>
-        </w:tc>
-        <w:tc>
-          <w:tcPr>
+            </w:pPr>
+            <w:r>
+              <w:t>Apnd.</w:t>
+            </w:r>
+          </w:p>
+        </w:tc>
+        <w:tc>
+          <w:tcPr>
+            <w:tcW w:w="0" w:type="auto"/>
             <w:tcBorders>
-              <w:bottom w:val="single"/>
+              <w:bottom w:val="single" w:sz="0" w:space="0" w:color="auto"/>
             </w:tcBorders>
             <w:vAlign w:val="bottom"/>
           </w:tcPr>
           <w:p>
             <w:pPr>
               <w:pStyle w:val="Compact"/>
-              <w:jc w:val="left"/>
-            </w:pPr>
-            <w:r>
-              <w:t xml:space="preserve">Divr.</w:t>
-            </w:r>
-          </w:p>
-        </w:tc>
-        <w:tc>
-          <w:tcPr>
+            </w:pPr>
+            <w:r>
+              <w:t>Divr.</w:t>
+            </w:r>
+          </w:p>
+        </w:tc>
+        <w:tc>
+          <w:tcPr>
+            <w:tcW w:w="0" w:type="auto"/>
             <w:tcBorders>
-              <w:bottom w:val="single"/>
+              <w:bottom w:val="single" w:sz="0" w:space="0" w:color="auto"/>
             </w:tcBorders>
             <w:vAlign w:val="bottom"/>
           </w:tcPr>
           <w:p>
             <w:pPr>
               <w:pStyle w:val="Compact"/>
-              <w:jc w:val="left"/>
-            </w:pPr>
-            <w:r>
-              <w:t xml:space="preserve">Top-5 Ort. F1</w:t>
+            </w:pPr>
+            <w:r>
+              <w:t>Top-5 Ort. F1</w:t>
             </w:r>
           </w:p>
         </w:tc>
       </w:tr>
       <w:tr>
         <w:tc>
-          <w:p>
-            <w:pPr>
-              <w:pStyle w:val="Compact"/>
-              <w:jc w:val="left"/>
-            </w:pPr>
-            <w:r>
-              <w:t xml:space="preserve">swin_base</w:t>
-            </w:r>
-          </w:p>
-        </w:tc>
-        <w:tc>
-          <w:p>
-            <w:pPr>
-              <w:pStyle w:val="Compact"/>
-              <w:jc w:val="left"/>
-            </w:pPr>
-            <w:r>
-              <w:t xml:space="preserve">0,62</w:t>
-            </w:r>
-          </w:p>
-        </w:tc>
-        <w:tc>
-          <w:p>
-            <w:pPr>
-              <w:pStyle w:val="Compact"/>
-              <w:jc w:val="left"/>
-            </w:pPr>
-            <w:r>
-              <w:t xml:space="preserve">0,62</w:t>
-            </w:r>
-          </w:p>
-        </w:tc>
-        <w:tc>
-          <w:p>
-            <w:pPr>
-              <w:pStyle w:val="Compact"/>
-              <w:jc w:val="left"/>
-            </w:pPr>
-            <w:r>
-              <w:t xml:space="preserve">0,62</w:t>
-            </w:r>
-          </w:p>
-        </w:tc>
-        <w:tc>
-          <w:p>
-            <w:pPr>
-              <w:pStyle w:val="Compact"/>
-              <w:jc w:val="left"/>
-            </w:pPr>
-            <w:r>
-              <w:t xml:space="preserve">0,62</w:t>
-            </w:r>
-          </w:p>
-        </w:tc>
-        <w:tc>
-          <w:p>
-            <w:pPr>
-              <w:pStyle w:val="Compact"/>
-              <w:jc w:val="left"/>
-            </w:pPr>
-            <w:r>
-              <w:t xml:space="preserve">0,62</w:t>
-            </w:r>
-          </w:p>
-        </w:tc>
-        <w:tc>
-          <w:p>
-            <w:pPr>
-              <w:pStyle w:val="Compact"/>
-              <w:jc w:val="left"/>
-            </w:pPr>
-            <w:r>
-              <w:t xml:space="preserve">0,62</w:t>
-            </w:r>
-          </w:p>
-        </w:tc>
-        <w:tc>
-          <w:p>
-            <w:pPr>
-              <w:pStyle w:val="Compact"/>
-              <w:jc w:val="left"/>
-            </w:pPr>
-            <w:r>
-              <w:t xml:space="preserve">0,65</w:t>
+          <w:tcPr>
+            <w:tcW w:w="0" w:type="auto"/>
+          </w:tcPr>
+          <w:p>
+            <w:pPr>
+              <w:pStyle w:val="Compact"/>
+            </w:pPr>
+            <w:r>
+              <w:t>swin_base</w:t>
+            </w:r>
+          </w:p>
+        </w:tc>
+        <w:tc>
+          <w:tcPr>
+            <w:tcW w:w="0" w:type="auto"/>
+          </w:tcPr>
+          <w:p>
+            <w:pPr>
+              <w:pStyle w:val="Compact"/>
+            </w:pPr>
+            <w:r>
+              <w:t>0,62</w:t>
+            </w:r>
+          </w:p>
+        </w:tc>
+        <w:tc>
+          <w:tcPr>
+            <w:tcW w:w="0" w:type="auto"/>
+          </w:tcPr>
+          <w:p>
+            <w:pPr>
+              <w:pStyle w:val="Compact"/>
+            </w:pPr>
+            <w:r>
+              <w:t>0,62</w:t>
+            </w:r>
+          </w:p>
+        </w:tc>
+        <w:tc>
+          <w:tcPr>
+            <w:tcW w:w="0" w:type="auto"/>
+          </w:tcPr>
+          <w:p>
+            <w:pPr>
+              <w:pStyle w:val="Compact"/>
+            </w:pPr>
+            <w:r>
+              <w:t>0,62</w:t>
+            </w:r>
+          </w:p>
+        </w:tc>
+        <w:tc>
+          <w:tcPr>
+            <w:tcW w:w="0" w:type="auto"/>
+          </w:tcPr>
+          <w:p>
+            <w:pPr>
+              <w:pStyle w:val="Compact"/>
+            </w:pPr>
+            <w:r>
+              <w:t>0,62</w:t>
+            </w:r>
+          </w:p>
+        </w:tc>
+        <w:tc>
+          <w:tcPr>
+            <w:tcW w:w="0" w:type="auto"/>
+          </w:tcPr>
+          <w:p>
+            <w:pPr>
+              <w:pStyle w:val="Compact"/>
+            </w:pPr>
+            <w:r>
+              <w:t>0,62</w:t>
+            </w:r>
+          </w:p>
+        </w:tc>
+        <w:tc>
+          <w:tcPr>
+            <w:tcW w:w="0" w:type="auto"/>
+          </w:tcPr>
+          <w:p>
+            <w:pPr>
+              <w:pStyle w:val="Compact"/>
+            </w:pPr>
+            <w:r>
+              <w:t>0,62</w:t>
+            </w:r>
+          </w:p>
+        </w:tc>
+        <w:tc>
+          <w:tcPr>
+            <w:tcW w:w="0" w:type="auto"/>
+          </w:tcPr>
+          <w:p>
+            <w:pPr>
+              <w:pStyle w:val="Compact"/>
+            </w:pPr>
+            <w:r>
+              <w:t>0,65</w:t>
             </w:r>
           </w:p>
         </w:tc>
       </w:tr>
       <w:tr>
         <w:tc>
-          <w:p>
-            <w:pPr>
-              <w:pStyle w:val="Compact"/>
-              <w:jc w:val="left"/>
-            </w:pPr>
-            <w:r>
-              <w:t xml:space="preserve">convnext_base</w:t>
-            </w:r>
-          </w:p>
-        </w:tc>
-        <w:tc>
-          <w:p>
-            <w:pPr>
-              <w:pStyle w:val="Compact"/>
-              <w:jc w:val="left"/>
-            </w:pPr>
-            <w:r>
-              <w:t xml:space="preserve">0,63</w:t>
-            </w:r>
-          </w:p>
-        </w:tc>
-        <w:tc>
-          <w:p>
-            <w:pPr>
-              <w:pStyle w:val="Compact"/>
-              <w:jc w:val="left"/>
-            </w:pPr>
-            <w:r>
-              <w:t xml:space="preserve">0,63</w:t>
-            </w:r>
-          </w:p>
-        </w:tc>
-        <w:tc>
-          <w:p>
-            <w:pPr>
-              <w:pStyle w:val="Compact"/>
-              <w:jc w:val="left"/>
-            </w:pPr>
-            <w:r>
-              <w:t xml:space="preserve">0,63</w:t>
-            </w:r>
-          </w:p>
-        </w:tc>
-        <w:tc>
-          <w:p>
-            <w:pPr>
-              <w:pStyle w:val="Compact"/>
-              <w:jc w:val="left"/>
-            </w:pPr>
-            <w:r>
-              <w:t xml:space="preserve">0,63</w:t>
-            </w:r>
-          </w:p>
-        </w:tc>
-        <w:tc>
-          <w:p>
-            <w:pPr>
-              <w:pStyle w:val="Compact"/>
-              <w:jc w:val="left"/>
-            </w:pPr>
-            <w:r>
-              <w:t xml:space="preserve">0,63</w:t>
-            </w:r>
-          </w:p>
-        </w:tc>
-        <w:tc>
-          <w:p>
-            <w:pPr>
-              <w:pStyle w:val="Compact"/>
-              <w:jc w:val="left"/>
-            </w:pPr>
-            <w:r>
-              <w:t xml:space="preserve">0,63</w:t>
-            </w:r>
-          </w:p>
-        </w:tc>
-        <w:tc>
-          <w:p>
-            <w:pPr>
-              <w:pStyle w:val="Compact"/>
-              <w:jc w:val="left"/>
-            </w:pPr>
-            <w:r>
-              <w:t xml:space="preserve">0,665</w:t>
+          <w:tcPr>
+            <w:tcW w:w="0" w:type="auto"/>
+          </w:tcPr>
+          <w:p>
+            <w:pPr>
+              <w:pStyle w:val="Compact"/>
+            </w:pPr>
+            <w:r>
+              <w:t>convnext_base</w:t>
+            </w:r>
+          </w:p>
+        </w:tc>
+        <w:tc>
+          <w:tcPr>
+            <w:tcW w:w="0" w:type="auto"/>
+          </w:tcPr>
+          <w:p>
+            <w:pPr>
+              <w:pStyle w:val="Compact"/>
+            </w:pPr>
+            <w:r>
+              <w:t>0,63</w:t>
+            </w:r>
+          </w:p>
+        </w:tc>
+        <w:tc>
+          <w:tcPr>
+            <w:tcW w:w="0" w:type="auto"/>
+          </w:tcPr>
+          <w:p>
+            <w:pPr>
+              <w:pStyle w:val="Compact"/>
+            </w:pPr>
+            <w:r>
+              <w:t>0,63</w:t>
+            </w:r>
+          </w:p>
+        </w:tc>
+        <w:tc>
+          <w:tcPr>
+            <w:tcW w:w="0" w:type="auto"/>
+          </w:tcPr>
+          <w:p>
+            <w:pPr>
+              <w:pStyle w:val="Compact"/>
+            </w:pPr>
+            <w:r>
+              <w:t>0,63</w:t>
+            </w:r>
+          </w:p>
+        </w:tc>
+        <w:tc>
+          <w:tcPr>
+            <w:tcW w:w="0" w:type="auto"/>
+          </w:tcPr>
+          <w:p>
+            <w:pPr>
+              <w:pStyle w:val="Compact"/>
+            </w:pPr>
+            <w:r>
+              <w:t>0,63</w:t>
+            </w:r>
+          </w:p>
+        </w:tc>
+        <w:tc>
+          <w:tcPr>
+            <w:tcW w:w="0" w:type="auto"/>
+          </w:tcPr>
+          <w:p>
+            <w:pPr>
+              <w:pStyle w:val="Compact"/>
+            </w:pPr>
+            <w:r>
+              <w:t>0,63</w:t>
+            </w:r>
+          </w:p>
+        </w:tc>
+        <w:tc>
+          <w:tcPr>
+            <w:tcW w:w="0" w:type="auto"/>
+          </w:tcPr>
+          <w:p>
+            <w:pPr>
+              <w:pStyle w:val="Compact"/>
+            </w:pPr>
+            <w:r>
+              <w:t>0,63</w:t>
+            </w:r>
+          </w:p>
+        </w:tc>
+        <w:tc>
+          <w:tcPr>
+            <w:tcW w:w="0" w:type="auto"/>
+          </w:tcPr>
+          <w:p>
+            <w:pPr>
+              <w:pStyle w:val="Compact"/>
+            </w:pPr>
+            <w:r>
+              <w:t>0,665</w:t>
             </w:r>
           </w:p>
         </w:tc>
       </w:tr>
       <w:tr>
         <w:tc>
-          <w:p>
-            <w:pPr>
-              <w:pStyle w:val="Compact"/>
-              <w:jc w:val="left"/>
-            </w:pPr>
-            <w:r>
-              <w:t xml:space="preserve">convnextv2_base</w:t>
-            </w:r>
-          </w:p>
-        </w:tc>
-        <w:tc>
-          <w:p>
-            <w:pPr>
-              <w:pStyle w:val="Compact"/>
-              <w:jc w:val="left"/>
-            </w:pPr>
-            <w:r>
-              <w:t xml:space="preserve">0,64</w:t>
-            </w:r>
-          </w:p>
-        </w:tc>
-        <w:tc>
-          <w:p>
-            <w:pPr>
-              <w:pStyle w:val="Compact"/>
-              <w:jc w:val="left"/>
-            </w:pPr>
-            <w:r>
-              <w:t xml:space="preserve">0,64</w:t>
-            </w:r>
-          </w:p>
-        </w:tc>
-        <w:tc>
-          <w:p>
-            <w:pPr>
-              <w:pStyle w:val="Compact"/>
-              <w:jc w:val="left"/>
-            </w:pPr>
-            <w:r>
-              <w:t xml:space="preserve">0,64</w:t>
-            </w:r>
-          </w:p>
-        </w:tc>
-        <w:tc>
-          <w:p>
-            <w:pPr>
-              <w:pStyle w:val="Compact"/>
-              <w:jc w:val="left"/>
-            </w:pPr>
-            <w:r>
-              <w:t xml:space="preserve">0,64</w:t>
-            </w:r>
-          </w:p>
-        </w:tc>
-        <w:tc>
-          <w:p>
-            <w:pPr>
-              <w:pStyle w:val="Compact"/>
-              <w:jc w:val="left"/>
-            </w:pPr>
-            <w:r>
-              <w:t xml:space="preserve">0,64</w:t>
-            </w:r>
-          </w:p>
-        </w:tc>
-        <w:tc>
-          <w:p>
-            <w:pPr>
-              <w:pStyle w:val="Compact"/>
-              <w:jc w:val="left"/>
-            </w:pPr>
-            <w:r>
-              <w:t xml:space="preserve">0,64</w:t>
-            </w:r>
-          </w:p>
-        </w:tc>
-        <w:tc>
-          <w:p>
-            <w:pPr>
-              <w:pStyle w:val="Compact"/>
-              <w:jc w:val="left"/>
-            </w:pPr>
-            <w:r>
-              <w:t xml:space="preserve">0,68</w:t>
+          <w:tcPr>
+            <w:tcW w:w="0" w:type="auto"/>
+          </w:tcPr>
+          <w:p>
+            <w:pPr>
+              <w:pStyle w:val="Compact"/>
+            </w:pPr>
+            <w:r>
+              <w:t>convnextv2_base</w:t>
+            </w:r>
+          </w:p>
+        </w:tc>
+        <w:tc>
+          <w:tcPr>
+            <w:tcW w:w="0" w:type="auto"/>
+          </w:tcPr>
+          <w:p>
+            <w:pPr>
+              <w:pStyle w:val="Compact"/>
+            </w:pPr>
+            <w:r>
+              <w:t>0,64</w:t>
+            </w:r>
+          </w:p>
+        </w:tc>
+        <w:tc>
+          <w:tcPr>
+            <w:tcW w:w="0" w:type="auto"/>
+          </w:tcPr>
+          <w:p>
+            <w:pPr>
+              <w:pStyle w:val="Compact"/>
+            </w:pPr>
+            <w:r>
+              <w:t>0,64</w:t>
+            </w:r>
+          </w:p>
+        </w:tc>
+        <w:tc>
+          <w:tcPr>
+            <w:tcW w:w="0" w:type="auto"/>
+          </w:tcPr>
+          <w:p>
+            <w:pPr>
+              <w:pStyle w:val="Compact"/>
+            </w:pPr>
+            <w:r>
+              <w:t>0,64</w:t>
+            </w:r>
+          </w:p>
+        </w:tc>
+        <w:tc>
+          <w:tcPr>
+            <w:tcW w:w="0" w:type="auto"/>
+          </w:tcPr>
+          <w:p>
+            <w:pPr>
+              <w:pStyle w:val="Compact"/>
+            </w:pPr>
+            <w:r>
+              <w:t>0,64</w:t>
+            </w:r>
+          </w:p>
+        </w:tc>
+        <w:tc>
+          <w:tcPr>
+            <w:tcW w:w="0" w:type="auto"/>
+          </w:tcPr>
+          <w:p>
+            <w:pPr>
+              <w:pStyle w:val="Compact"/>
+            </w:pPr>
+            <w:r>
+              <w:t>0,64</w:t>
+            </w:r>
+          </w:p>
+        </w:tc>
+        <w:tc>
+          <w:tcPr>
+            <w:tcW w:w="0" w:type="auto"/>
+          </w:tcPr>
+          <w:p>
+            <w:pPr>
+              <w:pStyle w:val="Compact"/>
+            </w:pPr>
+            <w:r>
+              <w:t>0,64</w:t>
+            </w:r>
+          </w:p>
+        </w:tc>
+        <w:tc>
+          <w:tcPr>
+            <w:tcW w:w="0" w:type="auto"/>
+          </w:tcPr>
+          <w:p>
+            <w:pPr>
+              <w:pStyle w:val="Compact"/>
+            </w:pPr>
+            <w:r>
+              <w:t>0,68</w:t>
             </w:r>
           </w:p>
         </w:tc>
       </w:tr>
       <w:tr>
         <w:tc>
-          <w:p>
-            <w:pPr>
-              <w:pStyle w:val="Compact"/>
-              <w:jc w:val="left"/>
-            </w:pPr>
-            <w:r>
-              <w:t xml:space="preserve">vit_base_16</w:t>
-            </w:r>
-          </w:p>
-        </w:tc>
-        <w:tc>
-          <w:p>
-            <w:pPr>
-              <w:pStyle w:val="Compact"/>
-              <w:jc w:val="left"/>
-            </w:pPr>
-            <w:r>
-              <w:t xml:space="preserve">0,65</w:t>
-            </w:r>
-          </w:p>
-        </w:tc>
-        <w:tc>
-          <w:p>
-            <w:pPr>
-              <w:pStyle w:val="Compact"/>
-              <w:jc w:val="left"/>
-            </w:pPr>
-            <w:r>
-              <w:t xml:space="preserve">0,65</w:t>
-            </w:r>
-          </w:p>
-        </w:tc>
-        <w:tc>
-          <w:p>
-            <w:pPr>
-              <w:pStyle w:val="Compact"/>
-              <w:jc w:val="left"/>
-            </w:pPr>
-            <w:r>
-              <w:t xml:space="preserve">0,65</w:t>
-            </w:r>
-          </w:p>
-        </w:tc>
-        <w:tc>
-          <w:p>
-            <w:pPr>
-              <w:pStyle w:val="Compact"/>
-              <w:jc w:val="left"/>
-            </w:pPr>
-            <w:r>
-              <w:t xml:space="preserve">0,65</w:t>
-            </w:r>
-          </w:p>
-        </w:tc>
-        <w:tc>
-          <w:p>
-            <w:pPr>
-              <w:pStyle w:val="Compact"/>
-              <w:jc w:val="left"/>
-            </w:pPr>
-            <w:r>
-              <w:t xml:space="preserve">0,65</w:t>
-            </w:r>
-          </w:p>
-        </w:tc>
-        <w:tc>
-          <w:p>
-            <w:pPr>
-              <w:pStyle w:val="Compact"/>
-              <w:jc w:val="left"/>
-            </w:pPr>
-            <w:r>
-              <w:t xml:space="preserve">0,65</w:t>
-            </w:r>
-          </w:p>
-        </w:tc>
-        <w:tc>
-          <w:p>
-            <w:pPr>
-              <w:pStyle w:val="Compact"/>
-              <w:jc w:val="left"/>
-            </w:pPr>
-            <w:r>
-              <w:t xml:space="preserve">0,695</w:t>
+          <w:tcPr>
+            <w:tcW w:w="0" w:type="auto"/>
+          </w:tcPr>
+          <w:p>
+            <w:pPr>
+              <w:pStyle w:val="Compact"/>
+            </w:pPr>
+            <w:r>
+              <w:t>vit_base_16</w:t>
+            </w:r>
+          </w:p>
+        </w:tc>
+        <w:tc>
+          <w:tcPr>
+            <w:tcW w:w="0" w:type="auto"/>
+          </w:tcPr>
+          <w:p>
+            <w:pPr>
+              <w:pStyle w:val="Compact"/>
+            </w:pPr>
+            <w:r>
+              <w:t>0,65</w:t>
+            </w:r>
+          </w:p>
+        </w:tc>
+        <w:tc>
+          <w:tcPr>
+            <w:tcW w:w="0" w:type="auto"/>
+          </w:tcPr>
+          <w:p>
+            <w:pPr>
+              <w:pStyle w:val="Compact"/>
+            </w:pPr>
+            <w:r>
+              <w:t>0,65</w:t>
+            </w:r>
+          </w:p>
+        </w:tc>
+        <w:tc>
+          <w:tcPr>
+            <w:tcW w:w="0" w:type="auto"/>
+          </w:tcPr>
+          <w:p>
+            <w:pPr>
+              <w:pStyle w:val="Compact"/>
+            </w:pPr>
+            <w:r>
+              <w:t>0,65</w:t>
+            </w:r>
+          </w:p>
+        </w:tc>
+        <w:tc>
+          <w:tcPr>
+            <w:tcW w:w="0" w:type="auto"/>
+          </w:tcPr>
+          <w:p>
+            <w:pPr>
+              <w:pStyle w:val="Compact"/>
+            </w:pPr>
+            <w:r>
+              <w:t>0,65</w:t>
+            </w:r>
+          </w:p>
+        </w:tc>
+        <w:tc>
+          <w:tcPr>
+            <w:tcW w:w="0" w:type="auto"/>
+          </w:tcPr>
+          <w:p>
+            <w:pPr>
+              <w:pStyle w:val="Compact"/>
+            </w:pPr>
+            <w:r>
+              <w:t>0,65</w:t>
+            </w:r>
+          </w:p>
+        </w:tc>
+        <w:tc>
+          <w:tcPr>
+            <w:tcW w:w="0" w:type="auto"/>
+          </w:tcPr>
+          <w:p>
+            <w:pPr>
+              <w:pStyle w:val="Compact"/>
+            </w:pPr>
+            <w:r>
+              <w:t>0,65</w:t>
+            </w:r>
+          </w:p>
+        </w:tc>
+        <w:tc>
+          <w:tcPr>
+            <w:tcW w:w="0" w:type="auto"/>
+          </w:tcPr>
+          <w:p>
+            <w:pPr>
+              <w:pStyle w:val="Compact"/>
+            </w:pPr>
+            <w:r>
+              <w:t>0,695</w:t>
             </w:r>
           </w:p>
         </w:tc>
       </w:tr>
       <w:tr>
         <w:tc>
-          <w:p>
-            <w:pPr>
-              <w:pStyle w:val="Compact"/>
-              <w:jc w:val="left"/>
-            </w:pPr>
-            <w:r>
-              <w:t xml:space="preserve">dinov2_base</w:t>
-            </w:r>
-          </w:p>
-        </w:tc>
-        <w:tc>
-          <w:p>
-            <w:pPr>
-              <w:pStyle w:val="Compact"/>
-              <w:jc w:val="left"/>
-            </w:pPr>
-            <w:r>
-              <w:t xml:space="preserve">0,66</w:t>
-            </w:r>
-          </w:p>
-        </w:tc>
-        <w:tc>
-          <w:p>
-            <w:pPr>
-              <w:pStyle w:val="Compact"/>
-              <w:jc w:val="left"/>
-            </w:pPr>
-            <w:r>
-              <w:t xml:space="preserve">0,66</w:t>
-            </w:r>
-          </w:p>
-        </w:tc>
-        <w:tc>
-          <w:p>
-            <w:pPr>
-              <w:pStyle w:val="Compact"/>
-              <w:jc w:val="left"/>
-            </w:pPr>
-            <w:r>
-              <w:t xml:space="preserve">0,66</w:t>
-            </w:r>
-          </w:p>
-        </w:tc>
-        <w:tc>
-          <w:p>
-            <w:pPr>
-              <w:pStyle w:val="Compact"/>
-              <w:jc w:val="left"/>
-            </w:pPr>
-            <w:r>
-              <w:t xml:space="preserve">0,66</w:t>
-            </w:r>
-          </w:p>
-        </w:tc>
-        <w:tc>
-          <w:p>
-            <w:pPr>
-              <w:pStyle w:val="Compact"/>
-              <w:jc w:val="left"/>
-            </w:pPr>
-            <w:r>
-              <w:t xml:space="preserve">0,66</w:t>
-            </w:r>
-          </w:p>
-        </w:tc>
-        <w:tc>
-          <w:p>
-            <w:pPr>
-              <w:pStyle w:val="Compact"/>
-              <w:jc w:val="left"/>
-            </w:pPr>
-            <w:r>
-              <w:t xml:space="preserve">0,66</w:t>
-            </w:r>
-          </w:p>
-        </w:tc>
-        <w:tc>
-          <w:p>
-            <w:pPr>
-              <w:pStyle w:val="Compact"/>
-              <w:jc w:val="left"/>
-            </w:pPr>
-            <w:r>
-              <w:t xml:space="preserve">0,71</w:t>
+          <w:tcPr>
+            <w:tcW w:w="0" w:type="auto"/>
+          </w:tcPr>
+          <w:p>
+            <w:pPr>
+              <w:pStyle w:val="Compact"/>
+            </w:pPr>
+            <w:r>
+              <w:t>dinov2_base</w:t>
+            </w:r>
+          </w:p>
+        </w:tc>
+        <w:tc>
+          <w:tcPr>
+            <w:tcW w:w="0" w:type="auto"/>
+          </w:tcPr>
+          <w:p>
+            <w:pPr>
+              <w:pStyle w:val="Compact"/>
+            </w:pPr>
+            <w:r>
+              <w:t>0,66</w:t>
+            </w:r>
+          </w:p>
+        </w:tc>
+        <w:tc>
+          <w:tcPr>
+            <w:tcW w:w="0" w:type="auto"/>
+          </w:tcPr>
+          <w:p>
+            <w:pPr>
+              <w:pStyle w:val="Compact"/>
+            </w:pPr>
+            <w:r>
+              <w:t>0,66</w:t>
+            </w:r>
+          </w:p>
+        </w:tc>
+        <w:tc>
+          <w:tcPr>
+            <w:tcW w:w="0" w:type="auto"/>
+          </w:tcPr>
+          <w:p>
+            <w:pPr>
+              <w:pStyle w:val="Compact"/>
+            </w:pPr>
+            <w:r>
+              <w:t>0,66</w:t>
+            </w:r>
+          </w:p>
+        </w:tc>
+        <w:tc>
+          <w:tcPr>
+            <w:tcW w:w="0" w:type="auto"/>
+          </w:tcPr>
+          <w:p>
+            <w:pPr>
+              <w:pStyle w:val="Compact"/>
+            </w:pPr>
+            <w:r>
+              <w:t>0,66</w:t>
+            </w:r>
+          </w:p>
+        </w:tc>
+        <w:tc>
+          <w:tcPr>
+            <w:tcW w:w="0" w:type="auto"/>
+          </w:tcPr>
+          <w:p>
+            <w:pPr>
+              <w:pStyle w:val="Compact"/>
+            </w:pPr>
+            <w:r>
+              <w:t>0,66</w:t>
+            </w:r>
+          </w:p>
+        </w:tc>
+        <w:tc>
+          <w:tcPr>
+            <w:tcW w:w="0" w:type="auto"/>
+          </w:tcPr>
+          <w:p>
+            <w:pPr>
+              <w:pStyle w:val="Compact"/>
+            </w:pPr>
+            <w:r>
+              <w:t>0,66</w:t>
+            </w:r>
+          </w:p>
+        </w:tc>
+        <w:tc>
+          <w:tcPr>
+            <w:tcW w:w="0" w:type="auto"/>
+          </w:tcPr>
+          <w:p>
+            <w:pPr>
+              <w:pStyle w:val="Compact"/>
+            </w:pPr>
+            <w:r>
+              <w:t>0,71</w:t>
             </w:r>
           </w:p>
         </w:tc>
       </w:tr>
       <w:tr>
         <w:tc>
-          <w:p>
-            <w:pPr>
-              <w:pStyle w:val="Compact"/>
-              <w:jc w:val="left"/>
-            </w:pPr>
-            <w:r>
-              <w:t xml:space="preserve">eva02_base</w:t>
-            </w:r>
-          </w:p>
-        </w:tc>
-        <w:tc>
-          <w:p>
-            <w:pPr>
-              <w:pStyle w:val="Compact"/>
-              <w:jc w:val="left"/>
-            </w:pPr>
-            <w:r>
-              <w:t xml:space="preserve">0,67</w:t>
-            </w:r>
-          </w:p>
-        </w:tc>
-        <w:tc>
-          <w:p>
-            <w:pPr>
-              <w:pStyle w:val="Compact"/>
-              <w:jc w:val="left"/>
-            </w:pPr>
-            <w:r>
-              <w:t xml:space="preserve">0,67</w:t>
-            </w:r>
-          </w:p>
-        </w:tc>
-        <w:tc>
-          <w:p>
-            <w:pPr>
-              <w:pStyle w:val="Compact"/>
-              <w:jc w:val="left"/>
-            </w:pPr>
-            <w:r>
-              <w:t xml:space="preserve">0,67</w:t>
-            </w:r>
-          </w:p>
-        </w:tc>
-        <w:tc>
-          <w:p>
-            <w:pPr>
-              <w:pStyle w:val="Compact"/>
-              <w:jc w:val="left"/>
-            </w:pPr>
-            <w:r>
-              <w:t xml:space="preserve">0,67</w:t>
-            </w:r>
-          </w:p>
-        </w:tc>
-        <w:tc>
-          <w:p>
-            <w:pPr>
-              <w:pStyle w:val="Compact"/>
-              <w:jc w:val="left"/>
-            </w:pPr>
-            <w:r>
-              <w:t xml:space="preserve">0,67</w:t>
-            </w:r>
-          </w:p>
-        </w:tc>
-        <w:tc>
-          <w:p>
-            <w:pPr>
-              <w:pStyle w:val="Compact"/>
-              <w:jc w:val="left"/>
-            </w:pPr>
-            <w:r>
-              <w:t xml:space="preserve">0,67</w:t>
-            </w:r>
-          </w:p>
-        </w:tc>
-        <w:tc>
-          <w:p>
-            <w:pPr>
-              <w:pStyle w:val="Compact"/>
-              <w:jc w:val="left"/>
-            </w:pPr>
-            <w:r>
-              <w:t xml:space="preserve">0,725</w:t>
+          <w:tcPr>
+            <w:tcW w:w="0" w:type="auto"/>
+          </w:tcPr>
+          <w:p>
+            <w:pPr>
+              <w:pStyle w:val="Compact"/>
+            </w:pPr>
+            <w:r>
+              <w:t>eva02_base</w:t>
+            </w:r>
+          </w:p>
+        </w:tc>
+        <w:tc>
+          <w:tcPr>
+            <w:tcW w:w="0" w:type="auto"/>
+          </w:tcPr>
+          <w:p>
+            <w:pPr>
+              <w:pStyle w:val="Compact"/>
+            </w:pPr>
+            <w:r>
+              <w:t>0,67</w:t>
+            </w:r>
+          </w:p>
+        </w:tc>
+        <w:tc>
+          <w:tcPr>
+            <w:tcW w:w="0" w:type="auto"/>
+          </w:tcPr>
+          <w:p>
+            <w:pPr>
+              <w:pStyle w:val="Compact"/>
+            </w:pPr>
+            <w:r>
+              <w:t>0,67</w:t>
+            </w:r>
+          </w:p>
+        </w:tc>
+        <w:tc>
+          <w:tcPr>
+            <w:tcW w:w="0" w:type="auto"/>
+          </w:tcPr>
+          <w:p>
+            <w:pPr>
+              <w:pStyle w:val="Compact"/>
+            </w:pPr>
+            <w:r>
+              <w:t>0,67</w:t>
+            </w:r>
+          </w:p>
+        </w:tc>
+        <w:tc>
+          <w:tcPr>
+            <w:tcW w:w="0" w:type="auto"/>
+          </w:tcPr>
+          <w:p>
+            <w:pPr>
+              <w:pStyle w:val="Compact"/>
+            </w:pPr>
+            <w:r>
+              <w:t>0,67</w:t>
+            </w:r>
+          </w:p>
+        </w:tc>
+        <w:tc>
+          <w:tcPr>
+            <w:tcW w:w="0" w:type="auto"/>
+          </w:tcPr>
+          <w:p>
+            <w:pPr>
+              <w:pStyle w:val="Compact"/>
+            </w:pPr>
+            <w:r>
+              <w:t>0,67</w:t>
+            </w:r>
+          </w:p>
+        </w:tc>
+        <w:tc>
+          <w:tcPr>
+            <w:tcW w:w="0" w:type="auto"/>
+          </w:tcPr>
+          <w:p>
+            <w:pPr>
+              <w:pStyle w:val="Compact"/>
+            </w:pPr>
+            <w:r>
+              <w:t>0,67</w:t>
+            </w:r>
+          </w:p>
+        </w:tc>
+        <w:tc>
+          <w:tcPr>
+            <w:tcW w:w="0" w:type="auto"/>
+          </w:tcPr>
+          <w:p>
+            <w:pPr>
+              <w:pStyle w:val="Compact"/>
+            </w:pPr>
+            <w:r>
+              <w:t>0,725</w:t>
             </w:r>
           </w:p>
         </w:tc>
@@ -2932,19 +3162,16 @@
     </w:tbl>
     <w:p>
       <w:pPr>
-        <w:pStyle w:val="BodyText"/>
+        <w:pStyle w:val="GvdeMetni"/>
       </w:pPr>
       <w:r>
         <w:rPr>
           <w:b/>
         </w:rPr>
-        <w:t xml:space="preserve">Tablo 3.</w:t>
-      </w:r>
-      <w:r>
-        <w:t xml:space="preserve"> </w:t>
-      </w:r>
-      <w:r>
-        <w:t xml:space="preserve">Omurga ablasyonu: altı ön-eğitimli omurga mimarisi için Top-5 Ortalama F1.</w:t>
+        <w:t>Tablo 3.</w:t>
+      </w:r>
+      <w:r>
+        <w:t xml:space="preserve"> Omurga ablasyonu: altı ön-eğitimli omurga mimarisi için Top-5 Ortalama F1.</w:t>
       </w:r>
     </w:p>
     <w:p>
@@ -2952,22 +3179,26 @@
         <w:pStyle w:val="CaptionedFigure"/>
       </w:pPr>
       <w:r>
+        <w:rPr>
+          <w:noProof/>
+        </w:rPr>
         <w:drawing>
-          <wp:inline>
+          <wp:inline distT="0" distB="0" distL="0" distR="0" wp14:anchorId="4EA3F1ED" wp14:editId="0284F0C9">
             <wp:extent cx="5334000" cy="1941187"/>
-            <wp:effectExtent b="0" l="0" r="0" t="0"/>
-            <wp:docPr descr="Şekil 3. Omurga ablasyon çalışması. (a) Genel Top-5 Ortalama F1. (b) Omurga mimarileri arası sınıf-başına F1 ısı haritası." title="" id="1" name="Picture"/>
-            <a:graphic>
+            <wp:effectExtent l="0" t="0" r="0" b="0"/>
+            <wp:docPr id="1559022113" name="Picture" descr="Şekil 3. Omurga ablasyon çalışması. (a) Genel Top-5 Ortalama F1. (b) Omurga mimarileri arası sınıf-başına F1 ısı haritası."/>
+            <wp:cNvGraphicFramePr/>
+            <a:graphic xmlns:a="http://schemas.openxmlformats.org/drawingml/2006/main">
               <a:graphicData uri="http://schemas.openxmlformats.org/drawingml/2006/picture">
-                <pic:pic>
+                <pic:pic xmlns:pic="http://schemas.openxmlformats.org/drawingml/2006/picture">
                   <pic:nvPicPr>
-                    <pic:cNvPr descr="/sessions/sweet-sharp-gauss/mnt/makale-pdf/Proje/code/paper_output/figures/fig5_backbone_ablation.png" id="0" name="Picture"/>
+                    <pic:cNvPr id="0" name="Picture" descr="/sessions/sweet-sharp-gauss/mnt/makale-pdf/Proje/code/paper_output/figures/fig5_backbone_ablation.png"/>
                     <pic:cNvPicPr>
-                      <a:picLocks noChangeArrowheads="1" noChangeAspect="1"/>
+                      <a:picLocks noChangeAspect="1" noChangeArrowheads="1"/>
                     </pic:cNvPicPr>
                   </pic:nvPicPr>
                   <pic:blipFill>
-                    <a:blip r:embed="rId41"/>
+                    <a:blip r:embed="rId10"/>
                     <a:stretch>
                       <a:fillRect/>
                     </a:stretch>
@@ -2999,53 +3230,53 @@
         <w:pStyle w:val="ImageCaption"/>
       </w:pPr>
       <w:r>
-        <w:t xml:space="preserve">Şekil 3. Omurga ablasyon çalışması. (a) Genel Top-5 Ortalama F1. (b) Omurga mimarileri arası sınıf-başına F1 ısı haritası.</w:t>
-      </w:r>
-    </w:p>
-    <w:p>
-      <w:pPr>
-        <w:pStyle w:val="Heading2"/>
-      </w:pPr>
-      <w:bookmarkStart w:id="42" w:name="sonuçlar-ve-tartışma"/>
-      <w:r>
-        <w:t xml:space="preserve">5. Sonuçlar ve Tartışma</w:t>
-      </w:r>
-      <w:bookmarkEnd w:id="42"/>
-    </w:p>
-    <w:p>
-      <w:pPr>
-        <w:pStyle w:val="Heading3"/>
-      </w:pPr>
-      <w:bookmarkStart w:id="43" w:name="örnekleyici-ve-eşik-ayarının-etkisi"/>
-      <w:r>
-        <w:t xml:space="preserve">5.1 Örnekleyici ve Eşik Ayarının Etkisi</w:t>
-      </w:r>
-      <w:bookmarkEnd w:id="43"/>
+        <w:t>Şekil 3. Omurga ablasyon çalışması. (a) Genel Top-5 Ortalama F1. (b) Omurga mimarileri arası sınıf-başına F1 ısı haritası.</w:t>
+      </w:r>
+    </w:p>
+    <w:p>
+      <w:pPr>
+        <w:pStyle w:val="Balk2"/>
+      </w:pPr>
+      <w:bookmarkStart w:id="19" w:name="sonuçlar-ve-tartışma"/>
+      <w:r>
+        <w:t>5. Sonuçlar ve Tartışma</w:t>
+      </w:r>
+      <w:bookmarkEnd w:id="19"/>
+    </w:p>
+    <w:p>
+      <w:pPr>
+        <w:pStyle w:val="Balk3"/>
+      </w:pPr>
+      <w:bookmarkStart w:id="20" w:name="örnekleyici-ve-eşik-ayarının-etkisi"/>
+      <w:r>
+        <w:t>5.1 Örnekleyici ve Eşik Ayarının Etkisi</w:t>
+      </w:r>
+      <w:bookmarkEnd w:id="20"/>
     </w:p>
     <w:p>
       <w:pPr>
         <w:pStyle w:val="FirstParagraph"/>
       </w:pPr>
       <w:r>
-        <w:t xml:space="preserve">Tam yöntemimiz, 5 kat üzerinde Top-5 Ortalama F1 = [X,XXX ± Y,YYY] elde ederek tabanı ([A,AAA ± B,BBB]) [delta] kadar geride bırakır. WeightedSampler en büyük tekil kazanımı sağlar ([+delta_sampler]), özellikle azınlık sınıflarda (aort_anevrizma_diseksiyon: +[delta] F1). Eşik ayarı, yeniden eğitim olmadan ek +[delta_thresh] sağlar.</w:t>
-      </w:r>
-    </w:p>
-    <w:p>
-      <w:pPr>
-        <w:pStyle w:val="Heading3"/>
-      </w:pPr>
-      <w:bookmarkStart w:id="44" w:name="kesinlik-duyarlılık-analizi"/>
-      <w:r>
-        <w:t xml:space="preserve">5.2 Kesinlik-Duyarlılık Analizi</w:t>
-      </w:r>
-      <w:bookmarkEnd w:id="44"/>
+        <w:t>Tam yöntemimiz, 5 kat üzerinde Top-5 Ortalama F1 = [X,XXX ± Y,YYY] elde ederek tabanı ([A,AAA ± B,BBB]) [delta] kadar geride bırakır. WeightedSampler en büyük tekil kazanımı sağlar ([+delta_sampler]), özellikle azınlık sınıflarda (aort_anevrizma_diseksiyon: +[delta] F1). Eşik ayarı, yeniden eğitim olmadan ek +[delta_thresh] sağlar.</w:t>
+      </w:r>
+    </w:p>
+    <w:p>
+      <w:pPr>
+        <w:pStyle w:val="Balk3"/>
+      </w:pPr>
+      <w:bookmarkStart w:id="21" w:name="kesinlik-duyarlılık-analizi"/>
+      <w:r>
+        <w:t>5.2 Kesinlik-Duyarlılık Analizi</w:t>
+      </w:r>
+      <w:bookmarkEnd w:id="21"/>
     </w:p>
     <w:p>
       <w:pPr>
         <w:pStyle w:val="FirstParagraph"/>
       </w:pPr>
       <w:r>
-        <w:t xml:space="preserve">Şekil 4, tüm modeller için sınıf-başına PR eğrilerini, eşik ayarı öncesi ve sonrası çalışma noktası işaretli olarak gösterir. Eğriler, varsayılan 0,5 eşiğinin azınlık sınıflar için alt-optimal olduğunu ve sınıf-başına ayarın çalışma noktasını kesinlik-duyarlılık ödünleşiminin Pareto sınırına yaklaştırdığını doğrular.</w:t>
+        <w:t>Şekil 4, tüm modeller için sınıf-başına PR eğrilerini, eşik ayarı öncesi ve sonrası çalışma noktası işaretli olarak gösterir. Eğriler, varsayılan 0,5 eşiğinin azınlık sınıflar için alt-optimal olduğunu ve sınıf-başına ayarın çalışma noktasını kesinlik-duyarlılık ödünleşiminin Pareto sınırına yaklaştırdığını doğrular.</w:t>
       </w:r>
     </w:p>
     <w:p>
@@ -3053,22 +3284,27 @@
         <w:pStyle w:val="CaptionedFigure"/>
       </w:pPr>
       <w:r>
+        <w:rPr>
+          <w:noProof/>
+        </w:rPr>
+        <w:lastRenderedPageBreak/>
         <w:drawing>
-          <wp:inline>
+          <wp:inline distT="0" distB="0" distL="0" distR="0" wp14:anchorId="411600C6" wp14:editId="042876CA">
             <wp:extent cx="5334000" cy="3274738"/>
-            <wp:effectExtent b="0" l="0" r="0" t="0"/>
-            <wp:docPr descr="Şekil 4. Sınıf-başına kesinlik-duyarlılık (PR) eğrileri. AP = sınıf-başına Ortalama Kesinlik." title="" id="1" name="Picture"/>
-            <a:graphic>
+            <wp:effectExtent l="0" t="0" r="0" b="0"/>
+            <wp:docPr id="1744532329" name="Picture" descr="Şekil 4. Sınıf-başına kesinlik-duyarlılık (PR) eğrileri. AP = sınıf-başına Ortalama Kesinlik."/>
+            <wp:cNvGraphicFramePr/>
+            <a:graphic xmlns:a="http://schemas.openxmlformats.org/drawingml/2006/main">
               <a:graphicData uri="http://schemas.openxmlformats.org/drawingml/2006/picture">
-                <pic:pic>
+                <pic:pic xmlns:pic="http://schemas.openxmlformats.org/drawingml/2006/picture">
                   <pic:nvPicPr>
-                    <pic:cNvPr descr="/sessions/sweet-sharp-gauss/mnt/makale-pdf/Proje/code/paper_output/figures/fig9_pr_curves.png" id="0" name="Picture"/>
+                    <pic:cNvPr id="0" name="Picture" descr="/sessions/sweet-sharp-gauss/mnt/makale-pdf/Proje/code/paper_output/figures/fig9_pr_curves.png"/>
                     <pic:cNvPicPr>
-                      <a:picLocks noChangeArrowheads="1" noChangeAspect="1"/>
+                      <a:picLocks noChangeAspect="1" noChangeArrowheads="1"/>
                     </pic:cNvPicPr>
                   </pic:nvPicPr>
                   <pic:blipFill>
-                    <a:blip r:embed="rId45"/>
+                    <a:blip r:embed="rId11"/>
                     <a:stretch>
                       <a:fillRect/>
                     </a:stretch>
@@ -3100,18 +3336,18 @@
         <w:pStyle w:val="ImageCaption"/>
       </w:pPr>
       <w:r>
-        <w:t xml:space="preserve">Şekil 4. Sınıf-başına kesinlik-duyarlılık (PR) eğrileri. AP = sınıf-başına Ortalama Kesinlik.</w:t>
-      </w:r>
-    </w:p>
-    <w:p>
-      <w:pPr>
-        <w:pStyle w:val="Heading3"/>
-      </w:pPr>
-      <w:bookmarkStart w:id="46" w:name="kalibrasyon-analizi"/>
-      <w:r>
-        <w:t xml:space="preserve">5.3 Kalibrasyon Analizi</w:t>
-      </w:r>
-      <w:bookmarkEnd w:id="46"/>
+        <w:t>Şekil 4. Sınıf-başına kesinlik-duyarlılık (PR) eğrileri. AP = sınıf-başına Ortalama Kesinlik.</w:t>
+      </w:r>
+    </w:p>
+    <w:p>
+      <w:pPr>
+        <w:pStyle w:val="Balk3"/>
+      </w:pPr>
+      <w:bookmarkStart w:id="22" w:name="kalibrasyon-analizi"/>
+      <w:r>
+        <w:t>5.3 Kalibrasyon Analizi</w:t>
+      </w:r>
+      <w:bookmarkEnd w:id="22"/>
     </w:p>
     <w:p>
       <w:pPr>
@@ -3140,7 +3376,7 @@
             <w:rPr>
               <w:noProof/>
             </w:rPr>
-            <w:t xml:space="preserve">[19]</w:t>
+            <w:t>(12)</w:t>
           </w:r>
           <w:r>
             <w:fldChar w:fldCharType="end"/>
@@ -3148,7 +3384,7 @@
         </w:sdtContent>
       </w:sdt>
       <w:r>
-        <w:t xml:space="preserve">.</w:t>
+        <w:t>.</w:t>
       </w:r>
     </w:p>
     <w:p>
@@ -3156,22 +3392,26 @@
         <w:pStyle w:val="CaptionedFigure"/>
       </w:pPr>
       <w:r>
+        <w:rPr>
+          <w:noProof/>
+        </w:rPr>
         <w:drawing>
-          <wp:inline>
+          <wp:inline distT="0" distB="0" distL="0" distR="0" wp14:anchorId="1F61D91C" wp14:editId="07D2C3B8">
             <wp:extent cx="5334000" cy="1601768"/>
-            <wp:effectExtent b="0" l="0" r="0" t="0"/>
-            <wp:docPr descr="Şekil 5. Güvenilirlik diyagramları. ECE = Beklenen Kalibrasyon Hatası; köşegen = mükemmel kalibrasyon." title="" id="1" name="Picture"/>
-            <a:graphic>
+            <wp:effectExtent l="0" t="0" r="0" b="0"/>
+            <wp:docPr id="1503534914" name="Picture" descr="Şekil 5. Güvenilirlik diyagramları. ECE = Beklenen Kalibrasyon Hatası; köşegen = mükemmel kalibrasyon."/>
+            <wp:cNvGraphicFramePr/>
+            <a:graphic xmlns:a="http://schemas.openxmlformats.org/drawingml/2006/main">
               <a:graphicData uri="http://schemas.openxmlformats.org/drawingml/2006/picture">
-                <pic:pic>
+                <pic:pic xmlns:pic="http://schemas.openxmlformats.org/drawingml/2006/picture">
                   <pic:nvPicPr>
-                    <pic:cNvPr descr="/sessions/sweet-sharp-gauss/mnt/makale-pdf/Proje/code/paper_output/figures/fig10_calibration.png" id="0" name="Picture"/>
+                    <pic:cNvPr id="0" name="Picture" descr="/sessions/sweet-sharp-gauss/mnt/makale-pdf/Proje/code/paper_output/figures/fig10_calibration.png"/>
                     <pic:cNvPicPr>
-                      <a:picLocks noChangeArrowheads="1" noChangeAspect="1"/>
+                      <a:picLocks noChangeAspect="1" noChangeArrowheads="1"/>
                     </pic:cNvPicPr>
                   </pic:nvPicPr>
                   <pic:blipFill>
-                    <a:blip r:embed="rId47"/>
+                    <a:blip r:embed="rId12"/>
                     <a:stretch>
                       <a:fillRect/>
                     </a:stretch>
@@ -3203,462 +3443,526 @@
         <w:pStyle w:val="ImageCaption"/>
       </w:pPr>
       <w:r>
-        <w:t xml:space="preserve">Şekil 5. Güvenilirlik diyagramları. ECE = Beklenen Kalibrasyon Hatası; köşegen = mükemmel kalibrasyon.</w:t>
-      </w:r>
-    </w:p>
-    <w:p>
-      <w:pPr>
-        <w:pStyle w:val="Heading3"/>
-      </w:pPr>
-      <w:bookmarkStart w:id="48" w:name="omurga-karşılaştırması"/>
-      <w:r>
-        <w:t xml:space="preserve">5.4 Omurga Karşılaştırması</w:t>
-      </w:r>
-      <w:bookmarkEnd w:id="48"/>
+        <w:t>Şekil 5. Güvenilirlik diyagramları. ECE = Beklenen Kalibrasyon Hatası; köşegen = mükemmel kalibrasyon.</w:t>
+      </w:r>
+    </w:p>
+    <w:p>
+      <w:pPr>
+        <w:pStyle w:val="Balk3"/>
+      </w:pPr>
+      <w:bookmarkStart w:id="23" w:name="omurga-karşılaştırması"/>
+      <w:r>
+        <w:t>5.4 Omurga Karşılaştırması</w:t>
+      </w:r>
+      <w:bookmarkEnd w:id="23"/>
     </w:p>
     <w:p>
       <w:pPr>
         <w:pStyle w:val="FirstParagraph"/>
       </w:pPr>
       <w:r>
-        <w:t xml:space="preserve">Omurgalar arasında [en iyi omurga] en yüksek genel F1’i ([X,XXX]) elde eder. EVA02 ve DINOv2, büyük ölçekli kendi-kendine denetimli ön-eğitimden yararlanır; bu, nadir-sınıf saptamasında özellikle avantajlı görünmektedir. ViT-Base/16, sınırlı konumsal tümevarımsal önyargı nedeniyle görece düşük başarım gösterir. Tablo 4, her omurga için verimlilik ölçütlerini sunar.</w:t>
+        <w:t>Omurgalar arasında [en iyi omurga] en yüksek genel F1’i ([X,XXX]) elde eder. EVA02 ve DINOv2, büyük ölçekli kendi-kendine denetimli ön-eğitimden yararlanır; bu, nadir-sınıf saptamasında özellikle avantajlı görünmektedir. ViT-Base/16, sınırlı konumsal tümevarımsal önyargı nedeniyle görece düşük başarım gösterir. Tablo 4, her omurga için verimlilik ölçütlerini sunar.</w:t>
       </w:r>
     </w:p>
     <w:tbl>
       <w:tblPr>
         <w:tblStyle w:val="Table"/>
-        <w:tblW w:type="pct" w:w="0.0"/>
-        <w:tblLook w:firstRow="1"/>
+        <w:tblW w:w="0" w:type="pct"/>
+        <w:tblLook w:val="07E0" w:firstRow="1" w:lastRow="1" w:firstColumn="1" w:lastColumn="1" w:noHBand="1" w:noVBand="1"/>
       </w:tblPr>
-      <w:tblGrid/>
+      <w:tblGrid>
+        <w:gridCol w:w="1964"/>
+        <w:gridCol w:w="1733"/>
+        <w:gridCol w:w="1566"/>
+        <w:gridCol w:w="1385"/>
+        <w:gridCol w:w="1147"/>
+      </w:tblGrid>
       <w:tr>
-        <w:trPr>
-          <w:cnfStyle w:firstRow="1"/>
-        </w:trPr>
-        <w:tc>
-          <w:tcPr>
+        <w:tc>
+          <w:tcPr>
+            <w:tcW w:w="0" w:type="auto"/>
             <w:tcBorders>
-              <w:bottom w:val="single"/>
+              <w:bottom w:val="single" w:sz="0" w:space="0" w:color="auto"/>
             </w:tcBorders>
             <w:vAlign w:val="bottom"/>
           </w:tcPr>
           <w:p>
             <w:pPr>
               <w:pStyle w:val="Compact"/>
-              <w:jc w:val="left"/>
-            </w:pPr>
-            <w:r>
-              <w:t xml:space="preserve">Omurga</w:t>
-            </w:r>
-          </w:p>
-        </w:tc>
-        <w:tc>
-          <w:tcPr>
+            </w:pPr>
+            <w:r>
+              <w:lastRenderedPageBreak/>
+              <w:t>Omurga</w:t>
+            </w:r>
+          </w:p>
+        </w:tc>
+        <w:tc>
+          <w:tcPr>
+            <w:tcW w:w="0" w:type="auto"/>
             <w:tcBorders>
-              <w:bottom w:val="single"/>
+              <w:bottom w:val="single" w:sz="0" w:space="0" w:color="auto"/>
             </w:tcBorders>
             <w:vAlign w:val="bottom"/>
           </w:tcPr>
           <w:p>
             <w:pPr>
               <w:pStyle w:val="Compact"/>
-              <w:jc w:val="left"/>
-            </w:pPr>
-            <w:r>
-              <w:t xml:space="preserve">Parametre (M)</w:t>
-            </w:r>
-          </w:p>
-        </w:tc>
-        <w:tc>
-          <w:tcPr>
+            </w:pPr>
+            <w:r>
+              <w:t>Parametre (M)</w:t>
+            </w:r>
+          </w:p>
+        </w:tc>
+        <w:tc>
+          <w:tcPr>
+            <w:tcW w:w="0" w:type="auto"/>
             <w:tcBorders>
-              <w:bottom w:val="single"/>
+              <w:bottom w:val="single" w:sz="0" w:space="0" w:color="auto"/>
             </w:tcBorders>
             <w:vAlign w:val="bottom"/>
           </w:tcPr>
           <w:p>
             <w:pPr>
               <w:pStyle w:val="Compact"/>
-              <w:jc w:val="left"/>
-            </w:pPr>
-            <w:r>
-              <w:t xml:space="preserve">Çıkarım (ms)</w:t>
-            </w:r>
-          </w:p>
-        </w:tc>
-        <w:tc>
-          <w:tcPr>
+            </w:pPr>
+            <w:r>
+              <w:t>Çıkarım (ms)</w:t>
+            </w:r>
+          </w:p>
+        </w:tc>
+        <w:tc>
+          <w:tcPr>
+            <w:tcW w:w="0" w:type="auto"/>
             <w:tcBorders>
-              <w:bottom w:val="single"/>
+              <w:bottom w:val="single" w:sz="0" w:space="0" w:color="auto"/>
             </w:tcBorders>
             <w:vAlign w:val="bottom"/>
           </w:tcPr>
           <w:p>
             <w:pPr>
               <w:pStyle w:val="Compact"/>
-              <w:jc w:val="left"/>
-            </w:pPr>
-            <w:r>
-              <w:t xml:space="preserve">VRAM (GB)</w:t>
-            </w:r>
-          </w:p>
-        </w:tc>
-        <w:tc>
-          <w:tcPr>
+            </w:pPr>
+            <w:r>
+              <w:t>VRAM (GB)</w:t>
+            </w:r>
+          </w:p>
+        </w:tc>
+        <w:tc>
+          <w:tcPr>
+            <w:tcW w:w="0" w:type="auto"/>
             <w:tcBorders>
-              <w:bottom w:val="single"/>
+              <w:bottom w:val="single" w:sz="0" w:space="0" w:color="auto"/>
             </w:tcBorders>
             <w:vAlign w:val="bottom"/>
           </w:tcPr>
           <w:p>
             <w:pPr>
               <w:pStyle w:val="Compact"/>
-              <w:jc w:val="left"/>
-            </w:pPr>
-            <w:r>
-              <w:t xml:space="preserve">Top-5 F1</w:t>
+            </w:pPr>
+            <w:r>
+              <w:t>Top-5 F1</w:t>
             </w:r>
           </w:p>
         </w:tc>
       </w:tr>
       <w:tr>
         <w:tc>
-          <w:p>
-            <w:pPr>
-              <w:pStyle w:val="Compact"/>
-              <w:jc w:val="left"/>
-            </w:pPr>
-            <w:r>
-              <w:t xml:space="preserve">swin_base</w:t>
-            </w:r>
-          </w:p>
-        </w:tc>
-        <w:tc>
-          <w:p>
-            <w:pPr>
-              <w:pStyle w:val="Compact"/>
-              <w:jc w:val="left"/>
-            </w:pPr>
-            <w:r>
-              <w:t xml:space="preserve">88</w:t>
-            </w:r>
-          </w:p>
-        </w:tc>
-        <w:tc>
-          <w:p>
-            <w:pPr>
-              <w:pStyle w:val="Compact"/>
-              <w:jc w:val="left"/>
-            </w:pPr>
-            <w:r>
-              <w:t xml:space="preserve">31,2</w:t>
-            </w:r>
-          </w:p>
-        </w:tc>
-        <w:tc>
-          <w:p>
-            <w:pPr>
-              <w:pStyle w:val="Compact"/>
-              <w:jc w:val="left"/>
-            </w:pPr>
-            <w:r>
-              <w:t xml:space="preserve">4,1</w:t>
-            </w:r>
-          </w:p>
-        </w:tc>
-        <w:tc>
-          <w:p>
-            <w:pPr>
-              <w:pStyle w:val="Compact"/>
-              <w:jc w:val="left"/>
-            </w:pPr>
-            <w:r>
-              <w:t xml:space="preserve">0,65</w:t>
+          <w:tcPr>
+            <w:tcW w:w="0" w:type="auto"/>
+          </w:tcPr>
+          <w:p>
+            <w:pPr>
+              <w:pStyle w:val="Compact"/>
+            </w:pPr>
+            <w:r>
+              <w:t>swin_base</w:t>
+            </w:r>
+          </w:p>
+        </w:tc>
+        <w:tc>
+          <w:tcPr>
+            <w:tcW w:w="0" w:type="auto"/>
+          </w:tcPr>
+          <w:p>
+            <w:pPr>
+              <w:pStyle w:val="Compact"/>
+            </w:pPr>
+            <w:r>
+              <w:t>88</w:t>
+            </w:r>
+          </w:p>
+        </w:tc>
+        <w:tc>
+          <w:tcPr>
+            <w:tcW w:w="0" w:type="auto"/>
+          </w:tcPr>
+          <w:p>
+            <w:pPr>
+              <w:pStyle w:val="Compact"/>
+            </w:pPr>
+            <w:r>
+              <w:t>31,2</w:t>
+            </w:r>
+          </w:p>
+        </w:tc>
+        <w:tc>
+          <w:tcPr>
+            <w:tcW w:w="0" w:type="auto"/>
+          </w:tcPr>
+          <w:p>
+            <w:pPr>
+              <w:pStyle w:val="Compact"/>
+            </w:pPr>
+            <w:r>
+              <w:t>4,1</w:t>
+            </w:r>
+          </w:p>
+        </w:tc>
+        <w:tc>
+          <w:tcPr>
+            <w:tcW w:w="0" w:type="auto"/>
+          </w:tcPr>
+          <w:p>
+            <w:pPr>
+              <w:pStyle w:val="Compact"/>
+            </w:pPr>
+            <w:r>
+              <w:t>0,65</w:t>
             </w:r>
           </w:p>
         </w:tc>
       </w:tr>
       <w:tr>
         <w:tc>
-          <w:p>
-            <w:pPr>
-              <w:pStyle w:val="Compact"/>
-              <w:jc w:val="left"/>
-            </w:pPr>
-            <w:r>
-              <w:t xml:space="preserve">convnext_base</w:t>
-            </w:r>
-          </w:p>
-        </w:tc>
-        <w:tc>
-          <w:p>
-            <w:pPr>
-              <w:pStyle w:val="Compact"/>
-              <w:jc w:val="left"/>
-            </w:pPr>
-            <w:r>
-              <w:t xml:space="preserve">89</w:t>
-            </w:r>
-          </w:p>
-        </w:tc>
-        <w:tc>
-          <w:p>
-            <w:pPr>
-              <w:pStyle w:val="Compact"/>
-              <w:jc w:val="left"/>
-            </w:pPr>
-            <w:r>
-              <w:t xml:space="preserve">28,7</w:t>
-            </w:r>
-          </w:p>
-        </w:tc>
-        <w:tc>
-          <w:p>
-            <w:pPr>
-              <w:pStyle w:val="Compact"/>
-              <w:jc w:val="left"/>
-            </w:pPr>
-            <w:r>
-              <w:t xml:space="preserve">4,0</w:t>
-            </w:r>
-          </w:p>
-        </w:tc>
-        <w:tc>
-          <w:p>
-            <w:pPr>
-              <w:pStyle w:val="Compact"/>
-              <w:jc w:val="left"/>
-            </w:pPr>
-            <w:r>
-              <w:t xml:space="preserve">0,665</w:t>
+          <w:tcPr>
+            <w:tcW w:w="0" w:type="auto"/>
+          </w:tcPr>
+          <w:p>
+            <w:pPr>
+              <w:pStyle w:val="Compact"/>
+            </w:pPr>
+            <w:r>
+              <w:t>convnext_base</w:t>
+            </w:r>
+          </w:p>
+        </w:tc>
+        <w:tc>
+          <w:tcPr>
+            <w:tcW w:w="0" w:type="auto"/>
+          </w:tcPr>
+          <w:p>
+            <w:pPr>
+              <w:pStyle w:val="Compact"/>
+            </w:pPr>
+            <w:r>
+              <w:t>89</w:t>
+            </w:r>
+          </w:p>
+        </w:tc>
+        <w:tc>
+          <w:tcPr>
+            <w:tcW w:w="0" w:type="auto"/>
+          </w:tcPr>
+          <w:p>
+            <w:pPr>
+              <w:pStyle w:val="Compact"/>
+            </w:pPr>
+            <w:r>
+              <w:t>28,7</w:t>
+            </w:r>
+          </w:p>
+        </w:tc>
+        <w:tc>
+          <w:tcPr>
+            <w:tcW w:w="0" w:type="auto"/>
+          </w:tcPr>
+          <w:p>
+            <w:pPr>
+              <w:pStyle w:val="Compact"/>
+            </w:pPr>
+            <w:r>
+              <w:t>4,0</w:t>
+            </w:r>
+          </w:p>
+        </w:tc>
+        <w:tc>
+          <w:tcPr>
+            <w:tcW w:w="0" w:type="auto"/>
+          </w:tcPr>
+          <w:p>
+            <w:pPr>
+              <w:pStyle w:val="Compact"/>
+            </w:pPr>
+            <w:r>
+              <w:t>0,665</w:t>
             </w:r>
           </w:p>
         </w:tc>
       </w:tr>
       <w:tr>
         <w:tc>
-          <w:p>
-            <w:pPr>
-              <w:pStyle w:val="Compact"/>
-              <w:jc w:val="left"/>
-            </w:pPr>
-            <w:r>
-              <w:t xml:space="preserve">convnextv2_base</w:t>
-            </w:r>
-          </w:p>
-        </w:tc>
-        <w:tc>
-          <w:p>
-            <w:pPr>
-              <w:pStyle w:val="Compact"/>
-              <w:jc w:val="left"/>
-            </w:pPr>
-            <w:r>
-              <w:t xml:space="preserve">89</w:t>
-            </w:r>
-          </w:p>
-        </w:tc>
-        <w:tc>
-          <w:p>
-            <w:pPr>
-              <w:pStyle w:val="Compact"/>
-              <w:jc w:val="left"/>
-            </w:pPr>
-            <w:r>
-              <w:t xml:space="preserve">30,4</w:t>
-            </w:r>
-          </w:p>
-        </w:tc>
-        <w:tc>
-          <w:p>
-            <w:pPr>
-              <w:pStyle w:val="Compact"/>
-              <w:jc w:val="left"/>
-            </w:pPr>
-            <w:r>
-              <w:t xml:space="preserve">4,2</w:t>
-            </w:r>
-          </w:p>
-        </w:tc>
-        <w:tc>
-          <w:p>
-            <w:pPr>
-              <w:pStyle w:val="Compact"/>
-              <w:jc w:val="left"/>
-            </w:pPr>
-            <w:r>
-              <w:t xml:space="preserve">0,68</w:t>
+          <w:tcPr>
+            <w:tcW w:w="0" w:type="auto"/>
+          </w:tcPr>
+          <w:p>
+            <w:pPr>
+              <w:pStyle w:val="Compact"/>
+            </w:pPr>
+            <w:r>
+              <w:t>convnextv2_base</w:t>
+            </w:r>
+          </w:p>
+        </w:tc>
+        <w:tc>
+          <w:tcPr>
+            <w:tcW w:w="0" w:type="auto"/>
+          </w:tcPr>
+          <w:p>
+            <w:pPr>
+              <w:pStyle w:val="Compact"/>
+            </w:pPr>
+            <w:r>
+              <w:t>89</w:t>
+            </w:r>
+          </w:p>
+        </w:tc>
+        <w:tc>
+          <w:tcPr>
+            <w:tcW w:w="0" w:type="auto"/>
+          </w:tcPr>
+          <w:p>
+            <w:pPr>
+              <w:pStyle w:val="Compact"/>
+            </w:pPr>
+            <w:r>
+              <w:t>30,4</w:t>
+            </w:r>
+          </w:p>
+        </w:tc>
+        <w:tc>
+          <w:tcPr>
+            <w:tcW w:w="0" w:type="auto"/>
+          </w:tcPr>
+          <w:p>
+            <w:pPr>
+              <w:pStyle w:val="Compact"/>
+            </w:pPr>
+            <w:r>
+              <w:t>4,2</w:t>
+            </w:r>
+          </w:p>
+        </w:tc>
+        <w:tc>
+          <w:tcPr>
+            <w:tcW w:w="0" w:type="auto"/>
+          </w:tcPr>
+          <w:p>
+            <w:pPr>
+              <w:pStyle w:val="Compact"/>
+            </w:pPr>
+            <w:r>
+              <w:t>0,68</w:t>
             </w:r>
           </w:p>
         </w:tc>
       </w:tr>
       <w:tr>
         <w:tc>
-          <w:p>
-            <w:pPr>
-              <w:pStyle w:val="Compact"/>
-              <w:jc w:val="left"/>
-            </w:pPr>
-            <w:r>
-              <w:t xml:space="preserve">vit_base_16</w:t>
-            </w:r>
-          </w:p>
-        </w:tc>
-        <w:tc>
-          <w:p>
-            <w:pPr>
-              <w:pStyle w:val="Compact"/>
-              <w:jc w:val="left"/>
-            </w:pPr>
-            <w:r>
-              <w:t xml:space="preserve">86</w:t>
-            </w:r>
-          </w:p>
-        </w:tc>
-        <w:tc>
-          <w:p>
-            <w:pPr>
-              <w:pStyle w:val="Compact"/>
-              <w:jc w:val="left"/>
-            </w:pPr>
-            <w:r>
-              <w:t xml:space="preserve">26,9</w:t>
-            </w:r>
-          </w:p>
-        </w:tc>
-        <w:tc>
-          <w:p>
-            <w:pPr>
-              <w:pStyle w:val="Compact"/>
-              <w:jc w:val="left"/>
-            </w:pPr>
-            <w:r>
-              <w:t xml:space="preserve">3,8</w:t>
-            </w:r>
-          </w:p>
-        </w:tc>
-        <w:tc>
-          <w:p>
-            <w:pPr>
-              <w:pStyle w:val="Compact"/>
-              <w:jc w:val="left"/>
-            </w:pPr>
-            <w:r>
-              <w:t xml:space="preserve">0,695</w:t>
+          <w:tcPr>
+            <w:tcW w:w="0" w:type="auto"/>
+          </w:tcPr>
+          <w:p>
+            <w:pPr>
+              <w:pStyle w:val="Compact"/>
+            </w:pPr>
+            <w:r>
+              <w:t>vit_base_16</w:t>
+            </w:r>
+          </w:p>
+        </w:tc>
+        <w:tc>
+          <w:tcPr>
+            <w:tcW w:w="0" w:type="auto"/>
+          </w:tcPr>
+          <w:p>
+            <w:pPr>
+              <w:pStyle w:val="Compact"/>
+            </w:pPr>
+            <w:r>
+              <w:t>86</w:t>
+            </w:r>
+          </w:p>
+        </w:tc>
+        <w:tc>
+          <w:tcPr>
+            <w:tcW w:w="0" w:type="auto"/>
+          </w:tcPr>
+          <w:p>
+            <w:pPr>
+              <w:pStyle w:val="Compact"/>
+            </w:pPr>
+            <w:r>
+              <w:t>26,9</w:t>
+            </w:r>
+          </w:p>
+        </w:tc>
+        <w:tc>
+          <w:tcPr>
+            <w:tcW w:w="0" w:type="auto"/>
+          </w:tcPr>
+          <w:p>
+            <w:pPr>
+              <w:pStyle w:val="Compact"/>
+            </w:pPr>
+            <w:r>
+              <w:t>3,8</w:t>
+            </w:r>
+          </w:p>
+        </w:tc>
+        <w:tc>
+          <w:tcPr>
+            <w:tcW w:w="0" w:type="auto"/>
+          </w:tcPr>
+          <w:p>
+            <w:pPr>
+              <w:pStyle w:val="Compact"/>
+            </w:pPr>
+            <w:r>
+              <w:t>0,695</w:t>
             </w:r>
           </w:p>
         </w:tc>
       </w:tr>
       <w:tr>
         <w:tc>
-          <w:p>
-            <w:pPr>
-              <w:pStyle w:val="Compact"/>
-              <w:jc w:val="left"/>
-            </w:pPr>
-            <w:r>
-              <w:t xml:space="preserve">dinov2_base</w:t>
-            </w:r>
-          </w:p>
-        </w:tc>
-        <w:tc>
-          <w:p>
-            <w:pPr>
-              <w:pStyle w:val="Compact"/>
-              <w:jc w:val="left"/>
-            </w:pPr>
-            <w:r>
-              <w:t xml:space="preserve">86</w:t>
-            </w:r>
-          </w:p>
-        </w:tc>
-        <w:tc>
-          <w:p>
-            <w:pPr>
-              <w:pStyle w:val="Compact"/>
-              <w:jc w:val="left"/>
-            </w:pPr>
-            <w:r>
-              <w:t xml:space="preserve">34,5</w:t>
-            </w:r>
-          </w:p>
-        </w:tc>
-        <w:tc>
-          <w:p>
-            <w:pPr>
-              <w:pStyle w:val="Compact"/>
-              <w:jc w:val="left"/>
-            </w:pPr>
-            <w:r>
-              <w:t xml:space="preserve">4,3</w:t>
-            </w:r>
-          </w:p>
-        </w:tc>
-        <w:tc>
-          <w:p>
-            <w:pPr>
-              <w:pStyle w:val="Compact"/>
-              <w:jc w:val="left"/>
-            </w:pPr>
-            <w:r>
-              <w:t xml:space="preserve">0,71</w:t>
+          <w:tcPr>
+            <w:tcW w:w="0" w:type="auto"/>
+          </w:tcPr>
+          <w:p>
+            <w:pPr>
+              <w:pStyle w:val="Compact"/>
+            </w:pPr>
+            <w:r>
+              <w:t>dinov2_base</w:t>
+            </w:r>
+          </w:p>
+        </w:tc>
+        <w:tc>
+          <w:tcPr>
+            <w:tcW w:w="0" w:type="auto"/>
+          </w:tcPr>
+          <w:p>
+            <w:pPr>
+              <w:pStyle w:val="Compact"/>
+            </w:pPr>
+            <w:r>
+              <w:t>86</w:t>
+            </w:r>
+          </w:p>
+        </w:tc>
+        <w:tc>
+          <w:tcPr>
+            <w:tcW w:w="0" w:type="auto"/>
+          </w:tcPr>
+          <w:p>
+            <w:pPr>
+              <w:pStyle w:val="Compact"/>
+            </w:pPr>
+            <w:r>
+              <w:t>34,5</w:t>
+            </w:r>
+          </w:p>
+        </w:tc>
+        <w:tc>
+          <w:tcPr>
+            <w:tcW w:w="0" w:type="auto"/>
+          </w:tcPr>
+          <w:p>
+            <w:pPr>
+              <w:pStyle w:val="Compact"/>
+            </w:pPr>
+            <w:r>
+              <w:t>4,3</w:t>
+            </w:r>
+          </w:p>
+        </w:tc>
+        <w:tc>
+          <w:tcPr>
+            <w:tcW w:w="0" w:type="auto"/>
+          </w:tcPr>
+          <w:p>
+            <w:pPr>
+              <w:pStyle w:val="Compact"/>
+            </w:pPr>
+            <w:r>
+              <w:t>0,71</w:t>
             </w:r>
           </w:p>
         </w:tc>
       </w:tr>
       <w:tr>
         <w:tc>
-          <w:p>
-            <w:pPr>
-              <w:pStyle w:val="Compact"/>
-              <w:jc w:val="left"/>
-            </w:pPr>
-            <w:r>
-              <w:t xml:space="preserve">eva02_base</w:t>
-            </w:r>
-          </w:p>
-        </w:tc>
-        <w:tc>
-          <w:p>
-            <w:pPr>
-              <w:pStyle w:val="Compact"/>
-              <w:jc w:val="left"/>
-            </w:pPr>
-            <w:r>
-              <w:t xml:space="preserve">86</w:t>
-            </w:r>
-          </w:p>
-        </w:tc>
-        <w:tc>
-          <w:p>
-            <w:pPr>
-              <w:pStyle w:val="Compact"/>
-              <w:jc w:val="left"/>
-            </w:pPr>
-            <w:r>
-              <w:t xml:space="preserve">36,1</w:t>
-            </w:r>
-          </w:p>
-        </w:tc>
-        <w:tc>
-          <w:p>
-            <w:pPr>
-              <w:pStyle w:val="Compact"/>
-              <w:jc w:val="left"/>
-            </w:pPr>
-            <w:r>
-              <w:t xml:space="preserve">4,5</w:t>
-            </w:r>
-          </w:p>
-        </w:tc>
-        <w:tc>
-          <w:p>
-            <w:pPr>
-              <w:pStyle w:val="Compact"/>
-              <w:jc w:val="left"/>
-            </w:pPr>
-            <w:r>
-              <w:t xml:space="preserve">0,725</w:t>
+          <w:tcPr>
+            <w:tcW w:w="0" w:type="auto"/>
+          </w:tcPr>
+          <w:p>
+            <w:pPr>
+              <w:pStyle w:val="Compact"/>
+            </w:pPr>
+            <w:r>
+              <w:t>eva02_base</w:t>
+            </w:r>
+          </w:p>
+        </w:tc>
+        <w:tc>
+          <w:tcPr>
+            <w:tcW w:w="0" w:type="auto"/>
+          </w:tcPr>
+          <w:p>
+            <w:pPr>
+              <w:pStyle w:val="Compact"/>
+            </w:pPr>
+            <w:r>
+              <w:t>86</w:t>
+            </w:r>
+          </w:p>
+        </w:tc>
+        <w:tc>
+          <w:tcPr>
+            <w:tcW w:w="0" w:type="auto"/>
+          </w:tcPr>
+          <w:p>
+            <w:pPr>
+              <w:pStyle w:val="Compact"/>
+            </w:pPr>
+            <w:r>
+              <w:t>36,1</w:t>
+            </w:r>
+          </w:p>
+        </w:tc>
+        <w:tc>
+          <w:tcPr>
+            <w:tcW w:w="0" w:type="auto"/>
+          </w:tcPr>
+          <w:p>
+            <w:pPr>
+              <w:pStyle w:val="Compact"/>
+            </w:pPr>
+            <w:r>
+              <w:t>4,5</w:t>
+            </w:r>
+          </w:p>
+        </w:tc>
+        <w:tc>
+          <w:tcPr>
+            <w:tcW w:w="0" w:type="auto"/>
+          </w:tcPr>
+          <w:p>
+            <w:pPr>
+              <w:pStyle w:val="Compact"/>
+            </w:pPr>
+            <w:r>
+              <w:t>0,725</w:t>
             </w:r>
           </w:p>
         </w:tc>
@@ -3666,19 +3970,16 @@
     </w:tbl>
     <w:p>
       <w:pPr>
-        <w:pStyle w:val="BodyText"/>
+        <w:pStyle w:val="GvdeMetni"/>
       </w:pPr>
       <w:r>
         <w:rPr>
           <w:b/>
         </w:rPr>
-        <w:t xml:space="preserve">Tablo 4.</w:t>
-      </w:r>
-      <w:r>
-        <w:t xml:space="preserve"> </w:t>
-      </w:r>
-      <w:r>
-        <w:t xml:space="preserve">Omurga verimliliği karşılaştırması: parametre sayısı, görüntü-başına çıkarım süresi ve tepe GPU belleği. (Çıkarım/VRAM değerleri temsilidir; gerçek deney sonuçlarıyla güncellenecektir.)</w:t>
+        <w:t>Tablo 4.</w:t>
+      </w:r>
+      <w:r>
+        <w:t xml:space="preserve"> Omurga verimliliği karşılaştırması: parametre sayısı, görüntü-başına çıkarım süresi ve tepe GPU belleği. (Çıkarım/VRAM değerleri temsilidir; gerçek deney sonuçlarıyla güncellenecektir.)</w:t>
       </w:r>
     </w:p>
     <w:p>
@@ -3686,22 +3987,26 @@
         <w:pStyle w:val="CaptionedFigure"/>
       </w:pPr>
       <w:r>
+        <w:rPr>
+          <w:noProof/>
+        </w:rPr>
         <w:drawing>
-          <wp:inline>
+          <wp:inline distT="0" distB="0" distL="0" distR="0" wp14:anchorId="3BAB1454" wp14:editId="2D37B3FB">
             <wp:extent cx="5334000" cy="1517596"/>
-            <wp:effectExtent b="0" l="0" r="0" t="0"/>
-            <wp:docPr descr="Şekil 6. Verimlilik karşılaştırması: (a) parametreler, (b) çıkarım süresi, (c) tepe VRAM." title="" id="1" name="Picture"/>
-            <a:graphic>
+            <wp:effectExtent l="0" t="0" r="0" b="0"/>
+            <wp:docPr id="1399806266" name="Picture" descr="Şekil 6. Verimlilik karşılaştırması: (a) parametreler, (b) çıkarım süresi, (c) tepe VRAM."/>
+            <wp:cNvGraphicFramePr/>
+            <a:graphic xmlns:a="http://schemas.openxmlformats.org/drawingml/2006/main">
               <a:graphicData uri="http://schemas.openxmlformats.org/drawingml/2006/picture">
-                <pic:pic>
+                <pic:pic xmlns:pic="http://schemas.openxmlformats.org/drawingml/2006/picture">
                   <pic:nvPicPr>
-                    <pic:cNvPr descr="/sessions/sweet-sharp-gauss/mnt/makale-pdf/Proje/code/paper_output/figures/fig8_efficiency.png" id="0" name="Picture"/>
+                    <pic:cNvPr id="0" name="Picture" descr="/sessions/sweet-sharp-gauss/mnt/makale-pdf/Proje/code/paper_output/figures/fig8_efficiency.png"/>
                     <pic:cNvPicPr>
-                      <a:picLocks noChangeArrowheads="1" noChangeAspect="1"/>
+                      <a:picLocks noChangeAspect="1" noChangeArrowheads="1"/>
                     </pic:cNvPicPr>
                   </pic:nvPicPr>
                   <pic:blipFill>
-                    <a:blip r:embed="rId49"/>
+                    <a:blip r:embed="rId13"/>
                     <a:stretch>
                       <a:fillRect/>
                     </a:stretch>
@@ -3733,38 +4038,44 @@
         <w:pStyle w:val="ImageCaption"/>
       </w:pPr>
       <w:r>
-        <w:t xml:space="preserve">Şekil 6. Verimlilik karşılaştırması: (a) parametreler, (b) çıkarım süresi, (c) tepe VRAM.</w:t>
-      </w:r>
-    </w:p>
-    <w:p>
-      <w:pPr>
-        <w:pStyle w:val="Heading2"/>
-      </w:pPr>
-      <w:bookmarkStart w:id="50" w:name="sonuç"/>
-      <w:r>
-        <w:t xml:space="preserve">6. Sonuç</w:t>
-      </w:r>
-      <w:bookmarkEnd w:id="50"/>
+        <w:t>Şekil 6. Verimlilik karşılaştırması: (a) parametreler, (b) çıkarım süresi, (c) tepe VRAM.</w:t>
+      </w:r>
+    </w:p>
+    <w:p>
+      <w:pPr>
+        <w:pStyle w:val="Balk2"/>
+      </w:pPr>
+      <w:bookmarkStart w:id="24" w:name="sonuç"/>
+      <w:r>
+        <w:t>6. Sonuç</w:t>
+      </w:r>
+      <w:bookmarkEnd w:id="24"/>
     </w:p>
     <w:p>
       <w:pPr>
         <w:pStyle w:val="FirstParagraph"/>
       </w:pPr>
       <w:r>
-        <w:t xml:space="preserve">Çok-etiketli acil abdominal BT sınıflandırmasında sınıf dengesizliğini ele almak için iki aşamalı bir yaklaşım sunduk. 5 kat üzerinde doğrulanan yöntemimiz (FocalBCE + WeightedSampler + EşikAyarı), tabanı tutarlı biçimde geride bırakmakta ve en belirgin iyileştirmeleri nadir patolojilerde sağlamaktadır. Kalibrasyon analizi, eşik ayarının klinik dağıtım için kritik olan karar güvenilirliğini de iyileştirdiğini doğrular. Kod ve ön-eğitimli modeller [URL] adresinde erişilebilir olacaktır.</w:t>
-      </w:r>
-    </w:p>
-    <w:p>
-      <w:pPr>
-        <w:pStyle w:val="Heading2"/>
-      </w:pPr>
-      <w:bookmarkStart w:id="51" w:name="kaynaklar"/>
-      <w:r>
-        <w:t xml:space="preserve">Kaynakça</w:t>
-      </w:r>
-      <w:bookmarkEnd w:id="51"/>
-    </w:p>
-    <w:p>
+        <w:t>Çok-etiketli acil abdominal BT sınıflandırmasında sınıf dengesizliğini ele almak için iki aşamalı bir yaklaşım sunduk. 5 kat üzerinde doğrulanan yöntemimiz (FocalBCE + WeightedSampler + EşikAyarı), tabanı tutarlı biçimde geride bırakmakta ve en belirgin iyileştirmeleri nadir patolojilerde sağlamaktadır. Kalibrasyon analizi, eşik ayarının klinik dağıtım için kritik olan karar güvenilirliğini de iyileştirdiğini doğrular. Kod ve ön-eğitimli modeller [URL] adresinde erişilebilir olacaktır.</w:t>
+      </w:r>
+    </w:p>
+    <w:p>
+      <w:pPr>
+        <w:pStyle w:val="Balk2"/>
+      </w:pPr>
+      <w:bookmarkStart w:id="25" w:name="kaynaklar"/>
+      <w:r>
+        <w:t>Kaynakça</w:t>
+      </w:r>
+      <w:bookmarkEnd w:id="25"/>
+    </w:p>
+    <w:p>
+      <w:pPr>
+        <w:pStyle w:val="Kaynaka"/>
+        <w:rPr>
+          <w:noProof/>
+        </w:rPr>
+      </w:pPr>
       <w:r>
         <w:fldChar w:fldCharType="begin"/>
       </w:r>
@@ -3774,405 +4085,719 @@
       <w:r>
         <w:fldChar w:fldCharType="separate"/>
       </w:r>
-    </w:p>
-    <w:p>
-      <w:pPr>
-        <w:pStyle w:val="FirstParagraph"/>
-      </w:pPr>
-      <w:r>
-        <w:t xml:space="preserve">[1] Dimlo U. M. Fernandes, Banoth Sreenu, Bihade Priti, Mjery Yahia, Kumar K. Karthik Selva, R Umanesan ve ark.. Hybrid Deep Learning for Kidney Stone Detection in CT Scans With Noise Reduction and Feature Enhancement.</w:t>
-      </w:r>
-      <w:r>
-        <w:t xml:space="preserve"> </w:t>
+      <w:r>
+        <w:rPr>
+          <w:noProof/>
+        </w:rPr>
+        <w:t xml:space="preserve">1. </w:t>
       </w:r>
       <w:r>
         <w:rPr>
           <w:i/>
-        </w:rPr>
-        <w:t xml:space="preserve">Journal of Computer Science</w:t>
-      </w:r>
-      <w:r>
-        <w:t xml:space="preserve">, 2026. https://doi.org/10.3844/jcssp.2026.813.825</w:t>
-      </w:r>
-    </w:p>
-    <w:p>
-      <w:pPr>
-        <w:pStyle w:val="BodyText"/>
-      </w:pPr>
-      <w:r>
-        <w:t xml:space="preserve">[2] Alzughaibi A., Alanazi A. A., Alshahrani M., Hilali Jaghdam I., Hassaballa A. A.. Synergizing vision transformer with ensemble of deep learning model for accurate kidney stone detection using CT imaging.</w:t>
-      </w:r>
-      <w:r>
-        <w:t xml:space="preserve"> </w:t>
+          <w:iCs/>
+          <w:noProof/>
+        </w:rPr>
+        <w:t xml:space="preserve">AI-based diagnosis of acute aortic syndrome from noncontrast CT. </w:t>
+      </w:r>
+      <w:r>
+        <w:rPr>
+          <w:b/>
+          <w:bCs/>
+          <w:noProof/>
+        </w:rPr>
+        <w:t>Hu Yujian, et al.</w:t>
+      </w:r>
+      <w:r>
+        <w:rPr>
+          <w:noProof/>
+        </w:rPr>
+        <w:t xml:space="preserve"> 2025, Nature Medicine.</w:t>
+      </w:r>
+    </w:p>
+    <w:p>
+      <w:pPr>
+        <w:pStyle w:val="Kaynaka"/>
+        <w:rPr>
+          <w:noProof/>
+        </w:rPr>
+      </w:pPr>
+      <w:r>
+        <w:rPr>
+          <w:noProof/>
+        </w:rPr>
+        <w:t xml:space="preserve">2. </w:t>
       </w:r>
       <w:r>
         <w:rPr>
           <w:i/>
-        </w:rPr>
-        <w:t xml:space="preserve">Alexandria Engineering Journal, 127, 357-373</w:t>
-      </w:r>
-      <w:r>
-        <w:t xml:space="preserve">, 2025.</w:t>
-      </w:r>
-    </w:p>
-    <w:p>
-      <w:pPr>
-        <w:pStyle w:val="BodyText"/>
-      </w:pPr>
-      <w:r>
-        <w:t xml:space="preserve">[3] Chandralekha Jemin, V. M., Majeeth N. D. A., Maithili K., Alex David S., Ravikumar S.. Kidney Stone Classification using Machine Learning Models on CT Images.</w:t>
-      </w:r>
-      <w:r>
-        <w:t xml:space="preserve"> </w:t>
+          <w:iCs/>
+          <w:noProof/>
+        </w:rPr>
+        <w:t xml:space="preserve">Deep learning-based prediction of acute pancreatitis severity from abdominal CT with multicenter external validation. </w:t>
+      </w:r>
+      <w:r>
+        <w:rPr>
+          <w:b/>
+          <w:bCs/>
+          <w:noProof/>
+        </w:rPr>
+        <w:t>Xu Yanqi, et al.</w:t>
+      </w:r>
+      <w:r>
+        <w:rPr>
+          <w:noProof/>
+        </w:rPr>
+        <w:t xml:space="preserve"> 2026, Radiology Advances.</w:t>
+      </w:r>
+    </w:p>
+    <w:p>
+      <w:pPr>
+        <w:pStyle w:val="Kaynaka"/>
+        <w:rPr>
+          <w:noProof/>
+        </w:rPr>
+      </w:pPr>
+      <w:r>
+        <w:rPr>
+          <w:noProof/>
+        </w:rPr>
+        <w:t xml:space="preserve">3. </w:t>
       </w:r>
       <w:r>
         <w:rPr>
           <w:i/>
-        </w:rPr>
-        <w:t xml:space="preserve">2024 1st International Conference on Software, Systems and Information Technology, SSITCON 2024</w:t>
-      </w:r>
-      <w:r>
-        <w:t xml:space="preserve">, 2024.</w:t>
-      </w:r>
-    </w:p>
-    <w:p>
-      <w:pPr>
-        <w:pStyle w:val="BodyText"/>
-      </w:pPr>
-      <w:r>
-        <w:t xml:space="preserve">[4] Hafiz A. A., Vericho D., Carter V. J., Thio D. C., Isnan M., Pardamean B.. Vision Transformer and CNNs in Kidney Stone Classification: A Comparative Study.</w:t>
-      </w:r>
-      <w:r>
-        <w:t xml:space="preserve"> </w:t>
+          <w:iCs/>
+          <w:noProof/>
+        </w:rPr>
+        <w:t xml:space="preserve">Kidney Stone Classification using Machine Learning Models on CT Images. </w:t>
+      </w:r>
+      <w:r>
+        <w:rPr>
+          <w:b/>
+          <w:bCs/>
+          <w:noProof/>
+        </w:rPr>
+        <w:t>Chandralekha Jemin, et al.</w:t>
+      </w:r>
+      <w:r>
+        <w:rPr>
+          <w:noProof/>
+        </w:rPr>
+        <w:t xml:space="preserve"> 2024, 2024 1st International Conference on Software, Systems and Information Technology, SSITCON 2024.</w:t>
+      </w:r>
+    </w:p>
+    <w:p>
+      <w:pPr>
+        <w:pStyle w:val="Kaynaka"/>
+        <w:rPr>
+          <w:noProof/>
+        </w:rPr>
+      </w:pPr>
+      <w:r>
+        <w:rPr>
+          <w:noProof/>
+        </w:rPr>
+        <w:t xml:space="preserve">4. </w:t>
       </w:r>
       <w:r>
         <w:rPr>
           <w:i/>
-        </w:rPr>
-        <w:t xml:space="preserve">Procedia Computer Science, 269, 1466-1473</w:t>
-      </w:r>
-      <w:r>
-        <w:t xml:space="preserve">, 2025.</w:t>
-      </w:r>
-    </w:p>
-    <w:p>
-      <w:pPr>
-        <w:pStyle w:val="BodyText"/>
-      </w:pPr>
-      <w:r>
-        <w:t xml:space="preserve">[5] Kulkarni S., Suhaas Rao S., Chopra T. K., Yeshwanth S. P., Bhanushree K. J., Suneetha K. R.. Optimizing Kidney Stone Detection with Vision Transformers and CNNs: A Transfer Learning Strategy.</w:t>
-      </w:r>
-      <w:r>
-        <w:t xml:space="preserve"> </w:t>
+          <w:iCs/>
+          <w:noProof/>
+        </w:rPr>
+        <w:t xml:space="preserve">Hybrid Neural Network Framework for Multiclass Classification of Kidney Stones from CT scans. </w:t>
+      </w:r>
+      <w:r>
+        <w:rPr>
+          <w:b/>
+          <w:bCs/>
+          <w:noProof/>
+        </w:rPr>
+        <w:t>Sayed M. Y., et al.</w:t>
+      </w:r>
+      <w:r>
+        <w:rPr>
+          <w:noProof/>
+        </w:rPr>
+        <w:t xml:space="preserve"> 2025, 2025 6th International Conference for Emerging Technology, INCET 2025.</w:t>
+      </w:r>
+    </w:p>
+    <w:p>
+      <w:pPr>
+        <w:pStyle w:val="Kaynaka"/>
+        <w:rPr>
+          <w:noProof/>
+        </w:rPr>
+      </w:pPr>
+      <w:r>
+        <w:rPr>
+          <w:noProof/>
+        </w:rPr>
+        <w:lastRenderedPageBreak/>
+        <w:t xml:space="preserve">5. </w:t>
       </w:r>
       <w:r>
         <w:rPr>
           <w:i/>
-        </w:rPr>
-        <w:t xml:space="preserve">2025 International Conference on Pervasive Computational Technologies, ICPCT 2025, 829-833</w:t>
-      </w:r>
-      <w:r>
-        <w:t xml:space="preserve">, 2025.</w:t>
-      </w:r>
-    </w:p>
-    <w:p>
-      <w:pPr>
-        <w:pStyle w:val="BodyText"/>
-      </w:pPr>
-      <w:r>
-        <w:t xml:space="preserve">[6] Sayed M. Y., Waykar Y., Nepal B., Pabalkar S. Y., Vaishnavi M., Sudhakar P. K.. Hybrid Neural Network Framework for Multiclass Classification of Kidney Stones from CT scans.</w:t>
-      </w:r>
-      <w:r>
-        <w:t xml:space="preserve"> </w:t>
+          <w:iCs/>
+          <w:noProof/>
+        </w:rPr>
+        <w:t xml:space="preserve">Vision Transformer and CNNs in Kidney Stone Classification: A Comparative Study. </w:t>
+      </w:r>
+      <w:r>
+        <w:rPr>
+          <w:b/>
+          <w:bCs/>
+          <w:noProof/>
+        </w:rPr>
+        <w:t>Hafiz A. A., et al.</w:t>
+      </w:r>
+      <w:r>
+        <w:rPr>
+          <w:noProof/>
+        </w:rPr>
+        <w:t xml:space="preserve"> 2025, Procedia Computer Science, 269, 1466-1473.</w:t>
+      </w:r>
+    </w:p>
+    <w:p>
+      <w:pPr>
+        <w:pStyle w:val="Kaynaka"/>
+        <w:rPr>
+          <w:noProof/>
+        </w:rPr>
+      </w:pPr>
+      <w:r>
+        <w:rPr>
+          <w:noProof/>
+        </w:rPr>
+        <w:t xml:space="preserve">6. </w:t>
       </w:r>
       <w:r>
         <w:rPr>
           <w:i/>
-        </w:rPr>
-        <w:t xml:space="preserve">2025 6th International Conference for Emerging Technology, INCET 2025</w:t>
-      </w:r>
-      <w:r>
-        <w:t xml:space="preserve">, 2025.</w:t>
-      </w:r>
-    </w:p>
-    <w:p>
-      <w:pPr>
-        <w:pStyle w:val="BodyText"/>
-      </w:pPr>
-      <w:r>
-        <w:t xml:space="preserve">[7] Abdimurotovich K. A., Cho Y.-I.. Optimized YOLOv5 Architecture for Superior Kidney Stone Detection in CT Scans.</w:t>
-      </w:r>
-      <w:r>
-        <w:t xml:space="preserve"> </w:t>
+          <w:iCs/>
+          <w:noProof/>
+        </w:rPr>
+        <w:t xml:space="preserve">Optimizing Kidney Stone Detection with Vision Transformers and CNNs: A Transfer Learning Strategy. </w:t>
+      </w:r>
+      <w:r>
+        <w:rPr>
+          <w:b/>
+          <w:bCs/>
+          <w:noProof/>
+        </w:rPr>
+        <w:t>Kulkarni S., et al.</w:t>
+      </w:r>
+      <w:r>
+        <w:rPr>
+          <w:noProof/>
+        </w:rPr>
+        <w:t xml:space="preserve"> 2025, 2025 International Conference on Pervasive Computational Technologies, ICPCT 2025, 829-833.</w:t>
+      </w:r>
+    </w:p>
+    <w:p>
+      <w:pPr>
+        <w:pStyle w:val="Kaynaka"/>
+        <w:rPr>
+          <w:noProof/>
+        </w:rPr>
+      </w:pPr>
+      <w:r>
+        <w:rPr>
+          <w:noProof/>
+        </w:rPr>
+        <w:t xml:space="preserve">7. </w:t>
       </w:r>
       <w:r>
         <w:rPr>
           <w:i/>
-        </w:rPr>
-        <w:t xml:space="preserve">Electronics (MDPI)</w:t>
-      </w:r>
-      <w:r>
-        <w:t xml:space="preserve">, 2024.</w:t>
-      </w:r>
-    </w:p>
-    <w:p>
-      <w:pPr>
-        <w:pStyle w:val="BodyText"/>
-      </w:pPr>
-      <w:r>
-        <w:t xml:space="preserve">[8] Lin Y., Li Z., Li Z., Li G., Liu X., Cai W. ve ark.. Development and multi-institutional validation of the Swin transformer model for prediction of spontaneous passage of ureteral calculi: A retrospective multicentric study.</w:t>
-      </w:r>
-      <w:r>
-        <w:t xml:space="preserve"> </w:t>
+          <w:iCs/>
+          <w:noProof/>
+        </w:rPr>
+        <w:t xml:space="preserve">Disease Detection in Abdominal CT Images Using the YOLOv5 Algorithm: A Deep Learning Approach. </w:t>
+      </w:r>
+      <w:r>
+        <w:rPr>
+          <w:b/>
+          <w:bCs/>
+          <w:noProof/>
+        </w:rPr>
+        <w:t>Koçer Sabri, Mohamed Omar and Dündar Özgür.</w:t>
+      </w:r>
+      <w:r>
+        <w:rPr>
+          <w:noProof/>
+        </w:rPr>
+        <w:t xml:space="preserve"> 2024, Konferans bildirisi (IEEE).</w:t>
+      </w:r>
+    </w:p>
+    <w:p>
+      <w:pPr>
+        <w:pStyle w:val="Kaynaka"/>
+        <w:rPr>
+          <w:noProof/>
+        </w:rPr>
+      </w:pPr>
+      <w:r>
+        <w:rPr>
+          <w:noProof/>
+        </w:rPr>
+        <w:t xml:space="preserve">8. </w:t>
       </w:r>
       <w:r>
         <w:rPr>
           <w:i/>
-        </w:rPr>
-        <w:t xml:space="preserve">Urolithiasis, 53(1)</w:t>
-      </w:r>
-      <w:r>
-        <w:t xml:space="preserve">, 2025. https://doi.org/10.1007/s00240-025-01887-x</w:t>
-      </w:r>
-    </w:p>
-    <w:p>
-      <w:pPr>
-        <w:pStyle w:val="BodyText"/>
-      </w:pPr>
-      <w:r>
-        <w:t xml:space="preserve">[9] Cai Wenjie, Liu Nianping, Zhang Hongjie, Zhai Jia, Wang Qingfeng, Zhou Ying Gang ve ark.. FMTW-SAM: Foreground mixing and temporally weighted SAM feature fusion for cross-domain semi-supervised segmentation of type-B aortic dissection in computed tomography angiography.</w:t>
-      </w:r>
-      <w:r>
-        <w:t xml:space="preserve"> </w:t>
+          <w:iCs/>
+          <w:noProof/>
+        </w:rPr>
+        <w:t xml:space="preserve">Focal Loss for Dense Object Detection. </w:t>
+      </w:r>
+      <w:r>
+        <w:rPr>
+          <w:b/>
+          <w:bCs/>
+          <w:noProof/>
+        </w:rPr>
+        <w:t>Lin T.-Y., et al.</w:t>
+      </w:r>
+      <w:r>
+        <w:rPr>
+          <w:noProof/>
+        </w:rPr>
+        <w:t xml:space="preserve"> 2017, Proceedings of the IEEE International Conference on Computer Vision (ICCV).</w:t>
+      </w:r>
+    </w:p>
+    <w:p>
+      <w:pPr>
+        <w:pStyle w:val="Kaynaka"/>
+        <w:rPr>
+          <w:noProof/>
+        </w:rPr>
+      </w:pPr>
+      <w:r>
+        <w:rPr>
+          <w:noProof/>
+        </w:rPr>
+        <w:t xml:space="preserve">9. </w:t>
       </w:r>
       <w:r>
         <w:rPr>
           <w:i/>
-        </w:rPr>
-        <w:t xml:space="preserve">Neurocomputing</w:t>
-      </w:r>
-      <w:r>
-        <w:t xml:space="preserve">, 2026. https://doi.org/10.1016/j.neucom.2026.133758</w:t>
-      </w:r>
-    </w:p>
-    <w:p>
-      <w:pPr>
-        <w:pStyle w:val="BodyText"/>
-      </w:pPr>
-      <w:r>
-        <w:t xml:space="preserve">[10] Hu Yujian, Xiang Yilang, Zhou Yan-Jie, He Yangyan, Lang Dehai, Yang Shifeng ve ark.. AI-based diagnosis of acute aortic syndrome from noncontrast CT.</w:t>
-      </w:r>
-      <w:r>
-        <w:t xml:space="preserve"> </w:t>
+          <w:iCs/>
+          <w:noProof/>
+        </w:rPr>
+        <w:t xml:space="preserve">Hybrid Deep Learning for Kidney Stone Detection in CT Scans With Noise Reduction and Feature Enhancement. </w:t>
+      </w:r>
+      <w:r>
+        <w:rPr>
+          <w:b/>
+          <w:bCs/>
+          <w:noProof/>
+        </w:rPr>
+        <w:t>Dimlo U. M. Fernandes, et al.</w:t>
+      </w:r>
+      <w:r>
+        <w:rPr>
+          <w:noProof/>
+        </w:rPr>
+        <w:t xml:space="preserve"> 2026, Journal of Computer Science.</w:t>
+      </w:r>
+    </w:p>
+    <w:p>
+      <w:pPr>
+        <w:pStyle w:val="Kaynaka"/>
+        <w:rPr>
+          <w:noProof/>
+        </w:rPr>
+      </w:pPr>
+      <w:r>
+        <w:rPr>
+          <w:noProof/>
+        </w:rPr>
+        <w:t xml:space="preserve">10. </w:t>
       </w:r>
       <w:r>
         <w:rPr>
           <w:i/>
-        </w:rPr>
-        <w:t xml:space="preserve">Nature Medicine</w:t>
-      </w:r>
-      <w:r>
-        <w:t xml:space="preserve">, 2025. https://doi.org/10.1038/s41591-025-03916-z</w:t>
-      </w:r>
-    </w:p>
-    <w:p>
-      <w:pPr>
-        <w:pStyle w:val="BodyText"/>
-      </w:pPr>
-      <w:r>
-        <w:t xml:space="preserve">[11] Xu Yanqi, Teutsch Brigitta, Zeng Weicheng, Hu Yang, Rastogi Shikhar, Hu Emmy Yuebi ve ark.. Deep learning-based prediction of acute pancreatitis severity from abdominal CT with multicenter external validation.</w:t>
-      </w:r>
-      <w:r>
-        <w:t xml:space="preserve"> </w:t>
+          <w:iCs/>
+          <w:noProof/>
+        </w:rPr>
+        <w:t xml:space="preserve">Optimized YOLOv5 Architecture for Superior Kidney Stone Detection in CT Scans. </w:t>
+      </w:r>
+      <w:r>
+        <w:rPr>
+          <w:b/>
+          <w:bCs/>
+          <w:noProof/>
+        </w:rPr>
+        <w:t>Abdimurotovich K. A. and Cho Y.-I.</w:t>
+      </w:r>
+      <w:r>
+        <w:rPr>
+          <w:noProof/>
+        </w:rPr>
+        <w:t xml:space="preserve"> 2024, Electronics (MDPI).</w:t>
+      </w:r>
+    </w:p>
+    <w:p>
+      <w:pPr>
+        <w:pStyle w:val="Kaynaka"/>
+        <w:rPr>
+          <w:noProof/>
+        </w:rPr>
+      </w:pPr>
+      <w:r>
+        <w:rPr>
+          <w:noProof/>
+        </w:rPr>
+        <w:t xml:space="preserve">11. </w:t>
       </w:r>
       <w:r>
         <w:rPr>
           <w:i/>
-        </w:rPr>
-        <w:t xml:space="preserve">Radiology Advances</w:t>
-      </w:r>
-      <w:r>
-        <w:t xml:space="preserve">, 2026. https://doi.org/10.1093/radadv/umag020</w:t>
-      </w:r>
-    </w:p>
-    <w:p>
-      <w:pPr>
-        <w:pStyle w:val="BodyText"/>
-      </w:pPr>
-      <w:r>
-        <w:t xml:space="preserve">[12] Kim Minsung, Park Taeyong, Kang Jaewoong, Kim Min-Jeong, Kwon Mi Jung, Oh Bo Young ve ark.. Development and validation of automated three-dimensional convolutional neural network model for acute appendicitis diagnosis.</w:t>
-      </w:r>
-      <w:r>
-        <w:t xml:space="preserve"> </w:t>
+          <w:iCs/>
+          <w:noProof/>
+        </w:rPr>
+        <w:t xml:space="preserve">Synergizing vision transformer with ensemble of deep learning model for accurate kidney stone detection using CT imaging. </w:t>
+      </w:r>
+      <w:r>
+        <w:rPr>
+          <w:b/>
+          <w:bCs/>
+          <w:noProof/>
+        </w:rPr>
+        <w:t>Alzughaibi A., et al.</w:t>
+      </w:r>
+      <w:r>
+        <w:rPr>
+          <w:noProof/>
+        </w:rPr>
+        <w:t xml:space="preserve"> 2025, Alexandria Engineering Journal, 127, 357-373.</w:t>
+      </w:r>
+    </w:p>
+    <w:p>
+      <w:pPr>
+        <w:pStyle w:val="Kaynaka"/>
+        <w:rPr>
+          <w:noProof/>
+        </w:rPr>
+      </w:pPr>
+      <w:r>
+        <w:rPr>
+          <w:noProof/>
+        </w:rPr>
+        <w:t xml:space="preserve">12. </w:t>
       </w:r>
       <w:r>
         <w:rPr>
           <w:i/>
-        </w:rPr>
-        <w:t xml:space="preserve">Scientific Reports</w:t>
-      </w:r>
-      <w:r>
-        <w:t xml:space="preserve">, 2025. https://doi.org/10.1038/s41598-024-84348-6</w:t>
-      </w:r>
-    </w:p>
-    <w:p>
-      <w:pPr>
-        <w:pStyle w:val="BodyText"/>
-      </w:pPr>
-      <w:r>
-        <w:t xml:space="preserve">[13] Koçer Sabri, Mohamed Omar, Dündar Özgür. Disease Detection in Abdominal CT Images Using the YOLOv5 Algorithm: A Deep Learning Approach.</w:t>
-      </w:r>
-      <w:r>
-        <w:t xml:space="preserve"> </w:t>
+          <w:iCs/>
+          <w:noProof/>
+        </w:rPr>
+        <w:t xml:space="preserve">On Calibration of Modern Neural Networks. </w:t>
+      </w:r>
+      <w:r>
+        <w:rPr>
+          <w:b/>
+          <w:bCs/>
+          <w:noProof/>
+        </w:rPr>
+        <w:t>Guo C., et al.</w:t>
+      </w:r>
+      <w:r>
+        <w:rPr>
+          <w:noProof/>
+        </w:rPr>
+        <w:t xml:space="preserve"> 2017, Proceedings of the 34th International Conference on Machine Learning (ICML).</w:t>
+      </w:r>
+    </w:p>
+    <w:p>
+      <w:pPr>
+        <w:pStyle w:val="Kaynaka"/>
+        <w:rPr>
+          <w:noProof/>
+        </w:rPr>
+      </w:pPr>
+      <w:r>
+        <w:rPr>
+          <w:noProof/>
+        </w:rPr>
+        <w:t xml:space="preserve">13. </w:t>
       </w:r>
       <w:r>
         <w:rPr>
           <w:i/>
-        </w:rPr>
-        <w:t xml:space="preserve">Konferans bildirisi (IEEE)</w:t>
-      </w:r>
-      <w:r>
-        <w:t xml:space="preserve">, 2024.</w:t>
-      </w:r>
-    </w:p>
-    <w:p>
-      <w:pPr>
-        <w:pStyle w:val="BodyText"/>
-      </w:pPr>
-      <w:r>
-        <w:t xml:space="preserve">[14] Lin T.-Y., Goyal P., Girshick R., He K., Dollár P.. Focal Loss for Dense Object Detection.</w:t>
-      </w:r>
-      <w:r>
-        <w:t xml:space="preserve"> </w:t>
+          <w:iCs/>
+          <w:noProof/>
+        </w:rPr>
+        <w:t xml:space="preserve">Development and multi-institutional validation of the Swin transformer model for prediction of spontaneous passage of ureteral calculi: A retrospective multicentric study. </w:t>
+      </w:r>
+      <w:r>
+        <w:rPr>
+          <w:b/>
+          <w:bCs/>
+          <w:noProof/>
+        </w:rPr>
+        <w:t>Lin Y., et al.</w:t>
+      </w:r>
+      <w:r>
+        <w:rPr>
+          <w:noProof/>
+        </w:rPr>
+        <w:t xml:space="preserve"> 2025, Urolithiasis, 53(1).</w:t>
+      </w:r>
+    </w:p>
+    <w:p>
+      <w:pPr>
+        <w:pStyle w:val="Kaynaka"/>
+        <w:rPr>
+          <w:noProof/>
+        </w:rPr>
+      </w:pPr>
+      <w:r>
+        <w:rPr>
+          <w:noProof/>
+        </w:rPr>
+        <w:t xml:space="preserve">14. </w:t>
       </w:r>
       <w:r>
         <w:rPr>
           <w:i/>
-        </w:rPr>
-        <w:t xml:space="preserve">Proceedings of the IEEE International Conference on Computer Vision (ICCV)</w:t>
-      </w:r>
-      <w:r>
-        <w:t xml:space="preserve">, 2017. https://doi.org/10.1109/ICCV.2017.324</w:t>
-      </w:r>
-    </w:p>
-    <w:p>
-      <w:pPr>
-        <w:pStyle w:val="BodyText"/>
-      </w:pPr>
-      <w:r>
-        <w:t xml:space="preserve">[15] Liu Z., Lin Y., Cao Y., Hu H.. Swin Transformer: Hierarchical Vision Transformer using Shifted Windows.</w:t>
-      </w:r>
-      <w:r>
-        <w:t xml:space="preserve"> </w:t>
+          <w:iCs/>
+          <w:noProof/>
+        </w:rPr>
+        <w:t xml:space="preserve">Development and validation of automated three-dimensional convolutional neural network model for acute appendicitis diagnosis. </w:t>
+      </w:r>
+      <w:r>
+        <w:rPr>
+          <w:b/>
+          <w:bCs/>
+          <w:noProof/>
+        </w:rPr>
+        <w:t>Kim Minsung, et al.</w:t>
+      </w:r>
+      <w:r>
+        <w:rPr>
+          <w:noProof/>
+        </w:rPr>
+        <w:t xml:space="preserve"> 2025, Scientific Reports.</w:t>
+      </w:r>
+    </w:p>
+    <w:p>
+      <w:pPr>
+        <w:pStyle w:val="Kaynaka"/>
+        <w:rPr>
+          <w:noProof/>
+        </w:rPr>
+      </w:pPr>
+      <w:r>
+        <w:rPr>
+          <w:noProof/>
+        </w:rPr>
+        <w:t xml:space="preserve">15. </w:t>
       </w:r>
       <w:r>
         <w:rPr>
           <w:i/>
-        </w:rPr>
-        <w:t xml:space="preserve">Proceedings of the IEEE/CVF International Conference on Computer Vision (ICCV)</w:t>
-      </w:r>
-      <w:r>
-        <w:t xml:space="preserve">, 2021.</w:t>
-      </w:r>
-    </w:p>
-    <w:p>
-      <w:pPr>
-        <w:pStyle w:val="BodyText"/>
-      </w:pPr>
-      <w:r>
-        <w:t xml:space="preserve">[16] Woo S., Debnath S., Hu R., Chen X.. ConvNeXt V2: Co-designing and Scaling ConvNets with Masked Autoencoders.</w:t>
-      </w:r>
-      <w:r>
-        <w:t xml:space="preserve"> </w:t>
+          <w:iCs/>
+          <w:noProof/>
+        </w:rPr>
+        <w:t xml:space="preserve">Swin Transformer: Hierarchical Vision Transformer using Shifted Windows. </w:t>
+      </w:r>
+      <w:r>
+        <w:rPr>
+          <w:b/>
+          <w:bCs/>
+          <w:noProof/>
+        </w:rPr>
+        <w:t>Liu Z., et al.</w:t>
+      </w:r>
+      <w:r>
+        <w:rPr>
+          <w:noProof/>
+        </w:rPr>
+        <w:t xml:space="preserve"> 2021, Proceedings of the IEEE/CVF International Conference on Computer Vision (ICCV).</w:t>
+      </w:r>
+    </w:p>
+    <w:p>
+      <w:pPr>
+        <w:pStyle w:val="Kaynaka"/>
+        <w:rPr>
+          <w:noProof/>
+        </w:rPr>
+      </w:pPr>
+      <w:r>
+        <w:rPr>
+          <w:noProof/>
+        </w:rPr>
+        <w:t xml:space="preserve">16. </w:t>
       </w:r>
       <w:r>
         <w:rPr>
           <w:i/>
-        </w:rPr>
-        <w:t xml:space="preserve">Proceedings of the IEEE/CVF Conference on Computer Vision and Pattern Recognition (CVPR)</w:t>
-      </w:r>
-      <w:r>
-        <w:t xml:space="preserve">, 2023.</w:t>
-      </w:r>
-    </w:p>
-    <w:p>
-      <w:pPr>
-        <w:pStyle w:val="BodyText"/>
-      </w:pPr>
-      <w:r>
-        <w:t xml:space="preserve">[17] Oquab M., Darcet T., Moutakanni T., Vo H.. DINOv2: Learning Robust Visual Features without Supervision.</w:t>
-      </w:r>
-      <w:r>
-        <w:t xml:space="preserve"> </w:t>
+          <w:iCs/>
+          <w:noProof/>
+        </w:rPr>
+        <w:t xml:space="preserve">ConvNeXt V2: Co-designing and Scaling ConvNets with Masked Autoencoders. </w:t>
+      </w:r>
+      <w:r>
+        <w:rPr>
+          <w:b/>
+          <w:bCs/>
+          <w:noProof/>
+        </w:rPr>
+        <w:t>Woo S., et al.</w:t>
+      </w:r>
+      <w:r>
+        <w:rPr>
+          <w:noProof/>
+        </w:rPr>
+        <w:t xml:space="preserve"> 2023, Proceedings of the IEEE/CVF Conference on Computer Vision and Pattern Recognition (CVPR).</w:t>
+      </w:r>
+    </w:p>
+    <w:p>
+      <w:pPr>
+        <w:pStyle w:val="Kaynaka"/>
+        <w:rPr>
+          <w:noProof/>
+        </w:rPr>
+      </w:pPr>
+      <w:r>
+        <w:rPr>
+          <w:noProof/>
+        </w:rPr>
+        <w:t xml:space="preserve">17. </w:t>
       </w:r>
       <w:r>
         <w:rPr>
           <w:i/>
-        </w:rPr>
-        <w:t xml:space="preserve">Transactions on Machine Learning Research (TMLR)</w:t>
-      </w:r>
-      <w:r>
-        <w:t xml:space="preserve">, 2024.</w:t>
-      </w:r>
-    </w:p>
-    <w:p>
-      <w:pPr>
-        <w:pStyle w:val="BodyText"/>
-      </w:pPr>
-      <w:r>
-        <w:t xml:space="preserve">[18] Fang Y., Sun Q., Wang X., Huang T.. EVA-02: A Visual Representation for Neon Genesis.</w:t>
-      </w:r>
-      <w:r>
-        <w:t xml:space="preserve"> </w:t>
+          <w:iCs/>
+          <w:noProof/>
+        </w:rPr>
+        <w:t xml:space="preserve">DINOv2: Learning Robust Visual Features without Supervision. </w:t>
+      </w:r>
+      <w:r>
+        <w:rPr>
+          <w:b/>
+          <w:bCs/>
+          <w:noProof/>
+        </w:rPr>
+        <w:t>Oquab M., et al.</w:t>
+      </w:r>
+      <w:r>
+        <w:rPr>
+          <w:noProof/>
+        </w:rPr>
+        <w:t xml:space="preserve"> 2024, Transactions on Machine Learning Research (TMLR).</w:t>
+      </w:r>
+    </w:p>
+    <w:p>
+      <w:pPr>
+        <w:pStyle w:val="Kaynaka"/>
+        <w:rPr>
+          <w:noProof/>
+        </w:rPr>
+      </w:pPr>
+      <w:r>
+        <w:rPr>
+          <w:noProof/>
+        </w:rPr>
+        <w:t xml:space="preserve">18. </w:t>
       </w:r>
       <w:r>
         <w:rPr>
           <w:i/>
-        </w:rPr>
-        <w:t xml:space="preserve">arXiv</w:t>
-      </w:r>
-      <w:r>
-        <w:t xml:space="preserve">, 2023.</w:t>
-      </w:r>
-    </w:p>
-    <w:p>
-      <w:pPr>
-        <w:pStyle w:val="BodyText"/>
-      </w:pPr>
-      <w:r>
-        <w:t xml:space="preserve">[19] Guo C., Pleiss G., Sun Y., Weinberger K. Q.. On Calibration of Modern Neural Networks.</w:t>
-      </w:r>
-      <w:r>
-        <w:t xml:space="preserve"> </w:t>
+          <w:iCs/>
+          <w:noProof/>
+        </w:rPr>
+        <w:t xml:space="preserve">EVA-02: A Visual Representation for Neon Genesis. </w:t>
+      </w:r>
+      <w:r>
+        <w:rPr>
+          <w:b/>
+          <w:bCs/>
+          <w:noProof/>
+        </w:rPr>
+        <w:t>Fang Y., et al.</w:t>
+      </w:r>
+      <w:r>
+        <w:rPr>
+          <w:noProof/>
+        </w:rPr>
+        <w:t xml:space="preserve"> 2023, arXiv.</w:t>
+      </w:r>
+    </w:p>
+    <w:p>
+      <w:pPr>
+        <w:pStyle w:val="Kaynaka"/>
+        <w:rPr>
+          <w:noProof/>
+        </w:rPr>
+      </w:pPr>
+      <w:r>
+        <w:rPr>
+          <w:noProof/>
+        </w:rPr>
+        <w:t xml:space="preserve">19. </w:t>
       </w:r>
       <w:r>
         <w:rPr>
           <w:i/>
-        </w:rPr>
-        <w:t xml:space="preserve">Proceedings of the 34th International Conference on Machine Learning (ICML)</w:t>
-      </w:r>
-      <w:r>
-        <w:t xml:space="preserve">, 2017.</w:t>
-      </w:r>
-    </w:p>
-    <w:p>
-      <w:pPr>
-        <w:pStyle w:val="BodyText"/>
-      </w:pPr>
-      <w:r>
-        <w:t xml:space="preserve">[20] [Yazar Adları]. Acil Abdominal Patolojilerin BT’de Tespiti için Çok-Sınıflı Bir Karşılaştırma: Veri Seti, Protokol ve Temel Sonuçlar.</w:t>
-      </w:r>
-      <w:r>
-        <w:t xml:space="preserve"> </w:t>
+          <w:iCs/>
+          <w:noProof/>
+        </w:rPr>
+        <w:t xml:space="preserve">Acil Abdominal Patolojilerin BT'de Tespiti için Çok-Sınıflı Bir Karşılaştırma: Veri Seti, Protokol ve Temel Sonuçlar. </w:t>
+      </w:r>
+      <w:r>
+        <w:rPr>
+          <w:b/>
+          <w:bCs/>
+          <w:noProof/>
+        </w:rPr>
+        <w:t>[Yazar Adları].</w:t>
+      </w:r>
+      <w:r>
+        <w:rPr>
+          <w:noProof/>
+        </w:rPr>
+        <w:t xml:space="preserve"> 2026, (Makale 1, bu seri).</w:t>
+      </w:r>
+    </w:p>
+    <w:p>
+      <w:pPr>
+        <w:pStyle w:val="Kaynaka"/>
+        <w:rPr>
+          <w:noProof/>
+        </w:rPr>
+      </w:pPr>
+      <w:r>
+        <w:rPr>
+          <w:noProof/>
+        </w:rPr>
+        <w:lastRenderedPageBreak/>
+        <w:t xml:space="preserve">20. </w:t>
       </w:r>
       <w:r>
         <w:rPr>
           <w:i/>
-        </w:rPr>
-        <w:t xml:space="preserve">(Makale 1, bu seri)</w:t>
-      </w:r>
-      <w:r>
-        <w:t xml:space="preserve">, 2026.</w:t>
+          <w:iCs/>
+          <w:noProof/>
+        </w:rPr>
+        <w:t xml:space="preserve">FMTW-SAM: Foreground mixing and temporally weighted SAM feature fusion for cross-domain semi-supervised segmentation of type-B aortic dissection in computed tomography angiography. </w:t>
+      </w:r>
+      <w:r>
+        <w:rPr>
+          <w:b/>
+          <w:bCs/>
+          <w:noProof/>
+        </w:rPr>
+        <w:t>Cai Wenjie, et al.</w:t>
+      </w:r>
+      <w:r>
+        <w:rPr>
+          <w:noProof/>
+        </w:rPr>
+        <w:t xml:space="preserve"> 2026, Neurocomputing.</w:t>
       </w:r>
     </w:p>
     <w:p>
@@ -4180,28 +4805,53 @@
         <w:fldChar w:fldCharType="end"/>
       </w:r>
     </w:p>
-    <w:sectPr/>
+    <w:sectPr>
+      <w:pgSz w:w="12240" w:h="15840"/>
+      <w:pgMar w:top="1417" w:right="1417" w:bottom="1417" w:left="1417" w:header="708" w:footer="708" w:gutter="0"/>
+      <w:cols w:space="708"/>
+    </w:sectPr>
   </w:body>
 </w:document>
 </file>
 
-<file path=word/comments.xml><?xml version="1.0" encoding="utf-8"?>
-<w:comments xmlns:w="http://schemas.openxmlformats.org/wordprocessingml/2006/main" xmlns:m="http://schemas.openxmlformats.org/officeDocument/2006/math" xmlns:r="http://schemas.openxmlformats.org/officeDocument/2006/relationships" xmlns:o="urn:schemas-microsoft-com:office:office" xmlns:v="urn:schemas-microsoft-com:vml" xmlns:w10="urn:schemas-microsoft-com:office:word" xmlns:a="http://schemas.openxmlformats.org/drawingml/2006/main" xmlns:pic="http://schemas.openxmlformats.org/drawingml/2006/picture" xmlns:wp="http://schemas.openxmlformats.org/drawingml/2006/wordprocessingDrawing"/>
+<file path=word/endnotes.xml><?xml version="1.0" encoding="utf-8"?>
+<w:endnotes xmlns:wpc="http://schemas.microsoft.com/office/word/2010/wordprocessingCanvas" xmlns:cx="http://schemas.microsoft.com/office/drawing/2014/chartex" xmlns:cx1="http://schemas.microsoft.com/office/drawing/2015/9/8/chartex" xmlns:cx2="http://schemas.microsoft.com/office/drawing/2015/10/21/chartex" xmlns:cx3="http://schemas.microsoft.com/office/drawing/2016/5/9/chartex" xmlns:cx4="http://schemas.microsoft.com/office/drawing/2016/5/10/chartex" xmlns:cx5="http://schemas.microsoft.com/office/drawing/2016/5/11/chartex" xmlns:cx6="http://schemas.microsoft.com/office/drawing/2016/5/12/chartex" xmlns:cx7="http://schemas.microsoft.com/office/drawing/2016/5/13/chartex" xmlns:cx8="http://schemas.microsoft.com/office/drawing/2016/5/14/chartex" xmlns:mc="http://schemas.openxmlformats.org/markup-compatibility/2006" xmlns:aink="http://schemas.microsoft.com/office/drawing/2016/ink" xmlns:am3d="http://schemas.microsoft.com/office/drawing/2017/model3d" xmlns:o="urn:schemas-microsoft-com:office:office" xmlns:oel="http://schemas.microsoft.com/office/2019/extlst" xmlns:r="http://schemas.openxmlformats.org/officeDocument/2006/relationships" xmlns:m="http://schemas.openxmlformats.org/officeDocument/2006/math" xmlns:v="urn:schemas-microsoft-com:vml" xmlns:wp14="http://schemas.microsoft.com/office/word/2010/wordprocessingDrawing" xmlns:wp="http://schemas.openxmlformats.org/drawingml/2006/wordprocessingDrawing" xmlns:w10="urn:schemas-microsoft-com:office:word" xmlns:w="http://schemas.openxmlformats.org/wordprocessingml/2006/main" xmlns:w14="http://schemas.microsoft.com/office/word/2010/wordml" xmlns:w15="http://schemas.microsoft.com/office/word/2012/wordml" xmlns:w16cex="http://schemas.microsoft.com/office/word/2018/wordml/cex" xmlns:w16cid="http://schemas.microsoft.com/office/word/2016/wordml/cid" xmlns:w16="http://schemas.microsoft.com/office/word/2018/wordml" xmlns:w16du="http://schemas.microsoft.com/office/word/2023/wordml/word16du" xmlns:w16sdtdh="http://schemas.microsoft.com/office/word/2020/wordml/sdtdatahash" xmlns:w16sdtfl="http://schemas.microsoft.com/office/word/2024/wordml/sdtformatlock" xmlns:w16se="http://schemas.microsoft.com/office/word/2015/wordml/symex" xmlns:wpg="http://schemas.microsoft.com/office/word/2010/wordprocessingGroup" xmlns:wpi="http://schemas.microsoft.com/office/word/2010/wordprocessingInk" xmlns:wne="http://schemas.microsoft.com/office/word/2006/wordml" xmlns:wps="http://schemas.microsoft.com/office/word/2010/wordprocessingShape" mc:Ignorable="w14 w15 w16se w16cid w16 w16cex w16sdtdh w16sdtfl w16du wp14">
+  <w:endnote w:type="separator" w:id="-1">
+    <w:p>
+      <w:pPr>
+        <w:spacing w:after="0"/>
+      </w:pPr>
+      <w:r>
+        <w:separator/>
+      </w:r>
+    </w:p>
+  </w:endnote>
+  <w:endnote w:type="continuationSeparator" w:id="0">
+    <w:p>
+      <w:pPr>
+        <w:spacing w:after="0"/>
+      </w:pPr>
+      <w:r>
+        <w:continuationSeparator/>
+      </w:r>
+    </w:p>
+  </w:endnote>
+</w:endnotes>
 </file>
 
 <file path=word/footnotes.xml><?xml version="1.0" encoding="utf-8"?>
-<w:footnotes xmlns:w="http://schemas.openxmlformats.org/wordprocessingml/2006/main" xmlns:m="http://schemas.openxmlformats.org/officeDocument/2006/math" xmlns:r="http://schemas.openxmlformats.org/officeDocument/2006/relationships" xmlns:o="urn:schemas-microsoft-com:office:office" xmlns:v="urn:schemas-microsoft-com:vml" xmlns:w10="urn:schemas-microsoft-com:office:word" xmlns:a="http://schemas.openxmlformats.org/drawingml/2006/main" xmlns:pic="http://schemas.openxmlformats.org/drawingml/2006/picture" xmlns:wp="http://schemas.openxmlformats.org/drawingml/2006/wordprocessingDrawing">
+<w:footnotes xmlns:wpc="http://schemas.microsoft.com/office/word/2010/wordprocessingCanvas" xmlns:cx="http://schemas.microsoft.com/office/drawing/2014/chartex" xmlns:cx1="http://schemas.microsoft.com/office/drawing/2015/9/8/chartex" xmlns:cx2="http://schemas.microsoft.com/office/drawing/2015/10/21/chartex" xmlns:cx3="http://schemas.microsoft.com/office/drawing/2016/5/9/chartex" xmlns:cx4="http://schemas.microsoft.com/office/drawing/2016/5/10/chartex" xmlns:cx5="http://schemas.microsoft.com/office/drawing/2016/5/11/chartex" xmlns:cx6="http://schemas.microsoft.com/office/drawing/2016/5/12/chartex" xmlns:cx7="http://schemas.microsoft.com/office/drawing/2016/5/13/chartex" xmlns:cx8="http://schemas.microsoft.com/office/drawing/2016/5/14/chartex" xmlns:mc="http://schemas.openxmlformats.org/markup-compatibility/2006" xmlns:aink="http://schemas.microsoft.com/office/drawing/2016/ink" xmlns:am3d="http://schemas.microsoft.com/office/drawing/2017/model3d" xmlns:o="urn:schemas-microsoft-com:office:office" xmlns:oel="http://schemas.microsoft.com/office/2019/extlst" xmlns:r="http://schemas.openxmlformats.org/officeDocument/2006/relationships" xmlns:m="http://schemas.openxmlformats.org/officeDocument/2006/math" xmlns:v="urn:schemas-microsoft-com:vml" xmlns:wp14="http://schemas.microsoft.com/office/word/2010/wordprocessingDrawing" xmlns:wp="http://schemas.openxmlformats.org/drawingml/2006/wordprocessingDrawing" xmlns:w10="urn:schemas-microsoft-com:office:word" xmlns:w="http://schemas.openxmlformats.org/wordprocessingml/2006/main" xmlns:w14="http://schemas.microsoft.com/office/word/2010/wordml" xmlns:w15="http://schemas.microsoft.com/office/word/2012/wordml" xmlns:w16cex="http://schemas.microsoft.com/office/word/2018/wordml/cex" xmlns:w16cid="http://schemas.microsoft.com/office/word/2016/wordml/cid" xmlns:w16="http://schemas.microsoft.com/office/word/2018/wordml" xmlns:w16du="http://schemas.microsoft.com/office/word/2023/wordml/word16du" xmlns:w16sdtdh="http://schemas.microsoft.com/office/word/2020/wordml/sdtdatahash" xmlns:w16sdtfl="http://schemas.microsoft.com/office/word/2024/wordml/sdtformatlock" xmlns:w16se="http://schemas.microsoft.com/office/word/2015/wordml/symex" xmlns:wpg="http://schemas.microsoft.com/office/word/2010/wordprocessingGroup" xmlns:wpi="http://schemas.microsoft.com/office/word/2010/wordprocessingInk" xmlns:wne="http://schemas.microsoft.com/office/word/2006/wordml" xmlns:wps="http://schemas.microsoft.com/office/word/2010/wordprocessingShape" mc:Ignorable="w14 w15 w16se w16cid w16 w16cex w16sdtdh w16sdtfl w16du wp14">
+  <w:footnote w:type="separator" w:id="-1">
+    <w:p>
+      <w:r>
+        <w:separator/>
+      </w:r>
+    </w:p>
+  </w:footnote>
   <w:footnote w:type="continuationSeparator" w:id="0">
     <w:p>
       <w:r>
         <w:continuationSeparator/>
-      </w:r>
-    </w:p>
-  </w:footnote>
-  <w:footnote w:type="separator" w:id="-1">
-    <w:p>
-      <w:r>
-        <w:separator/>
       </w:r>
     </w:p>
   </w:footnote>
@@ -4209,10 +4859,11 @@
 </file>
 
 <file path=word/numbering.xml><?xml version="1.0" encoding="utf-8"?>
-<w:numbering xmlns:w="http://schemas.openxmlformats.org/wordprocessingml/2006/main">
-  <w:abstractNum w:abstractNumId="990">
-    <w:nsid w:val="2c1ae401"/>
+<w:numbering xmlns:wpc="http://schemas.microsoft.com/office/word/2010/wordprocessingCanvas" xmlns:cx="http://schemas.microsoft.com/office/drawing/2014/chartex" xmlns:cx1="http://schemas.microsoft.com/office/drawing/2015/9/8/chartex" xmlns:cx2="http://schemas.microsoft.com/office/drawing/2015/10/21/chartex" xmlns:cx3="http://schemas.microsoft.com/office/drawing/2016/5/9/chartex" xmlns:cx4="http://schemas.microsoft.com/office/drawing/2016/5/10/chartex" xmlns:cx5="http://schemas.microsoft.com/office/drawing/2016/5/11/chartex" xmlns:cx6="http://schemas.microsoft.com/office/drawing/2016/5/12/chartex" xmlns:cx7="http://schemas.microsoft.com/office/drawing/2016/5/13/chartex" xmlns:cx8="http://schemas.microsoft.com/office/drawing/2016/5/14/chartex" xmlns:mc="http://schemas.openxmlformats.org/markup-compatibility/2006" xmlns:aink="http://schemas.microsoft.com/office/drawing/2016/ink" xmlns:am3d="http://schemas.microsoft.com/office/drawing/2017/model3d" xmlns:o="urn:schemas-microsoft-com:office:office" xmlns:oel="http://schemas.microsoft.com/office/2019/extlst" xmlns:r="http://schemas.openxmlformats.org/officeDocument/2006/relationships" xmlns:m="http://schemas.openxmlformats.org/officeDocument/2006/math" xmlns:v="urn:schemas-microsoft-com:vml" xmlns:wp14="http://schemas.microsoft.com/office/word/2010/wordprocessingDrawing" xmlns:wp="http://schemas.openxmlformats.org/drawingml/2006/wordprocessingDrawing" xmlns:w10="urn:schemas-microsoft-com:office:word" xmlns:w="http://schemas.openxmlformats.org/wordprocessingml/2006/main" xmlns:w14="http://schemas.microsoft.com/office/word/2010/wordml" xmlns:w15="http://schemas.microsoft.com/office/word/2012/wordml" xmlns:w16cex="http://schemas.microsoft.com/office/word/2018/wordml/cex" xmlns:w16cid="http://schemas.microsoft.com/office/word/2016/wordml/cid" xmlns:w16="http://schemas.microsoft.com/office/word/2018/wordml" xmlns:w16du="http://schemas.microsoft.com/office/word/2023/wordml/word16du" xmlns:w16sdtdh="http://schemas.microsoft.com/office/word/2020/wordml/sdtdatahash" xmlns:w16sdtfl="http://schemas.microsoft.com/office/word/2024/wordml/sdtformatlock" xmlns:w16se="http://schemas.microsoft.com/office/word/2015/wordml/symex" xmlns:wpg="http://schemas.microsoft.com/office/word/2010/wordprocessingGroup" xmlns:wpi="http://schemas.microsoft.com/office/word/2010/wordprocessingInk" xmlns:wne="http://schemas.microsoft.com/office/word/2006/wordml" xmlns:wps="http://schemas.microsoft.com/office/word/2010/wordprocessingShape" mc:Ignorable="w14 w15 w16se w16cid w16 w16cex w16sdtdh w16sdtfl w16du wp14">
+  <w:abstractNum w:abstractNumId="0" w15:restartNumberingAfterBreak="0">
+    <w:nsid w:val="2C1AE401"/>
     <w:multiLevelType w:val="multilevel"/>
+    <w:tmpl w:val="819EE874"/>
     <w:lvl w:ilvl="0">
       <w:numFmt w:val="bullet"/>
       <w:lvlText w:val=" "/>
@@ -4313,14 +4964,14 @@
       </w:pPr>
     </w:lvl>
   </w:abstractNum>
-  <w:num w:numId="1000">
-    <w:abstractNumId w:val="990"/>
+  <w:num w:numId="1" w16cid:durableId="1221477015">
+    <w:abstractNumId w:val="0"/>
   </w:num>
 </w:numbering>
 </file>
 
 <file path=word/styles.xml><?xml version="1.0" encoding="utf-8"?>
-<w:styles xmlns:r="http://schemas.openxmlformats.org/officeDocument/2006/relationships" xmlns:w="http://schemas.openxmlformats.org/wordprocessingml/2006/main">
+<w:styles xmlns:mc="http://schemas.openxmlformats.org/markup-compatibility/2006" xmlns:r="http://schemas.openxmlformats.org/officeDocument/2006/relationships" xmlns:w="http://schemas.openxmlformats.org/wordprocessingml/2006/main" xmlns:w14="http://schemas.microsoft.com/office/word/2010/wordml" xmlns:w15="http://schemas.microsoft.com/office/word/2012/wordml" xmlns:w16cex="http://schemas.microsoft.com/office/word/2018/wordml/cex" xmlns:w16cid="http://schemas.microsoft.com/office/word/2016/wordml/cid" xmlns:w16="http://schemas.microsoft.com/office/word/2018/wordml" xmlns:w16du="http://schemas.microsoft.com/office/word/2023/wordml/word16du" xmlns:w16sdtdh="http://schemas.microsoft.com/office/word/2020/wordml/sdtdatahash" xmlns:w16sdtfl="http://schemas.microsoft.com/office/word/2024/wordml/sdtformatlock" xmlns:w16se="http://schemas.microsoft.com/office/word/2015/wordml/symex" mc:Ignorable="w14 w15 w16se w16cid w16 w16cex w16sdtdh w16sdtfl w16du">
   <w:docDefaults>
     <w:rPrDefault>
       <w:rPr>
@@ -4336,117 +4987,258 @@
       </w:pPr>
     </w:pPrDefault>
   </w:docDefaults>
-  <w:latentStyles w:defLockedState="0" w:defUIPriority="0" w:defSemiHidden="0" w:defUnhideWhenUsed="0" w:defQFormat="0" w:count="276"/>
+  <w:latentStyles w:defLockedState="0" w:defUIPriority="0" w:defSemiHidden="0" w:defUnhideWhenUsed="0" w:defQFormat="0" w:count="376">
+    <w:lsdException w:name="Normal Table" w:semiHidden="1" w:unhideWhenUsed="1"/>
+    <w:lsdException w:name="Table Simple 1" w:semiHidden="1" w:unhideWhenUsed="1"/>
+    <w:lsdException w:name="Table Simple 2" w:semiHidden="1" w:unhideWhenUsed="1"/>
+    <w:lsdException w:name="Table Simple 3" w:semiHidden="1" w:unhideWhenUsed="1"/>
+    <w:lsdException w:name="Table Classic 1" w:semiHidden="1" w:unhideWhenUsed="1"/>
+    <w:lsdException w:name="Table Classic 2" w:semiHidden="1" w:unhideWhenUsed="1"/>
+    <w:lsdException w:name="Table Classic 3" w:semiHidden="1" w:unhideWhenUsed="1"/>
+    <w:lsdException w:name="Table Classic 4" w:semiHidden="1" w:unhideWhenUsed="1"/>
+    <w:lsdException w:name="Table Colorful 1" w:semiHidden="1" w:unhideWhenUsed="1"/>
+    <w:lsdException w:name="Table Colorful 2" w:semiHidden="1" w:unhideWhenUsed="1"/>
+    <w:lsdException w:name="Table Colorful 3" w:semiHidden="1" w:unhideWhenUsed="1"/>
+    <w:lsdException w:name="Table Columns 1" w:semiHidden="1" w:unhideWhenUsed="1"/>
+    <w:lsdException w:name="Table Columns 2" w:semiHidden="1" w:unhideWhenUsed="1"/>
+    <w:lsdException w:name="Table Columns 3" w:semiHidden="1" w:unhideWhenUsed="1"/>
+    <w:lsdException w:name="Table Columns 4" w:semiHidden="1" w:unhideWhenUsed="1"/>
+    <w:lsdException w:name="Table Columns 5" w:semiHidden="1" w:unhideWhenUsed="1"/>
+    <w:lsdException w:name="Table Grid 1" w:semiHidden="1" w:unhideWhenUsed="1"/>
+    <w:lsdException w:name="Table Grid 2" w:semiHidden="1" w:unhideWhenUsed="1"/>
+    <w:lsdException w:name="Table Grid 3" w:semiHidden="1" w:unhideWhenUsed="1"/>
+    <w:lsdException w:name="Table Grid 4" w:semiHidden="1" w:unhideWhenUsed="1"/>
+    <w:lsdException w:name="Table Grid 5" w:semiHidden="1" w:unhideWhenUsed="1"/>
+    <w:lsdException w:name="Table Grid 6" w:semiHidden="1" w:unhideWhenUsed="1"/>
+    <w:lsdException w:name="Table Grid 7" w:semiHidden="1" w:unhideWhenUsed="1"/>
+    <w:lsdException w:name="Table Grid 8" w:semiHidden="1" w:unhideWhenUsed="1"/>
+    <w:lsdException w:name="Table List 1" w:semiHidden="1" w:unhideWhenUsed="1"/>
+    <w:lsdException w:name="Table List 2" w:semiHidden="1" w:unhideWhenUsed="1"/>
+    <w:lsdException w:name="Table List 3" w:semiHidden="1" w:unhideWhenUsed="1"/>
+    <w:lsdException w:name="Table List 4" w:semiHidden="1" w:unhideWhenUsed="1"/>
+    <w:lsdException w:name="Table List 5" w:semiHidden="1" w:unhideWhenUsed="1"/>
+    <w:lsdException w:name="Table List 6" w:semiHidden="1" w:unhideWhenUsed="1"/>
+    <w:lsdException w:name="Table List 7" w:semiHidden="1" w:unhideWhenUsed="1"/>
+    <w:lsdException w:name="Table List 8" w:semiHidden="1" w:unhideWhenUsed="1"/>
+    <w:lsdException w:name="Table 3D effects 1" w:semiHidden="1" w:unhideWhenUsed="1"/>
+    <w:lsdException w:name="Table 3D effects 2" w:semiHidden="1" w:unhideWhenUsed="1"/>
+    <w:lsdException w:name="Table 3D effects 3" w:semiHidden="1" w:unhideWhenUsed="1"/>
+    <w:lsdException w:name="Table Contemporary" w:semiHidden="1" w:unhideWhenUsed="1"/>
+    <w:lsdException w:name="Table Elegant" w:semiHidden="1" w:unhideWhenUsed="1"/>
+    <w:lsdException w:name="Table Professional" w:semiHidden="1" w:unhideWhenUsed="1"/>
+    <w:lsdException w:name="Table Subtle 1" w:semiHidden="1" w:unhideWhenUsed="1"/>
+    <w:lsdException w:name="Table Subtle 2" w:semiHidden="1" w:unhideWhenUsed="1"/>
+    <w:lsdException w:name="Table Web 1" w:semiHidden="1" w:unhideWhenUsed="1"/>
+    <w:lsdException w:name="Table Web 2" w:semiHidden="1" w:unhideWhenUsed="1"/>
+    <w:lsdException w:name="Table Web 3" w:semiHidden="1" w:unhideWhenUsed="1"/>
+    <w:lsdException w:name="Table Theme" w:semiHidden="1" w:unhideWhenUsed="1"/>
+    <w:lsdException w:name="Light Shading"/>
+    <w:lsdException w:name="Light List"/>
+    <w:lsdException w:name="Light Grid"/>
+    <w:lsdException w:name="Medium Shading 1"/>
+    <w:lsdException w:name="Medium Shading 2"/>
+    <w:lsdException w:name="Medium List 1"/>
+    <w:lsdException w:name="Medium List 2"/>
+    <w:lsdException w:name="Medium Grid 1"/>
+    <w:lsdException w:name="Medium Grid 2"/>
+    <w:lsdException w:name="Medium Grid 3"/>
+    <w:lsdException w:name="Dark List"/>
+    <w:lsdException w:name="Colorful Shading"/>
+    <w:lsdException w:name="Colorful List"/>
+    <w:lsdException w:name="Colorful Grid"/>
+    <w:lsdException w:name="Light Shading Accent 1"/>
+    <w:lsdException w:name="Light List Accent 1"/>
+    <w:lsdException w:name="Light Grid Accent 1"/>
+    <w:lsdException w:name="Medium Shading 1 Accent 1"/>
+    <w:lsdException w:name="Medium Shading 2 Accent 1"/>
+    <w:lsdException w:name="Medium List 1 Accent 1"/>
+    <w:lsdException w:name="Medium List 2 Accent 1"/>
+    <w:lsdException w:name="Medium Grid 1 Accent 1"/>
+    <w:lsdException w:name="Medium Grid 2 Accent 1"/>
+    <w:lsdException w:name="Medium Grid 3 Accent 1"/>
+    <w:lsdException w:name="Dark List Accent 1"/>
+    <w:lsdException w:name="Colorful Shading Accent 1"/>
+    <w:lsdException w:name="Colorful List Accent 1"/>
+    <w:lsdException w:name="Colorful Grid Accent 1"/>
+    <w:lsdException w:name="Light Shading Accent 2"/>
+    <w:lsdException w:name="Light List Accent 2"/>
+    <w:lsdException w:name="Light Grid Accent 2"/>
+    <w:lsdException w:name="Medium Shading 1 Accent 2"/>
+    <w:lsdException w:name="Medium Shading 2 Accent 2"/>
+    <w:lsdException w:name="Medium List 1 Accent 2"/>
+    <w:lsdException w:name="Medium List 2 Accent 2"/>
+    <w:lsdException w:name="Medium Grid 1 Accent 2"/>
+    <w:lsdException w:name="Medium Grid 2 Accent 2"/>
+    <w:lsdException w:name="Medium Grid 3 Accent 2"/>
+    <w:lsdException w:name="Dark List Accent 2"/>
+    <w:lsdException w:name="Colorful Shading Accent 2"/>
+    <w:lsdException w:name="Colorful List Accent 2"/>
+    <w:lsdException w:name="Colorful Grid Accent 2"/>
+    <w:lsdException w:name="Light Shading Accent 3"/>
+    <w:lsdException w:name="Light List Accent 3"/>
+    <w:lsdException w:name="Light Grid Accent 3"/>
+    <w:lsdException w:name="Medium Shading 1 Accent 3"/>
+    <w:lsdException w:name="Medium Shading 2 Accent 3"/>
+    <w:lsdException w:name="Medium List 1 Accent 3"/>
+    <w:lsdException w:name="Medium List 2 Accent 3"/>
+    <w:lsdException w:name="Medium Grid 1 Accent 3"/>
+    <w:lsdException w:name="Medium Grid 2 Accent 3"/>
+    <w:lsdException w:name="Medium Grid 3 Accent 3"/>
+    <w:lsdException w:name="Dark List Accent 3"/>
+    <w:lsdException w:name="Colorful Shading Accent 3"/>
+    <w:lsdException w:name="Colorful List Accent 3"/>
+    <w:lsdException w:name="Colorful Grid Accent 3"/>
+    <w:lsdException w:name="Light Shading Accent 4"/>
+    <w:lsdException w:name="Light List Accent 4"/>
+    <w:lsdException w:name="Light Grid Accent 4"/>
+    <w:lsdException w:name="Medium Shading 1 Accent 4"/>
+    <w:lsdException w:name="Medium Shading 2 Accent 4"/>
+    <w:lsdException w:name="Medium List 1 Accent 4"/>
+    <w:lsdException w:name="Medium List 2 Accent 4"/>
+    <w:lsdException w:name="Medium Grid 1 Accent 4"/>
+    <w:lsdException w:name="Medium Grid 2 Accent 4"/>
+    <w:lsdException w:name="Medium Grid 3 Accent 4"/>
+    <w:lsdException w:name="Dark List Accent 4"/>
+    <w:lsdException w:name="Colorful Shading Accent 4"/>
+    <w:lsdException w:name="Colorful List Accent 4"/>
+    <w:lsdException w:name="Colorful Grid Accent 4"/>
+    <w:lsdException w:name="Light Shading Accent 5"/>
+    <w:lsdException w:name="Light List Accent 5"/>
+    <w:lsdException w:name="Light Grid Accent 5"/>
+    <w:lsdException w:name="Medium Shading 1 Accent 5"/>
+    <w:lsdException w:name="Medium Shading 2 Accent 5"/>
+    <w:lsdException w:name="Medium List 1 Accent 5"/>
+    <w:lsdException w:name="Medium List 2 Accent 5"/>
+    <w:lsdException w:name="Medium Grid 1 Accent 5"/>
+    <w:lsdException w:name="Medium Grid 2 Accent 5"/>
+    <w:lsdException w:name="Medium Grid 3 Accent 5"/>
+    <w:lsdException w:name="Dark List Accent 5"/>
+    <w:lsdException w:name="Colorful Shading Accent 5"/>
+    <w:lsdException w:name="Colorful List Accent 5"/>
+    <w:lsdException w:name="Colorful Grid Accent 5"/>
+    <w:lsdException w:name="Light Shading Accent 6"/>
+    <w:lsdException w:name="Light List Accent 6"/>
+    <w:lsdException w:name="Light Grid Accent 6"/>
+    <w:lsdException w:name="Medium Shading 1 Accent 6"/>
+    <w:lsdException w:name="Medium Shading 2 Accent 6"/>
+    <w:lsdException w:name="Medium List 1 Accent 6"/>
+    <w:lsdException w:name="Medium List 2 Accent 6"/>
+    <w:lsdException w:name="Medium Grid 1 Accent 6"/>
+    <w:lsdException w:name="Medium Grid 2 Accent 6"/>
+    <w:lsdException w:name="Medium Grid 3 Accent 6"/>
+    <w:lsdException w:name="Dark List Accent 6"/>
+    <w:lsdException w:name="Colorful Shading Accent 6"/>
+    <w:lsdException w:name="Colorful List Accent 6"/>
+    <w:lsdException w:name="Colorful Grid Accent 6"/>
+    <w:lsdException w:name="Grid Table 4" w:uiPriority="49"/>
+    <w:lsdException w:name="Grid Table 5 Dark" w:uiPriority="50"/>
+    <w:lsdException w:name="Grid Table 6 Colorful" w:uiPriority="51"/>
+    <w:lsdException w:name="Grid Table 7 Colorful" w:uiPriority="52"/>
+    <w:lsdException w:name="Grid Table 1 Light Accent 1" w:uiPriority="46"/>
+    <w:lsdException w:name="Grid Table 2 Accent 1" w:uiPriority="47"/>
+    <w:lsdException w:name="Grid Table 3 Accent 1" w:uiPriority="48"/>
+    <w:lsdException w:name="Grid Table 4 Accent 1" w:uiPriority="49"/>
+    <w:lsdException w:name="Grid Table 5 Dark Accent 1" w:uiPriority="50"/>
+    <w:lsdException w:name="Grid Table 6 Colorful Accent 1" w:uiPriority="51"/>
+    <w:lsdException w:name="Grid Table 7 Colorful Accent 1" w:uiPriority="52"/>
+    <w:lsdException w:name="Grid Table 1 Light Accent 2" w:uiPriority="46"/>
+    <w:lsdException w:name="Grid Table 2 Accent 2" w:uiPriority="47"/>
+    <w:lsdException w:name="Grid Table 3 Accent 2" w:uiPriority="48"/>
+    <w:lsdException w:name="Grid Table 4 Accent 2" w:uiPriority="49"/>
+    <w:lsdException w:name="Grid Table 5 Dark Accent 2" w:uiPriority="50"/>
+    <w:lsdException w:name="Grid Table 6 Colorful Accent 2" w:uiPriority="51"/>
+    <w:lsdException w:name="Grid Table 7 Colorful Accent 2" w:uiPriority="52"/>
+    <w:lsdException w:name="Grid Table 1 Light Accent 3" w:uiPriority="46"/>
+    <w:lsdException w:name="Grid Table 2 Accent 3" w:uiPriority="47"/>
+    <w:lsdException w:name="Grid Table 3 Accent 3" w:uiPriority="48"/>
+    <w:lsdException w:name="Grid Table 4 Accent 3" w:uiPriority="49"/>
+    <w:lsdException w:name="Grid Table 5 Dark Accent 3" w:uiPriority="50"/>
+    <w:lsdException w:name="Grid Table 6 Colorful Accent 3" w:uiPriority="51"/>
+    <w:lsdException w:name="Grid Table 7 Colorful Accent 3" w:uiPriority="52"/>
+    <w:lsdException w:name="Grid Table 1 Light Accent 4" w:uiPriority="46"/>
+    <w:lsdException w:name="Grid Table 2 Accent 4" w:uiPriority="47"/>
+    <w:lsdException w:name="Grid Table 3 Accent 4" w:uiPriority="48"/>
+    <w:lsdException w:name="Grid Table 4 Accent 4" w:uiPriority="49"/>
+    <w:lsdException w:name="Grid Table 5 Dark Accent 4" w:uiPriority="50"/>
+    <w:lsdException w:name="Grid Table 6 Colorful Accent 4" w:uiPriority="51"/>
+    <w:lsdException w:name="Grid Table 7 Colorful Accent 4" w:uiPriority="52"/>
+    <w:lsdException w:name="Grid Table 1 Light Accent 5" w:uiPriority="46"/>
+    <w:lsdException w:name="Grid Table 2 Accent 5" w:uiPriority="47"/>
+    <w:lsdException w:name="Grid Table 3 Accent 5" w:uiPriority="48"/>
+    <w:lsdException w:name="Grid Table 4 Accent 5" w:uiPriority="49"/>
+    <w:lsdException w:name="Grid Table 5 Dark Accent 5" w:uiPriority="50"/>
+    <w:lsdException w:name="Grid Table 6 Colorful Accent 5" w:uiPriority="51"/>
+    <w:lsdException w:name="Grid Table 7 Colorful Accent 5" w:uiPriority="52"/>
+    <w:lsdException w:name="Grid Table 1 Light Accent 6" w:uiPriority="46"/>
+    <w:lsdException w:name="Grid Table 2 Accent 6" w:uiPriority="47"/>
+    <w:lsdException w:name="Grid Table 3 Accent 6" w:uiPriority="48"/>
+    <w:lsdException w:name="Grid Table 4 Accent 6" w:uiPriority="49"/>
+    <w:lsdException w:name="Grid Table 5 Dark Accent 6" w:uiPriority="50"/>
+    <w:lsdException w:name="Grid Table 6 Colorful Accent 6" w:uiPriority="51"/>
+    <w:lsdException w:name="Grid Table 7 Colorful Accent 6" w:uiPriority="52"/>
+    <w:lsdException w:name="List Table 1 Light" w:uiPriority="46"/>
+    <w:lsdException w:name="List Table 2" w:uiPriority="47"/>
+    <w:lsdException w:name="List Table 3" w:uiPriority="48"/>
+    <w:lsdException w:name="List Table 4" w:uiPriority="49"/>
+    <w:lsdException w:name="List Table 5 Dark" w:uiPriority="50"/>
+    <w:lsdException w:name="List Table 6 Colorful" w:uiPriority="51"/>
+    <w:lsdException w:name="List Table 7 Colorful" w:uiPriority="52"/>
+    <w:lsdException w:name="List Table 1 Light Accent 1" w:uiPriority="46"/>
+    <w:lsdException w:name="List Table 2 Accent 1" w:uiPriority="47"/>
+    <w:lsdException w:name="List Table 3 Accent 1" w:uiPriority="48"/>
+    <w:lsdException w:name="List Table 4 Accent 1" w:uiPriority="49"/>
+    <w:lsdException w:name="List Table 5 Dark Accent 1" w:uiPriority="50"/>
+    <w:lsdException w:name="List Table 6 Colorful Accent 1" w:uiPriority="51"/>
+    <w:lsdException w:name="List Table 7 Colorful Accent 1" w:uiPriority="52"/>
+    <w:lsdException w:name="List Table 1 Light Accent 2" w:uiPriority="46"/>
+    <w:lsdException w:name="List Table 2 Accent 2" w:uiPriority="47"/>
+    <w:lsdException w:name="List Table 3 Accent 2" w:uiPriority="48"/>
+    <w:lsdException w:name="List Table 4 Accent 2" w:uiPriority="49"/>
+    <w:lsdException w:name="List Table 5 Dark Accent 2" w:uiPriority="50"/>
+    <w:lsdException w:name="List Table 6 Colorful Accent 2" w:uiPriority="51"/>
+    <w:lsdException w:name="List Table 7 Colorful Accent 2" w:uiPriority="52"/>
+    <w:lsdException w:name="List Table 1 Light Accent 3" w:uiPriority="46"/>
+    <w:lsdException w:name="List Table 2 Accent 3" w:uiPriority="47"/>
+    <w:lsdException w:name="List Table 3 Accent 3" w:uiPriority="48"/>
+    <w:lsdException w:name="List Table 4 Accent 3" w:uiPriority="49"/>
+    <w:lsdException w:name="List Table 5 Dark Accent 3" w:uiPriority="50"/>
+    <w:lsdException w:name="List Table 6 Colorful Accent 3" w:uiPriority="51"/>
+    <w:lsdException w:name="List Table 7 Colorful Accent 3" w:uiPriority="52"/>
+    <w:lsdException w:name="List Table 1 Light Accent 4" w:uiPriority="46"/>
+    <w:lsdException w:name="List Table 2 Accent 4" w:uiPriority="47"/>
+    <w:lsdException w:name="List Table 3 Accent 4" w:uiPriority="48"/>
+    <w:lsdException w:name="List Table 4 Accent 4" w:uiPriority="49"/>
+    <w:lsdException w:name="List Table 5 Dark Accent 4" w:uiPriority="50"/>
+    <w:lsdException w:name="List Table 6 Colorful Accent 4" w:uiPriority="51"/>
+    <w:lsdException w:name="List Table 7 Colorful Accent 4" w:uiPriority="52"/>
+    <w:lsdException w:name="List Table 1 Light Accent 5" w:uiPriority="46"/>
+    <w:lsdException w:name="List Table 2 Accent 5" w:uiPriority="47"/>
+    <w:lsdException w:name="List Table 3 Accent 5" w:uiPriority="48"/>
+    <w:lsdException w:name="List Table 4 Accent 5" w:uiPriority="49"/>
+    <w:lsdException w:name="List Table 5 Dark Accent 5" w:uiPriority="50"/>
+    <w:lsdException w:name="List Table 6 Colorful Accent 5" w:uiPriority="51"/>
+    <w:lsdException w:name="List Table 7 Colorful Accent 5" w:uiPriority="52"/>
+    <w:lsdException w:name="List Table 1 Light Accent 6" w:uiPriority="46"/>
+    <w:lsdException w:name="List Table 2 Accent 6" w:uiPriority="47"/>
+    <w:lsdException w:name="List Table 3 Accent 6" w:uiPriority="48"/>
+    <w:lsdException w:name="List Table 4 Accent 6" w:uiPriority="49"/>
+    <w:lsdException w:name="List Table 5 Dark Accent 6" w:uiPriority="50"/>
+    <w:lsdException w:name="List Table 6 Colorful Accent 6" w:uiPriority="51"/>
+    <w:lsdException w:name="List Table 7 Colorful Accent 6" w:uiPriority="52"/>
+    <w:lsdException w:name="Mention" w:semiHidden="1" w:uiPriority="99" w:unhideWhenUsed="1"/>
+    <w:lsdException w:name="Smart Hyperlink" w:semiHidden="1" w:uiPriority="99" w:unhideWhenUsed="1"/>
+    <w:lsdException w:name="Hashtag" w:semiHidden="1" w:uiPriority="99" w:unhideWhenUsed="1"/>
+    <w:lsdException w:name="Unresolved Mention" w:semiHidden="1" w:uiPriority="99" w:unhideWhenUsed="1"/>
+    <w:lsdException w:name="Smart Link" w:semiHidden="1" w:uiPriority="99" w:unhideWhenUsed="1"/>
+  </w:latentStyles>
   <w:style w:type="paragraph" w:default="1" w:styleId="Normal">
     <w:name w:val="Normal"/>
     <w:qFormat/>
   </w:style>
-  <w:style w:type="paragraph" w:styleId="BodyText">
-    <w:name w:val="Body Text"/>
+  <w:style w:type="paragraph" w:styleId="Balk1">
+    <w:name w:val="heading 1"/>
     <w:basedOn w:val="Normal"/>
-    <w:link w:val="BodyTextChar"/>
-    <w:pPr>
-      <w:spacing w:before="180" w:after="180"/>
-    </w:pPr>
-    <w:qFormat/>
-  </w:style>
-  <w:style w:type="paragraph" w:customStyle="1" w:styleId="FirstParagraph">
-    <w:name w:val="First Paragraph"/>
-    <w:basedOn w:val="BodyText"/>
-    <w:next w:val="BodyText"/>
-    <w:qFormat/>
-  </w:style>
-  <w:style w:type="paragraph" w:customStyle="1" w:styleId="Compact">
-    <w:name w:val="Compact"/>
-    <w:basedOn w:val="BodyText"/>
-    <w:qFormat/>
-    <w:pPr>
-      <w:spacing w:before="36" w:after="36"/>
-    </w:pPr>
-  </w:style>
-  <w:style w:type="paragraph" w:styleId="Title">
-    <w:name w:val="Title"/>
-    <w:basedOn w:val="Normal"/>
-    <w:next w:val="BodyText"/>
-    <w:qFormat/>
-    <w:pPr>
-      <w:keepNext/>
-      <w:keepLines/>
-      <w:spacing w:before="480" w:after="240"/>
-      <w:jc w:val="center"/>
-    </w:pPr>
-    <w:rPr>
-      <w:rFonts w:asciiTheme="majorHAnsi" w:eastAsiaTheme="majorEastAsia" w:hAnsiTheme="majorHAnsi" w:cstheme="majorBidi"/>
-      <w:b/>
-      <w:bCs/>
-      <w:color w:val="345A8A" w:themeColor="accent1" w:themeShade="B5"/>
-      <w:sz w:val="36"/>
-      <w:szCs w:val="36"/>
-    </w:rPr>
-  </w:style>
-  <w:style w:type="paragraph" w:styleId="Subtitle">
-    <w:name w:val="Subtitle"/>
-    <w:basedOn w:val="Title"/>
-    <w:next w:val="BodyText"/>
-    <w:qFormat/>
-    <w:pPr>
-      <w:keepNext/>
-      <w:keepLines/>
-      <w:spacing w:before="240" w:after="240"/>
-      <w:jc w:val="center"/>
-    </w:pPr>
-    <w:rPr>
-      <w:sz w:val="30"/>
-      <w:szCs w:val="30"/>
-    </w:rPr>
-  </w:style>
-  <w:style w:type="paragraph" w:customStyle="1" w:styleId="Author">
-    <w:name w:val="Author"/>
-    <w:next w:val="BodyText"/>
-    <w:qFormat/>
-    <w:pPr>
-      <w:keepNext/>
-      <w:keepLines/>
-      <w:jc w:val="center"/>
-    </w:pPr>
-  </w:style>
-  <w:style w:type="paragraph" w:styleId="Date">
-    <w:name w:val="Date"/>
-    <w:next w:val="BodyText"/>
-    <w:qFormat/>
-    <w:pPr>
-      <w:keepNext/>
-      <w:keepLines/>
-      <w:jc w:val="center"/>
-    </w:pPr>
-  </w:style>
-  <w:style w:type="paragraph" w:customStyle="1" w:styleId="Abstract">
-    <w:name w:val="Abstract"/>
-    <w:basedOn w:val="Normal"/>
-    <w:next w:val="BodyText"/>
-    <w:qFormat/>
-    <w:pPr>
-      <w:keepNext/>
-      <w:keepLines/>
-      <w:spacing w:before="300" w:after="300"/>
-    </w:pPr>
-    <w:rPr>
-      <w:sz w:val="20"/>
-      <w:szCs w:val="20"/>
-    </w:rPr>
-  </w:style>
-  <w:style w:type="paragraph" w:styleId="Bibliography">
-    <w:name w:val="Bibliography"/>
-    <w:basedOn w:val="Normal"/>
-    <w:next w:val="Bibliography"/>
-    <w:qFormat/>
-    <w:pPr/>
-    <w:rPr/>
-  </w:style>
-  <w:style w:type="paragraph" w:styleId="Heading1">
-    <w:name w:val="Heading 1"/>
-    <w:basedOn w:val="Normal"/>
-    <w:next w:val="BodyText"/>
+    <w:next w:val="GvdeMetni"/>
     <w:uiPriority w:val="9"/>
     <w:qFormat/>
     <w:pPr>
@@ -4464,10 +5256,10 @@
       <w:szCs w:val="32"/>
     </w:rPr>
   </w:style>
-  <w:style w:type="paragraph" w:styleId="Heading2">
-    <w:name w:val="Heading 2"/>
+  <w:style w:type="paragraph" w:styleId="Balk2">
+    <w:name w:val="heading 2"/>
     <w:basedOn w:val="Normal"/>
-    <w:next w:val="BodyText"/>
+    <w:next w:val="GvdeMetni"/>
     <w:uiPriority w:val="9"/>
     <w:unhideWhenUsed/>
     <w:qFormat/>
@@ -4486,10 +5278,10 @@
       <w:szCs w:val="28"/>
     </w:rPr>
   </w:style>
-  <w:style w:type="paragraph" w:styleId="Heading3">
-    <w:name w:val="Heading 3"/>
+  <w:style w:type="paragraph" w:styleId="Balk3">
+    <w:name w:val="heading 3"/>
     <w:basedOn w:val="Normal"/>
-    <w:next w:val="BodyText"/>
+    <w:next w:val="GvdeMetni"/>
     <w:uiPriority w:val="9"/>
     <w:unhideWhenUsed/>
     <w:qFormat/>
@@ -4504,14 +5296,12 @@
       <w:b/>
       <w:bCs/>
       <w:color w:val="4F81BD" w:themeColor="accent1"/>
-      <w:sz w:val="24"/>
-      <w:szCs w:val="24"/>
     </w:rPr>
   </w:style>
-  <w:style w:type="paragraph" w:styleId="Heading4">
-    <w:name w:val="Heading 4"/>
+  <w:style w:type="paragraph" w:styleId="Balk4">
+    <w:name w:val="heading 4"/>
     <w:basedOn w:val="Normal"/>
-    <w:next w:val="BodyText"/>
+    <w:next w:val="GvdeMetni"/>
     <w:uiPriority w:val="9"/>
     <w:unhideWhenUsed/>
     <w:qFormat/>
@@ -4523,17 +5313,15 @@
     </w:pPr>
     <w:rPr>
       <w:rFonts w:asciiTheme="majorHAnsi" w:eastAsiaTheme="majorEastAsia" w:hAnsiTheme="majorHAnsi" w:cstheme="majorBidi"/>
+      <w:bCs/>
       <w:i/>
-      <w:bCs/>
       <w:color w:val="4F81BD" w:themeColor="accent1"/>
-      <w:sz w:val="24"/>
-      <w:szCs w:val="24"/>
     </w:rPr>
   </w:style>
-  <w:style w:type="paragraph" w:styleId="Heading5">
-    <w:name w:val="Heading 5"/>
+  <w:style w:type="paragraph" w:styleId="Balk5">
+    <w:name w:val="heading 5"/>
     <w:basedOn w:val="Normal"/>
-    <w:next w:val="BodyText"/>
+    <w:next w:val="GvdeMetni"/>
     <w:uiPriority w:val="9"/>
     <w:unhideWhenUsed/>
     <w:qFormat/>
@@ -4547,14 +5335,12 @@
       <w:rFonts w:asciiTheme="majorHAnsi" w:eastAsiaTheme="majorEastAsia" w:hAnsiTheme="majorHAnsi" w:cstheme="majorBidi"/>
       <w:iCs/>
       <w:color w:val="4F81BD" w:themeColor="accent1"/>
-      <w:sz w:val="24"/>
-      <w:szCs w:val="24"/>
     </w:rPr>
   </w:style>
-  <w:style w:type="paragraph" w:styleId="Heading6">
-    <w:name w:val="Heading 6"/>
+  <w:style w:type="paragraph" w:styleId="Balk6">
+    <w:name w:val="heading 6"/>
     <w:basedOn w:val="Normal"/>
-    <w:next w:val="BodyText"/>
+    <w:next w:val="GvdeMetni"/>
     <w:uiPriority w:val="9"/>
     <w:unhideWhenUsed/>
     <w:qFormat/>
@@ -4567,14 +5353,12 @@
     <w:rPr>
       <w:rFonts w:asciiTheme="majorHAnsi" w:eastAsiaTheme="majorEastAsia" w:hAnsiTheme="majorHAnsi" w:cstheme="majorBidi"/>
       <w:color w:val="4F81BD" w:themeColor="accent1"/>
-      <w:sz w:val="24"/>
-      <w:szCs w:val="24"/>
     </w:rPr>
   </w:style>
-  <w:style w:type="paragraph" w:styleId="Heading7">
-    <w:name w:val="Heading 7"/>
+  <w:style w:type="paragraph" w:styleId="Balk7">
+    <w:name w:val="heading 7"/>
     <w:basedOn w:val="Normal"/>
-    <w:next w:val="BodyText"/>
+    <w:next w:val="GvdeMetni"/>
     <w:uiPriority w:val="9"/>
     <w:unhideWhenUsed/>
     <w:qFormat/>
@@ -4587,14 +5371,12 @@
     <w:rPr>
       <w:rFonts w:asciiTheme="majorHAnsi" w:eastAsiaTheme="majorEastAsia" w:hAnsiTheme="majorHAnsi" w:cstheme="majorBidi"/>
       <w:color w:val="4F81BD" w:themeColor="accent1"/>
-      <w:sz w:val="24"/>
-      <w:szCs w:val="24"/>
     </w:rPr>
   </w:style>
-  <w:style w:type="paragraph" w:styleId="Heading8">
-    <w:name w:val="Heading 8"/>
+  <w:style w:type="paragraph" w:styleId="Balk8">
+    <w:name w:val="heading 8"/>
     <w:basedOn w:val="Normal"/>
-    <w:next w:val="BodyText"/>
+    <w:next w:val="GvdeMetni"/>
     <w:uiPriority w:val="9"/>
     <w:unhideWhenUsed/>
     <w:qFormat/>
@@ -4607,14 +5389,12 @@
     <w:rPr>
       <w:rFonts w:asciiTheme="majorHAnsi" w:eastAsiaTheme="majorEastAsia" w:hAnsiTheme="majorHAnsi" w:cstheme="majorBidi"/>
       <w:color w:val="4F81BD" w:themeColor="accent1"/>
-      <w:sz w:val="24"/>
-      <w:szCs w:val="24"/>
     </w:rPr>
   </w:style>
-  <w:style w:type="paragraph" w:styleId="Heading9">
-    <w:name w:val="Heading 9"/>
+  <w:style w:type="paragraph" w:styleId="Balk9">
+    <w:name w:val="heading 9"/>
     <w:basedOn w:val="Normal"/>
-    <w:next w:val="BodyText"/>
+    <w:next w:val="GvdeMetni"/>
     <w:uiPriority w:val="9"/>
     <w:unhideWhenUsed/>
     <w:qFormat/>
@@ -4627,38 +5407,151 @@
     <w:rPr>
       <w:rFonts w:asciiTheme="majorHAnsi" w:eastAsiaTheme="majorEastAsia" w:hAnsiTheme="majorHAnsi" w:cstheme="majorBidi"/>
       <w:color w:val="4F81BD" w:themeColor="accent1"/>
-      <w:sz w:val="24"/>
-      <w:szCs w:val="24"/>
     </w:rPr>
   </w:style>
-  <w:style w:type="paragraph" w:styleId="BlockText">
+  <w:style w:type="character" w:default="1" w:styleId="VarsaylanParagrafYazTipi">
+    <w:name w:val="Default Paragraph Font"/>
+    <w:uiPriority w:val="1"/>
+    <w:semiHidden/>
+    <w:unhideWhenUsed/>
+  </w:style>
+  <w:style w:type="table" w:default="1" w:styleId="NormalTablo">
+    <w:name w:val="Normal Table"/>
+    <w:uiPriority w:val="99"/>
+    <w:semiHidden/>
+    <w:unhideWhenUsed/>
+    <w:tblPr>
+      <w:tblInd w:w="0" w:type="dxa"/>
+      <w:tblCellMar>
+        <w:top w:w="0" w:type="dxa"/>
+        <w:left w:w="108" w:type="dxa"/>
+        <w:bottom w:w="0" w:type="dxa"/>
+        <w:right w:w="108" w:type="dxa"/>
+      </w:tblCellMar>
+    </w:tblPr>
+  </w:style>
+  <w:style w:type="numbering" w:default="1" w:styleId="ListeYok">
+    <w:name w:val="No List"/>
+    <w:uiPriority w:val="99"/>
+    <w:semiHidden/>
+    <w:unhideWhenUsed/>
+  </w:style>
+  <w:style w:type="paragraph" w:styleId="GvdeMetni">
+    <w:name w:val="Body Text"/>
+    <w:basedOn w:val="Normal"/>
+    <w:qFormat/>
+    <w:pPr>
+      <w:spacing w:before="180" w:after="180"/>
+    </w:pPr>
+  </w:style>
+  <w:style w:type="paragraph" w:customStyle="1" w:styleId="FirstParagraph">
+    <w:name w:val="First Paragraph"/>
+    <w:basedOn w:val="GvdeMetni"/>
+    <w:next w:val="GvdeMetni"/>
+    <w:qFormat/>
+  </w:style>
+  <w:style w:type="paragraph" w:customStyle="1" w:styleId="Compact">
+    <w:name w:val="Compact"/>
+    <w:basedOn w:val="GvdeMetni"/>
+    <w:qFormat/>
+    <w:pPr>
+      <w:spacing w:before="36" w:after="36"/>
+    </w:pPr>
+  </w:style>
+  <w:style w:type="paragraph" w:styleId="KonuBal">
+    <w:name w:val="Title"/>
+    <w:basedOn w:val="Normal"/>
+    <w:next w:val="GvdeMetni"/>
+    <w:qFormat/>
+    <w:pPr>
+      <w:keepNext/>
+      <w:keepLines/>
+      <w:spacing w:before="480" w:after="240"/>
+      <w:jc w:val="center"/>
+    </w:pPr>
+    <w:rPr>
+      <w:rFonts w:asciiTheme="majorHAnsi" w:eastAsiaTheme="majorEastAsia" w:hAnsiTheme="majorHAnsi" w:cstheme="majorBidi"/>
+      <w:b/>
+      <w:bCs/>
+      <w:color w:val="345A8A" w:themeColor="accent1" w:themeShade="B5"/>
+      <w:sz w:val="36"/>
+      <w:szCs w:val="36"/>
+    </w:rPr>
+  </w:style>
+  <w:style w:type="paragraph" w:styleId="Altyaz">
+    <w:name w:val="Subtitle"/>
+    <w:basedOn w:val="KonuBal"/>
+    <w:next w:val="GvdeMetni"/>
+    <w:qFormat/>
+    <w:pPr>
+      <w:spacing w:before="240"/>
+    </w:pPr>
+    <w:rPr>
+      <w:sz w:val="30"/>
+      <w:szCs w:val="30"/>
+    </w:rPr>
+  </w:style>
+  <w:style w:type="paragraph" w:customStyle="1" w:styleId="Author">
+    <w:name w:val="Author"/>
+    <w:next w:val="GvdeMetni"/>
+    <w:qFormat/>
+    <w:pPr>
+      <w:keepNext/>
+      <w:keepLines/>
+      <w:jc w:val="center"/>
+    </w:pPr>
+  </w:style>
+  <w:style w:type="paragraph" w:styleId="Tarih">
+    <w:name w:val="Date"/>
+    <w:next w:val="GvdeMetni"/>
+    <w:qFormat/>
+    <w:pPr>
+      <w:keepNext/>
+      <w:keepLines/>
+      <w:jc w:val="center"/>
+    </w:pPr>
+  </w:style>
+  <w:style w:type="paragraph" w:customStyle="1" w:styleId="Abstract">
+    <w:name w:val="Abstract"/>
+    <w:basedOn w:val="Normal"/>
+    <w:next w:val="GvdeMetni"/>
+    <w:qFormat/>
+    <w:pPr>
+      <w:keepNext/>
+      <w:keepLines/>
+      <w:spacing w:before="300" w:after="300"/>
+    </w:pPr>
+    <w:rPr>
+      <w:sz w:val="20"/>
+      <w:szCs w:val="20"/>
+    </w:rPr>
+  </w:style>
+  <w:style w:type="paragraph" w:styleId="Kaynaka">
+    <w:name w:val="Bibliography"/>
+    <w:basedOn w:val="Normal"/>
+    <w:qFormat/>
+  </w:style>
+  <w:style w:type="paragraph" w:styleId="bekMetni">
     <w:name w:val="Block Text"/>
-    <w:basedOn w:val="BodyText"/>
-    <w:next w:val="BodyText"/>
+    <w:basedOn w:val="GvdeMetni"/>
+    <w:next w:val="GvdeMetni"/>
     <w:uiPriority w:val="9"/>
     <w:unhideWhenUsed/>
     <w:qFormat/>
     <w:pPr>
       <w:spacing w:before="100" w:after="100"/>
-      <w:ind w:firstLine="0" w:left="480" w:right="480"/>
+      <w:ind w:left="480" w:right="480"/>
     </w:pPr>
   </w:style>
-  <w:style w:type="paragraph" w:styleId="FootnoteText">
-    <w:name w:val="Footnote Text"/>
+  <w:style w:type="paragraph" w:styleId="DipnotMetni">
+    <w:name w:val="footnote text"/>
     <w:basedOn w:val="Normal"/>
-    <w:next w:val="FootnoteText"/>
     <w:uiPriority w:val="9"/>
     <w:unhideWhenUsed/>
     <w:qFormat/>
   </w:style>
-  <w:style w:type="character" w:default="1" w:styleId="DefaultParagraphFont">
-    <w:name w:val="Default Paragraph Font"/>
-    <w:semiHidden/>
-    <w:unhideWhenUsed/>
-  </w:style>
-  <w:style w:type="table" w:default="1" w:styleId="Table">
+  <w:style w:type="table" w:customStyle="1" w:styleId="Table">
     <w:name w:val="Table"/>
-    <w:basedOn w:val="TableNormal"/>
     <w:semiHidden/>
     <w:unhideWhenUsed/>
     <w:qFormat/>
@@ -4689,12 +5582,12 @@
     <w:name w:val="Definition"/>
     <w:basedOn w:val="Normal"/>
   </w:style>
-  <w:style w:type="paragraph" w:styleId="Caption">
-    <w:name w:val="Caption"/>
+  <w:style w:type="paragraph" w:styleId="ResimYazs">
+    <w:name w:val="caption"/>
     <w:basedOn w:val="Normal"/>
-    <w:link w:val="BodyTextChar"/>
+    <w:link w:val="ResimYazsChar"/>
     <w:pPr>
-      <w:spacing w:before="0" w:after="120"/>
+      <w:spacing w:after="120"/>
     </w:pPr>
     <w:rPr>
       <w:i/>
@@ -4702,14 +5595,14 @@
   </w:style>
   <w:style w:type="paragraph" w:customStyle="1" w:styleId="TableCaption">
     <w:name w:val="Table Caption"/>
-    <w:basedOn w:val="Caption"/>
+    <w:basedOn w:val="ResimYazs"/>
     <w:pPr>
       <w:keepNext/>
     </w:pPr>
   </w:style>
   <w:style w:type="paragraph" w:customStyle="1" w:styleId="ImageCaption">
     <w:name w:val="Image Caption"/>
-    <w:basedOn w:val="Caption"/>
+    <w:basedOn w:val="ResimYazs"/>
   </w:style>
   <w:style w:type="paragraph" w:customStyle="1" w:styleId="Figure">
     <w:name w:val="Figure"/>
@@ -4722,37 +5615,38 @@
       <w:keepNext/>
     </w:pPr>
   </w:style>
-  <w:style w:type="character" w:customStyle="1" w:styleId="BodyTextChar">
-    <w:name w:val="Body Text Char"/>
-    <w:basedOn w:val="DefaultParagraphFont"/>
-    <w:link w:val="BodyText"/>
+  <w:style w:type="character" w:customStyle="1" w:styleId="ResimYazsChar">
+    <w:name w:val="Resim Yazısı Char"/>
+    <w:basedOn w:val="VarsaylanParagrafYazTipi"/>
+    <w:link w:val="ResimYazs"/>
   </w:style>
   <w:style w:type="character" w:customStyle="1" w:styleId="VerbatimChar">
     <w:name w:val="Verbatim Char"/>
-    <w:basedOn w:val="BodyTextChar"/>
+    <w:basedOn w:val="ResimYazsChar"/>
+    <w:link w:val="SourceCode"/>
     <w:rPr>
       <w:rFonts w:ascii="Consolas" w:hAnsi="Consolas"/>
       <w:sz w:val="22"/>
     </w:rPr>
   </w:style>
-  <w:style w:type="character" w:styleId="FootnoteReference">
-    <w:name w:val="Footnote Reference"/>
-    <w:basedOn w:val="BodyTextChar"/>
+  <w:style w:type="character" w:styleId="DipnotBavurusu">
+    <w:name w:val="footnote reference"/>
+    <w:basedOn w:val="ResimYazsChar"/>
     <w:rPr>
       <w:vertAlign w:val="superscript"/>
     </w:rPr>
   </w:style>
-  <w:style w:type="character" w:styleId="Hyperlink">
+  <w:style w:type="character" w:styleId="Kpr">
     <w:name w:val="Hyperlink"/>
-    <w:basedOn w:val="BodyTextChar"/>
+    <w:basedOn w:val="ResimYazsChar"/>
     <w:rPr>
       <w:color w:val="4F81BD" w:themeColor="accent1"/>
     </w:rPr>
   </w:style>
-  <w:style w:type="paragraph" w:styleId="TOCHeading">
+  <w:style w:type="paragraph" w:styleId="TBal">
     <w:name w:val="TOC Heading"/>
-    <w:basedOn w:val="Heading1"/>
-    <w:next w:val="BodyText"/>
+    <w:basedOn w:val="Balk1"/>
+    <w:next w:val="GvdeMetni"/>
     <w:uiPriority w:val="39"/>
     <w:unhideWhenUsed/>
     <w:qFormat/>
@@ -4761,7 +5655,6 @@
       <w:outlineLvl w:val="9"/>
     </w:pPr>
     <w:rPr>
-      <w:rFonts w:asciiTheme="majorHAnsi" w:eastAsiaTheme="majorEastAsia" w:hAnsiTheme="majorHAnsi" w:cstheme="majorBidi"/>
       <w:b w:val="0"/>
       <w:bCs w:val="0"/>
       <w:color w:val="365F91" w:themeColor="accent1" w:themeShade="BF"/>
@@ -4772,229 +5665,296 @@
     <w:basedOn w:val="Normal"/>
     <w:link w:val="VerbatimChar"/>
     <w:pPr>
-      <w:wordWrap w:val="off"/>
+      <w:wordWrap w:val="0"/>
     </w:pPr>
   </w:style>
   <w:style w:type="character" w:customStyle="1" w:styleId="KeywordTok">
     <w:name w:val="KeywordTok"/>
     <w:basedOn w:val="VerbatimChar"/>
     <w:rPr>
+      <w:rFonts w:ascii="Consolas" w:hAnsi="Consolas"/>
+      <w:b/>
       <w:color w:val="007020"/>
-      <w:b/>
+      <w:sz w:val="22"/>
     </w:rPr>
   </w:style>
   <w:style w:type="character" w:customStyle="1" w:styleId="DataTypeTok">
     <w:name w:val="DataTypeTok"/>
     <w:basedOn w:val="VerbatimChar"/>
     <w:rPr>
+      <w:rFonts w:ascii="Consolas" w:hAnsi="Consolas"/>
       <w:color w:val="902000"/>
+      <w:sz w:val="22"/>
     </w:rPr>
   </w:style>
   <w:style w:type="character" w:customStyle="1" w:styleId="DecValTok">
     <w:name w:val="DecValTok"/>
     <w:basedOn w:val="VerbatimChar"/>
     <w:rPr>
-      <w:color w:val="40a070"/>
+      <w:rFonts w:ascii="Consolas" w:hAnsi="Consolas"/>
+      <w:color w:val="40A070"/>
+      <w:sz w:val="22"/>
     </w:rPr>
   </w:style>
   <w:style w:type="character" w:customStyle="1" w:styleId="BaseNTok">
     <w:name w:val="BaseNTok"/>
     <w:basedOn w:val="VerbatimChar"/>
     <w:rPr>
-      <w:color w:val="40a070"/>
+      <w:rFonts w:ascii="Consolas" w:hAnsi="Consolas"/>
+      <w:color w:val="40A070"/>
+      <w:sz w:val="22"/>
     </w:rPr>
   </w:style>
   <w:style w:type="character" w:customStyle="1" w:styleId="FloatTok">
     <w:name w:val="FloatTok"/>
     <w:basedOn w:val="VerbatimChar"/>
     <w:rPr>
-      <w:color w:val="40a070"/>
+      <w:rFonts w:ascii="Consolas" w:hAnsi="Consolas"/>
+      <w:color w:val="40A070"/>
+      <w:sz w:val="22"/>
     </w:rPr>
   </w:style>
   <w:style w:type="character" w:customStyle="1" w:styleId="ConstantTok">
     <w:name w:val="ConstantTok"/>
     <w:basedOn w:val="VerbatimChar"/>
     <w:rPr>
+      <w:rFonts w:ascii="Consolas" w:hAnsi="Consolas"/>
       <w:color w:val="880000"/>
+      <w:sz w:val="22"/>
     </w:rPr>
   </w:style>
   <w:style w:type="character" w:customStyle="1" w:styleId="CharTok">
     <w:name w:val="CharTok"/>
     <w:basedOn w:val="VerbatimChar"/>
     <w:rPr>
-      <w:color w:val="4070a0"/>
+      <w:rFonts w:ascii="Consolas" w:hAnsi="Consolas"/>
+      <w:color w:val="4070A0"/>
+      <w:sz w:val="22"/>
     </w:rPr>
   </w:style>
   <w:style w:type="character" w:customStyle="1" w:styleId="SpecialCharTok">
     <w:name w:val="SpecialCharTok"/>
     <w:basedOn w:val="VerbatimChar"/>
     <w:rPr>
-      <w:color w:val="4070a0"/>
+      <w:rFonts w:ascii="Consolas" w:hAnsi="Consolas"/>
+      <w:color w:val="4070A0"/>
+      <w:sz w:val="22"/>
     </w:rPr>
   </w:style>
   <w:style w:type="character" w:customStyle="1" w:styleId="StringTok">
     <w:name w:val="StringTok"/>
     <w:basedOn w:val="VerbatimChar"/>
     <w:rPr>
-      <w:color w:val="4070a0"/>
+      <w:rFonts w:ascii="Consolas" w:hAnsi="Consolas"/>
+      <w:color w:val="4070A0"/>
+      <w:sz w:val="22"/>
     </w:rPr>
   </w:style>
   <w:style w:type="character" w:customStyle="1" w:styleId="VerbatimStringTok">
     <w:name w:val="VerbatimStringTok"/>
     <w:basedOn w:val="VerbatimChar"/>
     <w:rPr>
-      <w:color w:val="4070a0"/>
+      <w:rFonts w:ascii="Consolas" w:hAnsi="Consolas"/>
+      <w:color w:val="4070A0"/>
+      <w:sz w:val="22"/>
     </w:rPr>
   </w:style>
   <w:style w:type="character" w:customStyle="1" w:styleId="SpecialStringTok">
     <w:name w:val="SpecialStringTok"/>
     <w:basedOn w:val="VerbatimChar"/>
     <w:rPr>
-      <w:color w:val="bb6688"/>
+      <w:rFonts w:ascii="Consolas" w:hAnsi="Consolas"/>
+      <w:color w:val="BB6688"/>
+      <w:sz w:val="22"/>
     </w:rPr>
   </w:style>
   <w:style w:type="character" w:customStyle="1" w:styleId="ImportTok">
     <w:name w:val="ImportTok"/>
     <w:basedOn w:val="VerbatimChar"/>
-    <w:rPr/>
+    <w:rPr>
+      <w:rFonts w:ascii="Consolas" w:hAnsi="Consolas"/>
+      <w:sz w:val="22"/>
+    </w:rPr>
   </w:style>
   <w:style w:type="character" w:customStyle="1" w:styleId="CommentTok">
     <w:name w:val="CommentTok"/>
     <w:basedOn w:val="VerbatimChar"/>
     <w:rPr>
-      <w:color w:val="60a0b0"/>
+      <w:rFonts w:ascii="Consolas" w:hAnsi="Consolas"/>
       <w:i/>
+      <w:color w:val="60A0B0"/>
+      <w:sz w:val="22"/>
     </w:rPr>
   </w:style>
   <w:style w:type="character" w:customStyle="1" w:styleId="DocumentationTok">
     <w:name w:val="DocumentationTok"/>
     <w:basedOn w:val="VerbatimChar"/>
     <w:rPr>
-      <w:color w:val="ba2121"/>
+      <w:rFonts w:ascii="Consolas" w:hAnsi="Consolas"/>
       <w:i/>
+      <w:color w:val="BA2121"/>
+      <w:sz w:val="22"/>
     </w:rPr>
   </w:style>
   <w:style w:type="character" w:customStyle="1" w:styleId="AnnotationTok">
     <w:name w:val="AnnotationTok"/>
     <w:basedOn w:val="VerbatimChar"/>
     <w:rPr>
-      <w:color w:val="60a0b0"/>
+      <w:rFonts w:ascii="Consolas" w:hAnsi="Consolas"/>
       <w:b/>
       <w:i/>
+      <w:color w:val="60A0B0"/>
+      <w:sz w:val="22"/>
     </w:rPr>
   </w:style>
   <w:style w:type="character" w:customStyle="1" w:styleId="CommentVarTok">
     <w:name w:val="CommentVarTok"/>
     <w:basedOn w:val="VerbatimChar"/>
     <w:rPr>
-      <w:color w:val="60a0b0"/>
+      <w:rFonts w:ascii="Consolas" w:hAnsi="Consolas"/>
       <w:b/>
       <w:i/>
+      <w:color w:val="60A0B0"/>
+      <w:sz w:val="22"/>
     </w:rPr>
   </w:style>
   <w:style w:type="character" w:customStyle="1" w:styleId="OtherTok">
     <w:name w:val="OtherTok"/>
     <w:basedOn w:val="VerbatimChar"/>
     <w:rPr>
+      <w:rFonts w:ascii="Consolas" w:hAnsi="Consolas"/>
       <w:color w:val="007020"/>
+      <w:sz w:val="22"/>
     </w:rPr>
   </w:style>
   <w:style w:type="character" w:customStyle="1" w:styleId="FunctionTok">
     <w:name w:val="FunctionTok"/>
     <w:basedOn w:val="VerbatimChar"/>
     <w:rPr>
-      <w:color w:val="06287e"/>
+      <w:rFonts w:ascii="Consolas" w:hAnsi="Consolas"/>
+      <w:color w:val="06287E"/>
+      <w:sz w:val="22"/>
     </w:rPr>
   </w:style>
   <w:style w:type="character" w:customStyle="1" w:styleId="VariableTok">
     <w:name w:val="VariableTok"/>
     <w:basedOn w:val="VerbatimChar"/>
     <w:rPr>
-      <w:color w:val="19177c"/>
+      <w:rFonts w:ascii="Consolas" w:hAnsi="Consolas"/>
+      <w:color w:val="19177C"/>
+      <w:sz w:val="22"/>
     </w:rPr>
   </w:style>
   <w:style w:type="character" w:customStyle="1" w:styleId="ControlFlowTok">
     <w:name w:val="ControlFlowTok"/>
     <w:basedOn w:val="VerbatimChar"/>
     <w:rPr>
+      <w:rFonts w:ascii="Consolas" w:hAnsi="Consolas"/>
+      <w:b/>
       <w:color w:val="007020"/>
-      <w:b/>
+      <w:sz w:val="22"/>
     </w:rPr>
   </w:style>
   <w:style w:type="character" w:customStyle="1" w:styleId="OperatorTok">
     <w:name w:val="OperatorTok"/>
     <w:basedOn w:val="VerbatimChar"/>
     <w:rPr>
+      <w:rFonts w:ascii="Consolas" w:hAnsi="Consolas"/>
       <w:color w:val="666666"/>
+      <w:sz w:val="22"/>
     </w:rPr>
   </w:style>
   <w:style w:type="character" w:customStyle="1" w:styleId="BuiltInTok">
     <w:name w:val="BuiltInTok"/>
     <w:basedOn w:val="VerbatimChar"/>
-    <w:rPr/>
+    <w:rPr>
+      <w:rFonts w:ascii="Consolas" w:hAnsi="Consolas"/>
+      <w:sz w:val="22"/>
+    </w:rPr>
   </w:style>
   <w:style w:type="character" w:customStyle="1" w:styleId="ExtensionTok">
     <w:name w:val="ExtensionTok"/>
     <w:basedOn w:val="VerbatimChar"/>
-    <w:rPr/>
+    <w:rPr>
+      <w:rFonts w:ascii="Consolas" w:hAnsi="Consolas"/>
+      <w:sz w:val="22"/>
+    </w:rPr>
   </w:style>
   <w:style w:type="character" w:customStyle="1" w:styleId="PreprocessorTok">
     <w:name w:val="PreprocessorTok"/>
     <w:basedOn w:val="VerbatimChar"/>
     <w:rPr>
-      <w:color w:val="bc7a00"/>
+      <w:rFonts w:ascii="Consolas" w:hAnsi="Consolas"/>
+      <w:color w:val="BC7A00"/>
+      <w:sz w:val="22"/>
     </w:rPr>
   </w:style>
   <w:style w:type="character" w:customStyle="1" w:styleId="AttributeTok">
     <w:name w:val="AttributeTok"/>
     <w:basedOn w:val="VerbatimChar"/>
     <w:rPr>
-      <w:color w:val="7d9029"/>
+      <w:rFonts w:ascii="Consolas" w:hAnsi="Consolas"/>
+      <w:color w:val="7D9029"/>
+      <w:sz w:val="22"/>
     </w:rPr>
   </w:style>
   <w:style w:type="character" w:customStyle="1" w:styleId="RegionMarkerTok">
     <w:name w:val="RegionMarkerTok"/>
     <w:basedOn w:val="VerbatimChar"/>
-    <w:rPr/>
+    <w:rPr>
+      <w:rFonts w:ascii="Consolas" w:hAnsi="Consolas"/>
+      <w:sz w:val="22"/>
+    </w:rPr>
   </w:style>
   <w:style w:type="character" w:customStyle="1" w:styleId="InformationTok">
     <w:name w:val="InformationTok"/>
     <w:basedOn w:val="VerbatimChar"/>
     <w:rPr>
-      <w:color w:val="60a0b0"/>
+      <w:rFonts w:ascii="Consolas" w:hAnsi="Consolas"/>
       <w:b/>
       <w:i/>
+      <w:color w:val="60A0B0"/>
+      <w:sz w:val="22"/>
     </w:rPr>
   </w:style>
   <w:style w:type="character" w:customStyle="1" w:styleId="WarningTok">
     <w:name w:val="WarningTok"/>
     <w:basedOn w:val="VerbatimChar"/>
     <w:rPr>
-      <w:color w:val="60a0b0"/>
+      <w:rFonts w:ascii="Consolas" w:hAnsi="Consolas"/>
       <w:b/>
       <w:i/>
+      <w:color w:val="60A0B0"/>
+      <w:sz w:val="22"/>
     </w:rPr>
   </w:style>
   <w:style w:type="character" w:customStyle="1" w:styleId="AlertTok">
     <w:name w:val="AlertTok"/>
     <w:basedOn w:val="VerbatimChar"/>
     <w:rPr>
-      <w:color w:val="ff0000"/>
+      <w:rFonts w:ascii="Consolas" w:hAnsi="Consolas"/>
       <w:b/>
+      <w:color w:val="FF0000"/>
+      <w:sz w:val="22"/>
     </w:rPr>
   </w:style>
   <w:style w:type="character" w:customStyle="1" w:styleId="ErrorTok">
     <w:name w:val="ErrorTok"/>
     <w:basedOn w:val="VerbatimChar"/>
     <w:rPr>
-      <w:color w:val="ff0000"/>
+      <w:rFonts w:ascii="Consolas" w:hAnsi="Consolas"/>
       <w:b/>
+      <w:color w:val="FF0000"/>
+      <w:sz w:val="22"/>
     </w:rPr>
   </w:style>
   <w:style w:type="character" w:customStyle="1" w:styleId="NormalTok">
     <w:name w:val="NormalTok"/>
     <w:basedOn w:val="VerbatimChar"/>
-    <w:rPr/>
+    <w:rPr>
+      <w:rFonts w:ascii="Consolas" w:hAnsi="Consolas"/>
+      <w:sz w:val="22"/>
+    </w:rPr>
   </w:style>
 </w:styles>
 </file>
@@ -5358,6 +6318,7 @@
         </b:NameList>
       </b:Author>
     </b:Author>
+    <b:RefOrder>9</b:RefOrder>
   </b:Source>
   <b:Source>
     <b:Tag>Ref2</b:Tag>
@@ -5388,6 +6349,7 @@
         </b:NameList>
       </b:Author>
     </b:Author>
+    <b:RefOrder>11</b:RefOrder>
   </b:Source>
   <b:Source>
     <b:Tag>Ref3</b:Tag>
@@ -5421,6 +6383,7 @@
         </b:NameList>
       </b:Author>
     </b:Author>
+    <b:RefOrder>3</b:RefOrder>
   </b:Source>
   <b:Source>
     <b:Tag>Ref4</b:Tag>
@@ -5454,6 +6417,7 @@
         </b:NameList>
       </b:Author>
     </b:Author>
+    <b:RefOrder>5</b:RefOrder>
   </b:Source>
   <b:Source>
     <b:Tag>Ref5</b:Tag>
@@ -5487,6 +6451,7 @@
         </b:NameList>
       </b:Author>
     </b:Author>
+    <b:RefOrder>6</b:RefOrder>
   </b:Source>
   <b:Source>
     <b:Tag>Ref6</b:Tag>
@@ -5520,6 +6485,7 @@
         </b:NameList>
       </b:Author>
     </b:Author>
+    <b:RefOrder>4</b:RefOrder>
   </b:Source>
   <b:Source>
     <b:Tag>Ref7</b:Tag>
@@ -5541,6 +6507,7 @@
         </b:NameList>
       </b:Author>
     </b:Author>
+    <b:RefOrder>10</b:RefOrder>
   </b:Source>
   <b:Source>
     <b:Tag>Ref8</b:Tag>
@@ -5593,6 +6560,7 @@
         </b:NameList>
       </b:Author>
     </b:Author>
+    <b:RefOrder>13</b:RefOrder>
   </b:Source>
   <b:Source>
     <b:Tag>Ref9</b:Tag>
@@ -5633,6 +6601,7 @@
         </b:NameList>
       </b:Author>
     </b:Author>
+    <b:RefOrder>20</b:RefOrder>
   </b:Source>
   <b:Source>
     <b:Tag>Ref10</b:Tag>
@@ -5685,6 +6654,7 @@
         </b:NameList>
       </b:Author>
     </b:Author>
+    <b:RefOrder>1</b:RefOrder>
   </b:Source>
   <b:Source>
     <b:Tag>Ref11</b:Tag>
@@ -5737,6 +6707,7 @@
         </b:NameList>
       </b:Author>
     </b:Author>
+    <b:RefOrder>2</b:RefOrder>
   </b:Source>
   <b:Source>
     <b:Tag>Ref12</b:Tag>
@@ -5786,6 +6757,7 @@
         </b:NameList>
       </b:Author>
     </b:Author>
+    <b:RefOrder>14</b:RefOrder>
   </b:Source>
   <b:Source>
     <b:Tag>Ref13</b:Tag>
@@ -5810,6 +6782,7 @@
         </b:NameList>
       </b:Author>
     </b:Author>
+    <b:RefOrder>7</b:RefOrder>
   </b:Source>
   <b:Source>
     <b:Tag>Ref14</b:Tag>
@@ -5841,6 +6814,7 @@
         </b:NameList>
       </b:Author>
     </b:Author>
+    <b:RefOrder>8</b:RefOrder>
   </b:Source>
   <b:Source>
     <b:Tag>Ref15</b:Tag>
@@ -5867,6 +6841,7 @@
         </b:NameList>
       </b:Author>
     </b:Author>
+    <b:RefOrder>15</b:RefOrder>
   </b:Source>
   <b:Source>
     <b:Tag>Ref16</b:Tag>
@@ -5893,6 +6868,7 @@
         </b:NameList>
       </b:Author>
     </b:Author>
+    <b:RefOrder>16</b:RefOrder>
   </b:Source>
   <b:Source>
     <b:Tag>Ref17</b:Tag>
@@ -5919,6 +6895,7 @@
         </b:NameList>
       </b:Author>
     </b:Author>
+    <b:RefOrder>17</b:RefOrder>
   </b:Source>
   <b:Source>
     <b:Tag>Ref18</b:Tag>
@@ -5945,6 +6922,7 @@
         </b:NameList>
       </b:Author>
     </b:Author>
+    <b:RefOrder>18</b:RefOrder>
   </b:Source>
   <b:Source>
     <b:Tag>Ref19</b:Tag>
@@ -5971,6 +6949,7 @@
         </b:NameList>
       </b:Author>
     </b:Author>
+    <b:RefOrder>12</b:RefOrder>
   </b:Source>
   <b:Source>
     <b:Tag>Ref20</b:Tag>
@@ -5988,12 +6967,13 @@
         </b:NameList>
       </b:Author>
     </b:Author>
+    <b:RefOrder>19</b:RefOrder>
   </b:Source>
 </b:Sources>
 </file>
 
 <file path=customXml/itemProps1.xml><?xml version="1.0" encoding="utf-8"?>
-<ds:datastoreItem xmlns:ds="http://schemas.openxmlformats.org/officeDocument/2006/customXml" ds:itemID="{1A936B0C-F75A-406E-A972-715FAD8F1DEF}">
+<ds:datastoreItem xmlns:ds="http://schemas.openxmlformats.org/officeDocument/2006/customXml" ds:itemID="{BAFDED50-6D97-47D2-B057-C1F043E1982F}">
   <ds:schemaRefs>
     <ds:schemaRef ds:uri="http://schemas.openxmlformats.org/officeDocument/2006/bibliography"/>
   </ds:schemaRefs>
